--- a/DOCS/ReportDB2026.docx
+++ b/DOCS/ReportDB2026.docx
@@ -6334,7 +6334,7 @@
         <w:pStyle w:val="ListParagraph"/>
         <w:numPr>
           <w:ilvl w:val="0"/>
-          <w:numId w:val="24"/>
+          <w:numId w:val="3"/>
         </w:numPr>
         <w:spacing w:after="0" w:line="360" w:lineRule="auto"/>
         <w:rPr>
@@ -6354,7 +6354,7 @@
       <w:pPr>
         <w:numPr>
           <w:ilvl w:val="0"/>
-          <w:numId w:val="23"/>
+          <w:numId w:val="2"/>
         </w:numPr>
         <w:spacing w:after="0" w:line="360" w:lineRule="auto"/>
         <w:rPr>
@@ -6364,29 +6364,42 @@
       </w:pPr>
       <w:r>
         <w:rPr>
+          <w:rFonts w:ascii="Times New Roman" w:hAnsi="Times New Roman" w:cs="Times New Roman"/>
           <w:noProof/>
         </w:rPr>
+        <w:t xml:space="preserve">JOIN connects the student, enrollment, course, assignment, and submission tables </w:t>
+      </w:r>
+    </w:p>
+    <w:p>
+      <w:pPr>
+        <w:numPr>
+          <w:ilvl w:val="0"/>
+          <w:numId w:val="2"/>
+        </w:numPr>
+        <w:spacing w:after="0" w:line="360" w:lineRule="auto"/>
+        <w:rPr>
+          <w:rFonts w:ascii="Times New Roman" w:hAnsi="Times New Roman" w:cs="Times New Roman"/>
+          <w:noProof/>
+        </w:rPr>
+      </w:pPr>
+      <w:r>
+        <w:rPr>
+          <w:rFonts w:ascii="Times New Roman" w:hAnsi="Times New Roman" w:cs="Times New Roman"/>
+          <w:noProof/>
+        </w:rPr>
         <w:drawing>
-          <wp:anchor distT="0" distB="0" distL="114300" distR="114300" simplePos="0" relativeHeight="251660288" behindDoc="0" locked="0" layoutInCell="1" allowOverlap="1" wp14:anchorId="3F02DFB4" wp14:editId="5BA5DC17">
+          <wp:anchor distT="0" distB="0" distL="114300" distR="114300" simplePos="0" relativeHeight="251659264" behindDoc="0" locked="0" layoutInCell="1" allowOverlap="1" wp14:anchorId="08319FEF" wp14:editId="1ACC6B7C">
             <wp:simplePos x="0" y="0"/>
-            <wp:positionH relativeFrom="page">
-              <wp:posOffset>3926840</wp:posOffset>
+            <wp:positionH relativeFrom="margin">
+              <wp:align>right</wp:align>
             </wp:positionH>
-            <wp:positionV relativeFrom="margin">
-              <wp:posOffset>1709420</wp:posOffset>
+            <wp:positionV relativeFrom="page">
+              <wp:posOffset>2764155</wp:posOffset>
             </wp:positionV>
-            <wp:extent cx="2948940" cy="1397635"/>
-            <wp:effectExtent l="0" t="0" r="3810" b="0"/>
-            <wp:wrapThrough wrapText="bothSides">
-              <wp:wrapPolygon edited="0">
-                <wp:start x="0" y="0"/>
-                <wp:lineTo x="0" y="21198"/>
-                <wp:lineTo x="21488" y="21198"/>
-                <wp:lineTo x="21488" y="0"/>
-                <wp:lineTo x="0" y="0"/>
-              </wp:wrapPolygon>
-            </wp:wrapThrough>
-            <wp:docPr id="852640324" name="Picture 11"/>
+            <wp:extent cx="3461385" cy="1595755"/>
+            <wp:effectExtent l="0" t="0" r="5715" b="4445"/>
+            <wp:wrapSquare wrapText="bothSides"/>
+            <wp:docPr id="117996595" name="Picture 10"/>
             <wp:cNvGraphicFramePr>
               <a:graphicFrameLocks xmlns:a="http://schemas.openxmlformats.org/drawingml/2006/main" noChangeAspect="1"/>
             </wp:cNvGraphicFramePr>
@@ -6394,11 +6407,11 @@
               <a:graphicData uri="http://schemas.openxmlformats.org/drawingml/2006/picture">
                 <pic:pic xmlns:pic="http://schemas.openxmlformats.org/drawingml/2006/picture">
                   <pic:nvPicPr>
-                    <pic:cNvPr id="852640324" name="Picture 852640324"/>
+                    <pic:cNvPr id="117996595" name="Picture 117996595"/>
                     <pic:cNvPicPr/>
                   </pic:nvPicPr>
                   <pic:blipFill>
-                    <a:blip r:embed="rId9">
+                    <a:blip r:embed="rId9" cstate="print">
                       <a:extLst>
                         <a:ext uri="{28A0092B-C50C-407E-A947-70E740481C1C}">
                           <a14:useLocalDpi xmlns:a14="http://schemas.microsoft.com/office/drawing/2010/main" val="0"/>
@@ -6412,7 +6425,7 @@
                   <pic:spPr>
                     <a:xfrm>
                       <a:off x="0" y="0"/>
-                      <a:ext cx="2948940" cy="1397635"/>
+                      <a:ext cx="3461385" cy="1595755"/>
                     </a:xfrm>
                     <a:prstGeom prst="rect">
                       <a:avLst/>
@@ -6435,14 +6448,14 @@
           <w:rFonts w:ascii="Times New Roman" w:hAnsi="Times New Roman" w:cs="Times New Roman"/>
           <w:noProof/>
         </w:rPr>
-        <w:t xml:space="preserve">JOIN connects the student, enrollment, course, assignment, and submission tables </w:t>
-      </w:r>
-    </w:p>
-    <w:p>
-      <w:pPr>
-        <w:numPr>
-          <w:ilvl w:val="0"/>
-          <w:numId w:val="23"/>
+        <w:t xml:space="preserve">LEFT JOIN identifies assignments without matching submissions </w:t>
+      </w:r>
+    </w:p>
+    <w:p>
+      <w:pPr>
+        <w:numPr>
+          <w:ilvl w:val="0"/>
+          <w:numId w:val="2"/>
         </w:numPr>
         <w:spacing w:after="0" w:line="360" w:lineRule="auto"/>
         <w:rPr>
@@ -6455,15 +6468,11 @@
           <w:rFonts w:ascii="Times New Roman" w:hAnsi="Times New Roman" w:cs="Times New Roman"/>
           <w:noProof/>
         </w:rPr>
-        <w:t xml:space="preserve">LEFT JOIN identifies assignments without matching submissions </w:t>
-      </w:r>
-    </w:p>
-    <w:p>
-      <w:pPr>
-        <w:numPr>
-          <w:ilvl w:val="0"/>
-          <w:numId w:val="23"/>
-        </w:numPr>
+        <w:t xml:space="preserve">WHERE filters for active enrollments only </w:t>
+      </w:r>
+    </w:p>
+    <w:p>
+      <w:pPr>
         <w:spacing w:after="0" w:line="360" w:lineRule="auto"/>
         <w:rPr>
           <w:rFonts w:ascii="Times New Roman" w:hAnsi="Times New Roman" w:cs="Times New Roman"/>
@@ -6475,7 +6484,7 @@
           <w:rFonts w:ascii="Times New Roman" w:hAnsi="Times New Roman" w:cs="Times New Roman"/>
           <w:noProof/>
         </w:rPr>
-        <w:t xml:space="preserve">WHERE filters for active enrollments only </w:t>
+        <w:t>Result: Identifies actively enrolled students with missing assignment submissions.</w:t>
       </w:r>
     </w:p>
     <w:p>
@@ -6491,122 +6500,320 @@
           <w:rFonts w:ascii="Times New Roman" w:hAnsi="Times New Roman" w:cs="Times New Roman"/>
           <w:noProof/>
         </w:rPr>
-        <w:t>Result: Identifies actively enrolled students with missing assignment submissions.</w:t>
-      </w:r>
-    </w:p>
-    <w:p>
-      <w:pPr>
-        <w:spacing w:after="0" w:line="360" w:lineRule="auto"/>
-        <w:rPr>
-          <w:rFonts w:ascii="Times New Roman" w:hAnsi="Times New Roman" w:cs="Times New Roman"/>
+        <w:t>Answer: Donna McIver is missing the Treatment Plan Project Assignment in Abnormal Psychology.</w:t>
+      </w:r>
+    </w:p>
+    <w:p>
+      <w:pPr>
+        <w:spacing w:after="0" w:line="360" w:lineRule="auto"/>
+        <w:rPr>
+          <w:rFonts w:ascii="Times New Roman" w:hAnsi="Times New Roman" w:cs="Times New Roman"/>
+        </w:rPr>
+      </w:pPr>
+    </w:p>
+    <w:p>
+      <w:pPr>
+        <w:pStyle w:val="ListParagraph"/>
+        <w:numPr>
+          <w:ilvl w:val="0"/>
+          <w:numId w:val="3"/>
+        </w:numPr>
+        <w:spacing w:after="0" w:line="360" w:lineRule="auto"/>
+        <w:rPr>
+          <w:rFonts w:ascii="Times New Roman" w:hAnsi="Times New Roman" w:cs="Times New Roman"/>
+        </w:rPr>
+      </w:pPr>
+      <w:r>
+        <w:rPr>
+          <w:rFonts w:ascii="Times New Roman" w:hAnsi="Times New Roman" w:cs="Times New Roman"/>
+        </w:rPr>
+        <w:t xml:space="preserve">Which Instructor teaches the most courses? </w:t>
+      </w:r>
+    </w:p>
+    <w:p>
+      <w:pPr>
+        <w:pStyle w:val="ListParagraph"/>
+        <w:numPr>
+          <w:ilvl w:val="0"/>
+          <w:numId w:val="4"/>
+        </w:numPr>
+        <w:spacing w:after="0" w:line="360" w:lineRule="auto"/>
+        <w:rPr>
+          <w:rFonts w:ascii="Times New Roman" w:hAnsi="Times New Roman" w:cs="Times New Roman"/>
+        </w:rPr>
+      </w:pPr>
+      <w:r>
+        <w:rPr>
           <w:noProof/>
         </w:rPr>
-      </w:pPr>
-      <w:r>
-        <w:rPr>
-          <w:rFonts w:ascii="Times New Roman" w:hAnsi="Times New Roman" w:cs="Times New Roman"/>
+        <w:drawing>
+          <wp:anchor distT="0" distB="0" distL="114300" distR="114300" simplePos="0" relativeHeight="251660288" behindDoc="0" locked="0" layoutInCell="1" allowOverlap="1" wp14:anchorId="3F02DFB4" wp14:editId="047461ED">
+            <wp:simplePos x="0" y="0"/>
+            <wp:positionH relativeFrom="page">
+              <wp:posOffset>3589020</wp:posOffset>
+            </wp:positionH>
+            <wp:positionV relativeFrom="margin">
+              <wp:posOffset>5246370</wp:posOffset>
+            </wp:positionV>
+            <wp:extent cx="3433445" cy="1626870"/>
+            <wp:effectExtent l="0" t="0" r="0" b="0"/>
+            <wp:wrapThrough wrapText="bothSides">
+              <wp:wrapPolygon edited="0">
+                <wp:start x="0" y="0"/>
+                <wp:lineTo x="0" y="21246"/>
+                <wp:lineTo x="21452" y="21246"/>
+                <wp:lineTo x="21452" y="0"/>
+                <wp:lineTo x="0" y="0"/>
+              </wp:wrapPolygon>
+            </wp:wrapThrough>
+            <wp:docPr id="852640324" name="Picture 11"/>
+            <wp:cNvGraphicFramePr>
+              <a:graphicFrameLocks xmlns:a="http://schemas.openxmlformats.org/drawingml/2006/main" noChangeAspect="1"/>
+            </wp:cNvGraphicFramePr>
+            <a:graphic xmlns:a="http://schemas.openxmlformats.org/drawingml/2006/main">
+              <a:graphicData uri="http://schemas.openxmlformats.org/drawingml/2006/picture">
+                <pic:pic xmlns:pic="http://schemas.openxmlformats.org/drawingml/2006/picture">
+                  <pic:nvPicPr>
+                    <pic:cNvPr id="852640324" name="Picture 852640324"/>
+                    <pic:cNvPicPr/>
+                  </pic:nvPicPr>
+                  <pic:blipFill>
+                    <a:blip r:embed="rId10">
+                      <a:extLst>
+                        <a:ext uri="{28A0092B-C50C-407E-A947-70E740481C1C}">
+                          <a14:useLocalDpi xmlns:a14="http://schemas.microsoft.com/office/drawing/2010/main" val="0"/>
+                        </a:ext>
+                      </a:extLst>
+                    </a:blip>
+                    <a:stretch>
+                      <a:fillRect/>
+                    </a:stretch>
+                  </pic:blipFill>
+                  <pic:spPr>
+                    <a:xfrm>
+                      <a:off x="0" y="0"/>
+                      <a:ext cx="3433445" cy="1626870"/>
+                    </a:xfrm>
+                    <a:prstGeom prst="rect">
+                      <a:avLst/>
+                    </a:prstGeom>
+                  </pic:spPr>
+                </pic:pic>
+              </a:graphicData>
+            </a:graphic>
+            <wp14:sizeRelH relativeFrom="margin">
+              <wp14:pctWidth>0</wp14:pctWidth>
+            </wp14:sizeRelH>
+            <wp14:sizeRelV relativeFrom="margin">
+              <wp14:pctHeight>0</wp14:pctHeight>
+            </wp14:sizeRelV>
+          </wp:anchor>
+        </w:drawing>
+      </w:r>
+      <w:r>
+        <w:rPr>
+          <w:rFonts w:ascii="Times New Roman" w:hAnsi="Times New Roman" w:cs="Times New Roman"/>
+        </w:rPr>
+        <w:t xml:space="preserve">JOIN connects the instructor and course tables </w:t>
+      </w:r>
+    </w:p>
+    <w:p>
+      <w:pPr>
+        <w:pStyle w:val="ListParagraph"/>
+        <w:numPr>
+          <w:ilvl w:val="0"/>
+          <w:numId w:val="4"/>
+        </w:numPr>
+        <w:spacing w:after="0" w:line="360" w:lineRule="auto"/>
+        <w:rPr>
+          <w:rFonts w:ascii="Times New Roman" w:hAnsi="Times New Roman" w:cs="Times New Roman"/>
+        </w:rPr>
+      </w:pPr>
+      <w:proofErr w:type="gramStart"/>
+      <w:r>
+        <w:rPr>
+          <w:rFonts w:ascii="Times New Roman" w:hAnsi="Times New Roman" w:cs="Times New Roman"/>
+        </w:rPr>
+        <w:t>COUNT(</w:t>
+      </w:r>
+      <w:proofErr w:type="gramEnd"/>
+      <w:r>
+        <w:rPr>
+          <w:rFonts w:ascii="Times New Roman" w:hAnsi="Times New Roman" w:cs="Times New Roman"/>
+        </w:rPr>
+        <w:t xml:space="preserve">) counts courses taught by each instructor </w:t>
+      </w:r>
+    </w:p>
+    <w:p>
+      <w:pPr>
+        <w:pStyle w:val="ListParagraph"/>
+        <w:numPr>
+          <w:ilvl w:val="0"/>
+          <w:numId w:val="4"/>
+        </w:numPr>
+        <w:spacing w:after="0" w:line="360" w:lineRule="auto"/>
+        <w:rPr>
+          <w:rFonts w:ascii="Times New Roman" w:hAnsi="Times New Roman" w:cs="Times New Roman"/>
+        </w:rPr>
+      </w:pPr>
+      <w:r>
+        <w:rPr>
+          <w:rFonts w:ascii="Times New Roman" w:hAnsi="Times New Roman" w:cs="Times New Roman"/>
+        </w:rPr>
+        <w:t>GROUP BY groups results by instructor</w:t>
+      </w:r>
+    </w:p>
+    <w:p>
+      <w:pPr>
+        <w:pStyle w:val="ListParagraph"/>
+        <w:numPr>
+          <w:ilvl w:val="0"/>
+          <w:numId w:val="4"/>
+        </w:numPr>
+        <w:spacing w:after="0" w:line="360" w:lineRule="auto"/>
+        <w:rPr>
+          <w:rFonts w:ascii="Times New Roman" w:hAnsi="Times New Roman" w:cs="Times New Roman"/>
+        </w:rPr>
+      </w:pPr>
+      <w:r>
+        <w:rPr>
+          <w:rFonts w:ascii="Times New Roman" w:hAnsi="Times New Roman" w:cs="Times New Roman"/>
+        </w:rPr>
+        <w:t xml:space="preserve">ORDER BY </w:t>
+      </w:r>
+      <w:proofErr w:type="gramStart"/>
+      <w:r>
+        <w:rPr>
+          <w:rFonts w:ascii="Times New Roman" w:hAnsi="Times New Roman" w:cs="Times New Roman"/>
+        </w:rPr>
+        <w:t>sorts</w:t>
+      </w:r>
+      <w:proofErr w:type="gramEnd"/>
+      <w:r>
+        <w:rPr>
+          <w:rFonts w:ascii="Times New Roman" w:hAnsi="Times New Roman" w:cs="Times New Roman"/>
+        </w:rPr>
+        <w:t xml:space="preserve"> instructors from highest to lowest course count </w:t>
+      </w:r>
+    </w:p>
+    <w:p>
+      <w:pPr>
+        <w:pStyle w:val="ListParagraph"/>
+        <w:numPr>
+          <w:ilvl w:val="0"/>
+          <w:numId w:val="4"/>
+        </w:numPr>
+        <w:spacing w:after="0" w:line="360" w:lineRule="auto"/>
+        <w:rPr>
+          <w:rFonts w:ascii="Times New Roman" w:hAnsi="Times New Roman" w:cs="Times New Roman"/>
+        </w:rPr>
+      </w:pPr>
+      <w:r>
+        <w:rPr>
+          <w:rFonts w:ascii="Times New Roman" w:hAnsi="Times New Roman" w:cs="Times New Roman"/>
+        </w:rPr>
+        <w:t xml:space="preserve">LIMIT 1 returns only the top result </w:t>
+      </w:r>
+    </w:p>
+    <w:p>
+      <w:pPr>
+        <w:pStyle w:val="ListParagraph"/>
+        <w:spacing w:after="0" w:line="360" w:lineRule="auto"/>
+        <w:rPr>
+          <w:rFonts w:ascii="Times New Roman" w:hAnsi="Times New Roman" w:cs="Times New Roman"/>
+        </w:rPr>
+      </w:pPr>
+      <w:r>
+        <w:rPr>
+          <w:rFonts w:ascii="Times New Roman" w:hAnsi="Times New Roman" w:cs="Times New Roman"/>
+        </w:rPr>
+        <w:t>Result: Identifies the instructor teaching the highest number of courses.</w:t>
+      </w:r>
+    </w:p>
+    <w:p>
+      <w:pPr>
+        <w:pStyle w:val="ListParagraph"/>
+        <w:spacing w:after="0" w:line="360" w:lineRule="auto"/>
+        <w:rPr>
+          <w:rFonts w:ascii="Times New Roman" w:hAnsi="Times New Roman" w:cs="Times New Roman"/>
+        </w:rPr>
+      </w:pPr>
+      <w:r>
+        <w:rPr>
+          <w:rFonts w:ascii="Times New Roman" w:hAnsi="Times New Roman" w:cs="Times New Roman"/>
+        </w:rPr>
+        <w:t>Answer: Dr. Astrid Garrett.</w:t>
+      </w:r>
+    </w:p>
+    <w:p>
+      <w:pPr>
+        <w:pStyle w:val="ListParagraph"/>
+        <w:spacing w:after="0" w:line="360" w:lineRule="auto"/>
+        <w:rPr>
+          <w:rFonts w:ascii="Times New Roman" w:hAnsi="Times New Roman" w:cs="Times New Roman"/>
+        </w:rPr>
+      </w:pPr>
+    </w:p>
+    <w:p>
+      <w:pPr>
+        <w:numPr>
+          <w:ilvl w:val="0"/>
+          <w:numId w:val="5"/>
+        </w:numPr>
+        <w:spacing w:after="0" w:line="360" w:lineRule="auto"/>
+        <w:rPr>
+          <w:rFonts w:ascii="Times New Roman" w:hAnsi="Times New Roman" w:cs="Times New Roman"/>
+        </w:rPr>
+      </w:pPr>
+      <w:r>
+        <w:rPr>
+          <w:rFonts w:ascii="Times New Roman" w:hAnsi="Times New Roman" w:cs="Times New Roman"/>
+        </w:rPr>
+        <w:lastRenderedPageBreak/>
+        <w:t xml:space="preserve">Which active undergraduate students are enrolled in Database Systems? </w:t>
+      </w:r>
+    </w:p>
+    <w:p>
+      <w:pPr>
+        <w:numPr>
+          <w:ilvl w:val="0"/>
+          <w:numId w:val="6"/>
+        </w:numPr>
+        <w:spacing w:after="0" w:line="360" w:lineRule="auto"/>
+        <w:rPr>
+          <w:rFonts w:ascii="Times New Roman" w:hAnsi="Times New Roman" w:cs="Times New Roman"/>
+        </w:rPr>
+      </w:pPr>
+      <w:r>
+        <w:rPr>
+          <w:rFonts w:ascii="Times New Roman" w:hAnsi="Times New Roman" w:cs="Times New Roman"/>
+        </w:rPr>
+        <w:t xml:space="preserve">JOIN connects the student, enrollment, and course tables </w:t>
+      </w:r>
+    </w:p>
+    <w:p>
+      <w:pPr>
+        <w:numPr>
+          <w:ilvl w:val="0"/>
+          <w:numId w:val="6"/>
+        </w:numPr>
+        <w:spacing w:after="0" w:line="360" w:lineRule="auto"/>
+        <w:rPr>
+          <w:rFonts w:ascii="Times New Roman" w:hAnsi="Times New Roman" w:cs="Times New Roman"/>
+        </w:rPr>
+      </w:pPr>
+      <w:r>
+        <w:rPr>
           <w:noProof/>
         </w:rPr>
-        <w:t>Answer: Donna McIver is missing the Treatment Plan Project Assignment in Abnormal Psychology.</w:t>
-      </w:r>
-    </w:p>
-    <w:p>
-      <w:pPr>
-        <w:spacing w:after="0" w:line="360" w:lineRule="auto"/>
-        <w:rPr>
-          <w:rFonts w:ascii="Times New Roman" w:hAnsi="Times New Roman" w:cs="Times New Roman"/>
-        </w:rPr>
-      </w:pPr>
-    </w:p>
-    <w:p>
-      <w:pPr>
-        <w:pStyle w:val="ListParagraph"/>
-        <w:numPr>
-          <w:ilvl w:val="0"/>
-          <w:numId w:val="24"/>
-        </w:numPr>
-        <w:spacing w:after="0" w:line="360" w:lineRule="auto"/>
-        <w:rPr>
-          <w:rFonts w:ascii="Times New Roman" w:hAnsi="Times New Roman" w:cs="Times New Roman"/>
-        </w:rPr>
-      </w:pPr>
-      <w:r>
-        <w:rPr>
-          <w:rFonts w:ascii="Times New Roman" w:hAnsi="Times New Roman" w:cs="Times New Roman"/>
-        </w:rPr>
-        <w:t xml:space="preserve">Which Instructor teaches the most courses? </w:t>
-      </w:r>
-    </w:p>
-    <w:p>
-      <w:pPr>
-        <w:pStyle w:val="ListParagraph"/>
-        <w:numPr>
-          <w:ilvl w:val="0"/>
-          <w:numId w:val="27"/>
-        </w:numPr>
-        <w:spacing w:after="0" w:line="360" w:lineRule="auto"/>
-        <w:rPr>
-          <w:rFonts w:ascii="Times New Roman" w:hAnsi="Times New Roman" w:cs="Times New Roman"/>
-        </w:rPr>
-      </w:pPr>
-      <w:r>
-        <w:rPr>
-          <w:rFonts w:ascii="Times New Roman" w:hAnsi="Times New Roman" w:cs="Times New Roman"/>
-        </w:rPr>
-        <w:t xml:space="preserve">JOIN connects the instructor and course tables </w:t>
-      </w:r>
-    </w:p>
-    <w:p>
-      <w:pPr>
-        <w:pStyle w:val="ListParagraph"/>
-        <w:numPr>
-          <w:ilvl w:val="0"/>
-          <w:numId w:val="27"/>
-        </w:numPr>
-        <w:spacing w:after="0" w:line="360" w:lineRule="auto"/>
-        <w:rPr>
-          <w:rFonts w:ascii="Times New Roman" w:hAnsi="Times New Roman" w:cs="Times New Roman"/>
-        </w:rPr>
-      </w:pPr>
-      <w:proofErr w:type="gramStart"/>
-      <w:r>
-        <w:rPr>
-          <w:rFonts w:ascii="Times New Roman" w:hAnsi="Times New Roman" w:cs="Times New Roman"/>
-        </w:rPr>
-        <w:t>COUNT(</w:t>
-      </w:r>
-      <w:proofErr w:type="gramEnd"/>
-      <w:r>
-        <w:rPr>
-          <w:rFonts w:ascii="Times New Roman" w:hAnsi="Times New Roman" w:cs="Times New Roman"/>
-        </w:rPr>
-        <w:t xml:space="preserve">) counts courses taught by each instructor </w:t>
-      </w:r>
-    </w:p>
-    <w:p>
-      <w:pPr>
-        <w:pStyle w:val="ListParagraph"/>
-        <w:numPr>
-          <w:ilvl w:val="0"/>
-          <w:numId w:val="27"/>
-        </w:numPr>
-        <w:spacing w:after="0" w:line="360" w:lineRule="auto"/>
-        <w:rPr>
-          <w:rFonts w:ascii="Times New Roman" w:hAnsi="Times New Roman" w:cs="Times New Roman"/>
-        </w:rPr>
-      </w:pPr>
-      <w:r>
-        <w:rPr>
-          <w:noProof/>
-        </w:rPr>
         <w:drawing>
-          <wp:anchor distT="0" distB="0" distL="114300" distR="114300" simplePos="0" relativeHeight="251661312" behindDoc="0" locked="0" layoutInCell="1" allowOverlap="1" wp14:anchorId="3B4DD6B7" wp14:editId="362A5A1A">
+          <wp:anchor distT="0" distB="0" distL="114300" distR="114300" simplePos="0" relativeHeight="251661312" behindDoc="0" locked="0" layoutInCell="1" allowOverlap="1" wp14:anchorId="3B4DD6B7" wp14:editId="507D16B8">
             <wp:simplePos x="0" y="0"/>
             <wp:positionH relativeFrom="margin">
-              <wp:posOffset>2519301</wp:posOffset>
+              <wp:align>right</wp:align>
             </wp:positionH>
             <wp:positionV relativeFrom="page">
-              <wp:posOffset>5789106</wp:posOffset>
+              <wp:posOffset>827554</wp:posOffset>
             </wp:positionV>
             <wp:extent cx="3712845" cy="1727835"/>
             <wp:effectExtent l="0" t="0" r="1905" b="5715"/>
@@ -6631,7 +6838,7 @@
                     <pic:cNvPicPr/>
                   </pic:nvPicPr>
                   <pic:blipFill>
-                    <a:blip r:embed="rId10" cstate="print">
+                    <a:blip r:embed="rId11" cstate="print">
                       <a:extLst>
                         <a:ext uri="{28A0092B-C50C-407E-A947-70E740481C1C}">
                           <a14:useLocalDpi xmlns:a14="http://schemas.microsoft.com/office/drawing/2010/main" val="0"/>
@@ -6667,40 +6874,76 @@
         <w:rPr>
           <w:rFonts w:ascii="Times New Roman" w:hAnsi="Times New Roman" w:cs="Times New Roman"/>
         </w:rPr>
-        <w:t>GROUP BY groups results by instructor</w:t>
-      </w:r>
+        <w:t xml:space="preserve">WHERE filters for Database Systems, undergraduate students, and active enrollments </w:t>
+      </w:r>
+    </w:p>
+    <w:p>
+      <w:pPr>
+        <w:spacing w:after="0" w:line="360" w:lineRule="auto"/>
+        <w:ind w:left="360"/>
+        <w:rPr>
+          <w:rFonts w:ascii="Times New Roman" w:hAnsi="Times New Roman" w:cs="Times New Roman"/>
+        </w:rPr>
+      </w:pPr>
+      <w:r>
+        <w:rPr>
+          <w:rFonts w:ascii="Times New Roman" w:hAnsi="Times New Roman" w:cs="Times New Roman"/>
+        </w:rPr>
+        <w:t>Result: Identifies active undergraduate students enrolled in Database Systems.</w:t>
+      </w:r>
+    </w:p>
+    <w:p>
+      <w:pPr>
+        <w:spacing w:after="0" w:line="360" w:lineRule="auto"/>
+        <w:ind w:left="360"/>
+        <w:rPr>
+          <w:rFonts w:ascii="Times New Roman" w:hAnsi="Times New Roman" w:cs="Times New Roman"/>
+        </w:rPr>
+      </w:pPr>
+      <w:r>
+        <w:rPr>
+          <w:rFonts w:ascii="Times New Roman" w:hAnsi="Times New Roman" w:cs="Times New Roman"/>
+        </w:rPr>
+        <w:t xml:space="preserve">Answer: Reid Lyon, Connor White, </w:t>
+      </w:r>
+      <w:r>
+        <w:rPr>
+          <w:rFonts w:ascii="Times New Roman" w:hAnsi="Times New Roman" w:cs="Times New Roman"/>
+        </w:rPr>
+        <w:t xml:space="preserve">and </w:t>
+      </w:r>
+      <w:r>
+        <w:rPr>
+          <w:rFonts w:ascii="Times New Roman" w:hAnsi="Times New Roman" w:cs="Times New Roman"/>
+        </w:rPr>
+        <w:t>Marcus Small.</w:t>
+      </w:r>
+    </w:p>
+    <w:p>
+      <w:pPr>
+        <w:spacing w:after="0" w:line="360" w:lineRule="auto"/>
+        <w:rPr>
+          <w:rFonts w:ascii="Times New Roman" w:hAnsi="Times New Roman" w:cs="Times New Roman"/>
+        </w:rPr>
+      </w:pPr>
     </w:p>
     <w:p>
       <w:pPr>
         <w:pStyle w:val="ListParagraph"/>
         <w:numPr>
           <w:ilvl w:val="0"/>
-          <w:numId w:val="27"/>
-        </w:numPr>
-        <w:spacing w:after="0" w:line="360" w:lineRule="auto"/>
-        <w:rPr>
-          <w:rFonts w:ascii="Times New Roman" w:hAnsi="Times New Roman" w:cs="Times New Roman"/>
-        </w:rPr>
-      </w:pPr>
-      <w:r>
-        <w:rPr>
-          <w:rFonts w:ascii="Times New Roman" w:hAnsi="Times New Roman" w:cs="Times New Roman"/>
-        </w:rPr>
-        <w:t xml:space="preserve">ORDER BY </w:t>
-      </w:r>
-      <w:proofErr w:type="gramStart"/>
-      <w:r>
-        <w:rPr>
-          <w:rFonts w:ascii="Times New Roman" w:hAnsi="Times New Roman" w:cs="Times New Roman"/>
-        </w:rPr>
-        <w:t>sorts</w:t>
-      </w:r>
-      <w:proofErr w:type="gramEnd"/>
-      <w:r>
-        <w:rPr>
-          <w:rFonts w:ascii="Times New Roman" w:hAnsi="Times New Roman" w:cs="Times New Roman"/>
-        </w:rPr>
-        <w:t xml:space="preserve"> instructors from highest to lowest course count </w:t>
+          <w:numId w:val="7"/>
+        </w:numPr>
+        <w:spacing w:after="0" w:line="360" w:lineRule="auto"/>
+        <w:rPr>
+          <w:rFonts w:ascii="Times New Roman" w:hAnsi="Times New Roman" w:cs="Times New Roman"/>
+        </w:rPr>
+      </w:pPr>
+      <w:r>
+        <w:rPr>
+          <w:rFonts w:ascii="Times New Roman" w:hAnsi="Times New Roman" w:cs="Times New Roman"/>
+        </w:rPr>
+        <w:t xml:space="preserve">Which students have an average grade below 75%? </w:t>
       </w:r>
     </w:p>
     <w:p>
@@ -6708,101 +6951,26 @@
         <w:pStyle w:val="ListParagraph"/>
         <w:numPr>
           <w:ilvl w:val="0"/>
-          <w:numId w:val="27"/>
-        </w:numPr>
-        <w:spacing w:after="0" w:line="360" w:lineRule="auto"/>
-        <w:rPr>
-          <w:rFonts w:ascii="Times New Roman" w:hAnsi="Times New Roman" w:cs="Times New Roman"/>
-        </w:rPr>
-      </w:pPr>
-      <w:r>
-        <w:rPr>
-          <w:rFonts w:ascii="Times New Roman" w:hAnsi="Times New Roman" w:cs="Times New Roman"/>
-        </w:rPr>
-        <w:t xml:space="preserve">LIMIT 1 returns only the top result </w:t>
+          <w:numId w:val="8"/>
+        </w:numPr>
+        <w:spacing w:after="0" w:line="360" w:lineRule="auto"/>
+        <w:rPr>
+          <w:rFonts w:ascii="Times New Roman" w:hAnsi="Times New Roman" w:cs="Times New Roman"/>
+        </w:rPr>
+      </w:pPr>
+      <w:r>
+        <w:rPr>
+          <w:rFonts w:ascii="Times New Roman" w:hAnsi="Times New Roman" w:cs="Times New Roman"/>
+        </w:rPr>
+        <w:t xml:space="preserve">LEFT JOIN connects the student, submission, and grade tables </w:t>
       </w:r>
     </w:p>
     <w:p>
       <w:pPr>
         <w:pStyle w:val="ListParagraph"/>
-        <w:spacing w:after="0" w:line="360" w:lineRule="auto"/>
-        <w:rPr>
-          <w:rFonts w:ascii="Times New Roman" w:hAnsi="Times New Roman" w:cs="Times New Roman"/>
-        </w:rPr>
-      </w:pPr>
-      <w:r>
-        <w:rPr>
-          <w:rFonts w:ascii="Times New Roman" w:hAnsi="Times New Roman" w:cs="Times New Roman"/>
-        </w:rPr>
-        <w:t>Result: Identifies the instructor teaching the highest number of courses.</w:t>
-      </w:r>
-    </w:p>
-    <w:p>
-      <w:pPr>
-        <w:pStyle w:val="ListParagraph"/>
-        <w:spacing w:after="0" w:line="360" w:lineRule="auto"/>
-        <w:rPr>
-          <w:rFonts w:ascii="Times New Roman" w:hAnsi="Times New Roman" w:cs="Times New Roman"/>
-        </w:rPr>
-      </w:pPr>
-      <w:r>
-        <w:rPr>
-          <w:rFonts w:ascii="Times New Roman" w:hAnsi="Times New Roman" w:cs="Times New Roman"/>
-        </w:rPr>
-        <w:t>Answer: Dr. Astrid Garrett.</w:t>
-      </w:r>
-    </w:p>
-    <w:p>
-      <w:pPr>
-        <w:pStyle w:val="ListParagraph"/>
-        <w:spacing w:after="0" w:line="360" w:lineRule="auto"/>
-        <w:rPr>
-          <w:rFonts w:ascii="Times New Roman" w:hAnsi="Times New Roman" w:cs="Times New Roman"/>
-        </w:rPr>
-      </w:pPr>
-    </w:p>
-    <w:p>
-      <w:pPr>
-        <w:numPr>
-          <w:ilvl w:val="0"/>
-          <w:numId w:val="28"/>
-        </w:numPr>
-        <w:spacing w:after="0" w:line="360" w:lineRule="auto"/>
-        <w:rPr>
-          <w:rFonts w:ascii="Times New Roman" w:hAnsi="Times New Roman" w:cs="Times New Roman"/>
-        </w:rPr>
-      </w:pPr>
-      <w:r>
-        <w:rPr>
-          <w:rFonts w:ascii="Times New Roman" w:hAnsi="Times New Roman" w:cs="Times New Roman"/>
-        </w:rPr>
-        <w:lastRenderedPageBreak/>
-        <w:t xml:space="preserve">Which active undergraduate students are enrolled in Database Systems? </w:t>
-      </w:r>
-    </w:p>
-    <w:p>
-      <w:pPr>
-        <w:numPr>
-          <w:ilvl w:val="0"/>
-          <w:numId w:val="29"/>
-        </w:numPr>
-        <w:spacing w:after="0" w:line="360" w:lineRule="auto"/>
-        <w:rPr>
-          <w:rFonts w:ascii="Times New Roman" w:hAnsi="Times New Roman" w:cs="Times New Roman"/>
-        </w:rPr>
-      </w:pPr>
-      <w:r>
-        <w:rPr>
-          <w:rFonts w:ascii="Times New Roman" w:hAnsi="Times New Roman" w:cs="Times New Roman"/>
-        </w:rPr>
-        <w:t xml:space="preserve">JOIN connects the student, enrollment, and course tables </w:t>
-      </w:r>
-    </w:p>
-    <w:p>
-      <w:pPr>
-        <w:numPr>
-          <w:ilvl w:val="0"/>
-          <w:numId w:val="29"/>
+        <w:numPr>
+          <w:ilvl w:val="0"/>
+          <w:numId w:val="8"/>
         </w:numPr>
         <w:spacing w:after="0" w:line="360" w:lineRule="auto"/>
         <w:rPr>
@@ -6815,18 +6983,26 @@
           <w:noProof/>
         </w:rPr>
         <w:drawing>
-          <wp:anchor distT="0" distB="0" distL="114300" distR="114300" simplePos="0" relativeHeight="251659264" behindDoc="0" locked="0" layoutInCell="1" allowOverlap="1" wp14:anchorId="08319FEF" wp14:editId="365A3682">
+          <wp:anchor distT="0" distB="0" distL="114300" distR="114300" simplePos="0" relativeHeight="251662336" behindDoc="0" locked="0" layoutInCell="1" allowOverlap="1" wp14:anchorId="7BC30E86" wp14:editId="1F9AE43A">
             <wp:simplePos x="0" y="0"/>
-            <wp:positionH relativeFrom="margin">
-              <wp:posOffset>2810970</wp:posOffset>
+            <wp:positionH relativeFrom="column">
+              <wp:posOffset>1992536</wp:posOffset>
             </wp:positionH>
             <wp:positionV relativeFrom="page">
-              <wp:posOffset>1539442</wp:posOffset>
+              <wp:posOffset>5018689</wp:posOffset>
             </wp:positionV>
-            <wp:extent cx="3461385" cy="1595755"/>
-            <wp:effectExtent l="0" t="0" r="5715" b="4445"/>
-            <wp:wrapSquare wrapText="bothSides"/>
-            <wp:docPr id="117996595" name="Picture 10"/>
+            <wp:extent cx="4133850" cy="1711960"/>
+            <wp:effectExtent l="0" t="0" r="0" b="2540"/>
+            <wp:wrapThrough wrapText="bothSides">
+              <wp:wrapPolygon edited="0">
+                <wp:start x="0" y="0"/>
+                <wp:lineTo x="0" y="21392"/>
+                <wp:lineTo x="21500" y="21392"/>
+                <wp:lineTo x="21500" y="0"/>
+                <wp:lineTo x="0" y="0"/>
+              </wp:wrapPolygon>
+            </wp:wrapThrough>
+            <wp:docPr id="785914509" name="Picture 54"/>
             <wp:cNvGraphicFramePr>
               <a:graphicFrameLocks xmlns:a="http://schemas.openxmlformats.org/drawingml/2006/main" noChangeAspect="1"/>
             </wp:cNvGraphicFramePr>
@@ -6834,11 +7010,11 @@
               <a:graphicData uri="http://schemas.openxmlformats.org/drawingml/2006/picture">
                 <pic:pic xmlns:pic="http://schemas.openxmlformats.org/drawingml/2006/picture">
                   <pic:nvPicPr>
-                    <pic:cNvPr id="117996595" name="Picture 117996595"/>
+                    <pic:cNvPr id="785914509" name="Picture 785914509"/>
                     <pic:cNvPicPr/>
                   </pic:nvPicPr>
                   <pic:blipFill>
-                    <a:blip r:embed="rId11" cstate="print">
+                    <a:blip r:embed="rId12">
                       <a:extLst>
                         <a:ext uri="{28A0092B-C50C-407E-A947-70E740481C1C}">
                           <a14:useLocalDpi xmlns:a14="http://schemas.microsoft.com/office/drawing/2010/main" val="0"/>
@@ -6852,7 +7028,7 @@
                   <pic:spPr>
                     <a:xfrm>
                       <a:off x="0" y="0"/>
-                      <a:ext cx="3461385" cy="1595755"/>
+                      <a:ext cx="4133850" cy="1711960"/>
                     </a:xfrm>
                     <a:prstGeom prst="rect">
                       <a:avLst/>
@@ -6861,89 +7037,49 @@
                 </pic:pic>
               </a:graphicData>
             </a:graphic>
-            <wp14:sizeRelH relativeFrom="margin">
-              <wp14:pctWidth>0</wp14:pctWidth>
-            </wp14:sizeRelH>
-            <wp14:sizeRelV relativeFrom="margin">
-              <wp14:pctHeight>0</wp14:pctHeight>
-            </wp14:sizeRelV>
           </wp:anchor>
         </w:drawing>
       </w:r>
-      <w:r>
-        <w:rPr>
-          <w:rFonts w:ascii="Times New Roman" w:hAnsi="Times New Roman" w:cs="Times New Roman"/>
-        </w:rPr>
-        <w:t xml:space="preserve">WHERE filters for Database Systems, undergraduate students, and active enrollments </w:t>
-      </w:r>
-    </w:p>
-    <w:p>
-      <w:pPr>
-        <w:spacing w:after="0" w:line="360" w:lineRule="auto"/>
-        <w:ind w:left="360"/>
-        <w:rPr>
-          <w:rFonts w:ascii="Times New Roman" w:hAnsi="Times New Roman" w:cs="Times New Roman"/>
-        </w:rPr>
-      </w:pPr>
-      <w:r>
-        <w:rPr>
-          <w:rFonts w:ascii="Times New Roman" w:hAnsi="Times New Roman" w:cs="Times New Roman"/>
-        </w:rPr>
-        <w:t>Result: Identifies active undergraduate students enrolled in Database Systems.</w:t>
-      </w:r>
-    </w:p>
-    <w:p>
-      <w:pPr>
-        <w:spacing w:after="0" w:line="360" w:lineRule="auto"/>
-        <w:ind w:left="360"/>
-        <w:rPr>
-          <w:rFonts w:ascii="Times New Roman" w:hAnsi="Times New Roman" w:cs="Times New Roman"/>
-        </w:rPr>
-      </w:pPr>
-      <w:r>
-        <w:rPr>
-          <w:rFonts w:ascii="Times New Roman" w:hAnsi="Times New Roman" w:cs="Times New Roman"/>
-        </w:rPr>
-        <w:t xml:space="preserve">Answer: Reid Lyon, Connor White, </w:t>
-      </w:r>
-      <w:r>
-        <w:rPr>
-          <w:rFonts w:ascii="Times New Roman" w:hAnsi="Times New Roman" w:cs="Times New Roman"/>
-        </w:rPr>
-        <w:t xml:space="preserve">and </w:t>
-      </w:r>
-      <w:r>
-        <w:rPr>
-          <w:rFonts w:ascii="Times New Roman" w:hAnsi="Times New Roman" w:cs="Times New Roman"/>
-        </w:rPr>
-        <w:t>Marcus Small.</w:t>
-      </w:r>
-    </w:p>
-    <w:p>
-      <w:pPr>
-        <w:spacing w:after="0" w:line="360" w:lineRule="auto"/>
-        <w:rPr>
-          <w:rFonts w:ascii="Times New Roman" w:hAnsi="Times New Roman" w:cs="Times New Roman"/>
-        </w:rPr>
-      </w:pPr>
+      <w:proofErr w:type="gramStart"/>
+      <w:r>
+        <w:rPr>
+          <w:rFonts w:ascii="Times New Roman" w:hAnsi="Times New Roman" w:cs="Times New Roman"/>
+        </w:rPr>
+        <w:t>AVG(</w:t>
+      </w:r>
+      <w:proofErr w:type="gramEnd"/>
+      <w:r>
+        <w:rPr>
+          <w:rFonts w:ascii="Times New Roman" w:hAnsi="Times New Roman" w:cs="Times New Roman"/>
+        </w:rPr>
+        <w:t xml:space="preserve">) calculates average grade percentages </w:t>
+      </w:r>
     </w:p>
     <w:p>
       <w:pPr>
         <w:pStyle w:val="ListParagraph"/>
         <w:numPr>
           <w:ilvl w:val="0"/>
-          <w:numId w:val="32"/>
-        </w:numPr>
-        <w:spacing w:after="0" w:line="360" w:lineRule="auto"/>
-        <w:rPr>
-          <w:rFonts w:ascii="Times New Roman" w:hAnsi="Times New Roman" w:cs="Times New Roman"/>
-        </w:rPr>
-      </w:pPr>
-      <w:r>
-        <w:rPr>
-          <w:rFonts w:ascii="Times New Roman" w:hAnsi="Times New Roman" w:cs="Times New Roman"/>
-        </w:rPr>
-        <w:t xml:space="preserve">Which students have an average grade below 75%? </w:t>
+          <w:numId w:val="8"/>
+        </w:numPr>
+        <w:spacing w:after="0" w:line="360" w:lineRule="auto"/>
+        <w:rPr>
+          <w:rFonts w:ascii="Times New Roman" w:hAnsi="Times New Roman" w:cs="Times New Roman"/>
+        </w:rPr>
+      </w:pPr>
+      <w:proofErr w:type="gramStart"/>
+      <w:r>
+        <w:rPr>
+          <w:rFonts w:ascii="Times New Roman" w:hAnsi="Times New Roman" w:cs="Times New Roman"/>
+        </w:rPr>
+        <w:t>COALESCE(</w:t>
+      </w:r>
+      <w:proofErr w:type="gramEnd"/>
+      <w:r>
+        <w:rPr>
+          <w:rFonts w:ascii="Times New Roman" w:hAnsi="Times New Roman" w:cs="Times New Roman"/>
+        </w:rPr>
+        <w:t xml:space="preserve">) replaces missing grades with 0 </w:t>
       </w:r>
     </w:p>
     <w:p>
@@ -6951,18 +7087,18 @@
         <w:pStyle w:val="ListParagraph"/>
         <w:numPr>
           <w:ilvl w:val="0"/>
-          <w:numId w:val="33"/>
-        </w:numPr>
-        <w:spacing w:after="0" w:line="360" w:lineRule="auto"/>
-        <w:rPr>
-          <w:rFonts w:ascii="Times New Roman" w:hAnsi="Times New Roman" w:cs="Times New Roman"/>
-        </w:rPr>
-      </w:pPr>
-      <w:r>
-        <w:rPr>
-          <w:rFonts w:ascii="Times New Roman" w:hAnsi="Times New Roman" w:cs="Times New Roman"/>
-        </w:rPr>
-        <w:t xml:space="preserve">LEFT JOIN connects the student, submission, and grade tables </w:t>
+          <w:numId w:val="8"/>
+        </w:numPr>
+        <w:spacing w:after="0" w:line="360" w:lineRule="auto"/>
+        <w:rPr>
+          <w:rFonts w:ascii="Times New Roman" w:hAnsi="Times New Roman" w:cs="Times New Roman"/>
+        </w:rPr>
+      </w:pPr>
+      <w:r>
+        <w:rPr>
+          <w:rFonts w:ascii="Times New Roman" w:hAnsi="Times New Roman" w:cs="Times New Roman"/>
+        </w:rPr>
+        <w:t xml:space="preserve">GROUP BY groups results by student </w:t>
       </w:r>
     </w:p>
     <w:p>
@@ -6970,34 +7106,79 @@
         <w:pStyle w:val="ListParagraph"/>
         <w:numPr>
           <w:ilvl w:val="0"/>
-          <w:numId w:val="33"/>
-        </w:numPr>
-        <w:spacing w:after="0" w:line="360" w:lineRule="auto"/>
-        <w:rPr>
-          <w:rFonts w:ascii="Times New Roman" w:hAnsi="Times New Roman" w:cs="Times New Roman"/>
-        </w:rPr>
-      </w:pPr>
+          <w:numId w:val="8"/>
+        </w:numPr>
+        <w:spacing w:after="0" w:line="360" w:lineRule="auto"/>
+        <w:rPr>
+          <w:rFonts w:ascii="Times New Roman" w:hAnsi="Times New Roman" w:cs="Times New Roman"/>
+        </w:rPr>
+      </w:pPr>
+      <w:r>
+        <w:rPr>
+          <w:rFonts w:ascii="Times New Roman" w:hAnsi="Times New Roman" w:cs="Times New Roman"/>
+        </w:rPr>
+        <w:t xml:space="preserve">HAVING </w:t>
+      </w:r>
       <w:proofErr w:type="gramStart"/>
       <w:r>
         <w:rPr>
           <w:rFonts w:ascii="Times New Roman" w:hAnsi="Times New Roman" w:cs="Times New Roman"/>
         </w:rPr>
-        <w:t>AVG(</w:t>
+        <w:t>filters averages</w:t>
       </w:r>
       <w:proofErr w:type="gramEnd"/>
       <w:r>
         <w:rPr>
           <w:rFonts w:ascii="Times New Roman" w:hAnsi="Times New Roman" w:cs="Times New Roman"/>
         </w:rPr>
-        <w:t xml:space="preserve">) calculates average grade percentages </w:t>
+        <w:t xml:space="preserve"> below 75% </w:t>
       </w:r>
     </w:p>
     <w:p>
       <w:pPr>
         <w:pStyle w:val="ListParagraph"/>
-        <w:numPr>
-          <w:ilvl w:val="0"/>
-          <w:numId w:val="33"/>
+        <w:spacing w:after="0" w:line="360" w:lineRule="auto"/>
+        <w:rPr>
+          <w:rFonts w:ascii="Times New Roman" w:hAnsi="Times New Roman" w:cs="Times New Roman"/>
+        </w:rPr>
+      </w:pPr>
+      <w:r>
+        <w:rPr>
+          <w:rFonts w:ascii="Times New Roman" w:hAnsi="Times New Roman" w:cs="Times New Roman"/>
+        </w:rPr>
+        <w:t>Result: Identifies students with low overall grade averages.</w:t>
+      </w:r>
+    </w:p>
+    <w:p>
+      <w:pPr>
+        <w:pStyle w:val="ListParagraph"/>
+        <w:spacing w:after="0" w:line="360" w:lineRule="auto"/>
+        <w:rPr>
+          <w:rFonts w:ascii="Times New Roman" w:hAnsi="Times New Roman" w:cs="Times New Roman"/>
+        </w:rPr>
+      </w:pPr>
+      <w:r>
+        <w:rPr>
+          <w:rFonts w:ascii="Times New Roman" w:hAnsi="Times New Roman" w:cs="Times New Roman"/>
+        </w:rPr>
+        <w:t>Answer: Chloe Bennett and Tessa Cole have averages below 75% due to missing assignments.</w:t>
+      </w:r>
+    </w:p>
+    <w:p>
+      <w:pPr>
+        <w:pStyle w:val="ListParagraph"/>
+        <w:spacing w:after="0" w:line="360" w:lineRule="auto"/>
+        <w:rPr>
+          <w:rFonts w:ascii="Times New Roman" w:hAnsi="Times New Roman" w:cs="Times New Roman"/>
+        </w:rPr>
+      </w:pPr>
+    </w:p>
+    <w:p>
+      <w:pPr>
+        <w:pStyle w:val="ListParagraph"/>
+        <w:numPr>
+          <w:ilvl w:val="0"/>
+          <w:numId w:val="9"/>
         </w:numPr>
         <w:spacing w:after="0" w:line="360" w:lineRule="auto"/>
         <w:rPr>
@@ -7010,13 +7191,13 @@
           <w:noProof/>
         </w:rPr>
         <w:drawing>
-          <wp:anchor distT="0" distB="0" distL="114300" distR="114300" simplePos="0" relativeHeight="251663360" behindDoc="0" locked="0" layoutInCell="1" allowOverlap="1" wp14:anchorId="02BE10A6" wp14:editId="4AF9E85B">
+          <wp:anchor distT="0" distB="0" distL="114300" distR="114300" simplePos="0" relativeHeight="251663360" behindDoc="0" locked="0" layoutInCell="1" allowOverlap="1" wp14:anchorId="02BE10A6" wp14:editId="0C431DBD">
             <wp:simplePos x="0" y="0"/>
-            <wp:positionH relativeFrom="column">
-              <wp:posOffset>2295471</wp:posOffset>
+            <wp:positionH relativeFrom="margin">
+              <wp:posOffset>2332990</wp:posOffset>
             </wp:positionH>
             <wp:positionV relativeFrom="page">
-              <wp:posOffset>3852477</wp:posOffset>
+              <wp:posOffset>8024495</wp:posOffset>
             </wp:positionV>
             <wp:extent cx="4095115" cy="1798955"/>
             <wp:effectExtent l="0" t="0" r="635" b="0"/>
@@ -7043,7 +7224,7 @@
                     </pic:cNvPicPr>
                   </pic:nvPicPr>
                   <pic:blipFill>
-                    <a:blip r:embed="rId12">
+                    <a:blip r:embed="rId13">
                       <a:extLst>
                         <a:ext uri="{28A0092B-C50C-407E-A947-70E740481C1C}">
                           <a14:useLocalDpi xmlns:a14="http://schemas.microsoft.com/office/drawing/2010/main" val="0"/>
@@ -7080,19 +7261,11 @@
           </wp:anchor>
         </w:drawing>
       </w:r>
-      <w:proofErr w:type="gramStart"/>
-      <w:r>
-        <w:rPr>
-          <w:rFonts w:ascii="Times New Roman" w:hAnsi="Times New Roman" w:cs="Times New Roman"/>
-        </w:rPr>
-        <w:t>COALESCE(</w:t>
-      </w:r>
-      <w:proofErr w:type="gramEnd"/>
-      <w:r>
-        <w:rPr>
-          <w:rFonts w:ascii="Times New Roman" w:hAnsi="Times New Roman" w:cs="Times New Roman"/>
-        </w:rPr>
-        <w:t xml:space="preserve">) replaces missing grades with 0 </w:t>
+      <w:r>
+        <w:rPr>
+          <w:rFonts w:ascii="Times New Roman" w:hAnsi="Times New Roman" w:cs="Times New Roman"/>
+        </w:rPr>
+        <w:t xml:space="preserve">Which courses have dropped students? </w:t>
       </w:r>
     </w:p>
     <w:p>
@@ -7100,18 +7273,19 @@
         <w:pStyle w:val="ListParagraph"/>
         <w:numPr>
           <w:ilvl w:val="0"/>
-          <w:numId w:val="33"/>
-        </w:numPr>
-        <w:spacing w:after="0" w:line="360" w:lineRule="auto"/>
-        <w:rPr>
-          <w:rFonts w:ascii="Times New Roman" w:hAnsi="Times New Roman" w:cs="Times New Roman"/>
-        </w:rPr>
-      </w:pPr>
-      <w:r>
-        <w:rPr>
-          <w:rFonts w:ascii="Times New Roman" w:hAnsi="Times New Roman" w:cs="Times New Roman"/>
-        </w:rPr>
-        <w:t xml:space="preserve">GROUP BY groups results by student </w:t>
+          <w:numId w:val="10"/>
+        </w:numPr>
+        <w:spacing w:after="0" w:line="360" w:lineRule="auto"/>
+        <w:rPr>
+          <w:rFonts w:ascii="Times New Roman" w:hAnsi="Times New Roman" w:cs="Times New Roman"/>
+        </w:rPr>
+      </w:pPr>
+      <w:r>
+        <w:rPr>
+          <w:rFonts w:ascii="Times New Roman" w:hAnsi="Times New Roman" w:cs="Times New Roman"/>
+        </w:rPr>
+        <w:lastRenderedPageBreak/>
+        <w:t xml:space="preserve">JOIN connects the course, enrollment, and student tables </w:t>
       </w:r>
     </w:p>
     <w:p>
@@ -7119,47 +7293,37 @@
         <w:pStyle w:val="ListParagraph"/>
         <w:numPr>
           <w:ilvl w:val="0"/>
-          <w:numId w:val="33"/>
-        </w:numPr>
-        <w:spacing w:after="0" w:line="360" w:lineRule="auto"/>
-        <w:rPr>
-          <w:rFonts w:ascii="Times New Roman" w:hAnsi="Times New Roman" w:cs="Times New Roman"/>
-        </w:rPr>
-      </w:pPr>
-      <w:r>
-        <w:rPr>
-          <w:rFonts w:ascii="Times New Roman" w:hAnsi="Times New Roman" w:cs="Times New Roman"/>
-        </w:rPr>
-        <w:t xml:space="preserve">HAVING </w:t>
-      </w:r>
-      <w:proofErr w:type="gramStart"/>
-      <w:r>
-        <w:rPr>
-          <w:rFonts w:ascii="Times New Roman" w:hAnsi="Times New Roman" w:cs="Times New Roman"/>
-        </w:rPr>
-        <w:t>filters averages</w:t>
-      </w:r>
-      <w:proofErr w:type="gramEnd"/>
-      <w:r>
-        <w:rPr>
-          <w:rFonts w:ascii="Times New Roman" w:hAnsi="Times New Roman" w:cs="Times New Roman"/>
-        </w:rPr>
-        <w:t xml:space="preserve"> below 75% </w:t>
+          <w:numId w:val="10"/>
+        </w:numPr>
+        <w:spacing w:after="0" w:line="360" w:lineRule="auto"/>
+        <w:rPr>
+          <w:rFonts w:ascii="Times New Roman" w:hAnsi="Times New Roman" w:cs="Times New Roman"/>
+        </w:rPr>
+      </w:pPr>
+      <w:r>
+        <w:rPr>
+          <w:rFonts w:ascii="Times New Roman" w:hAnsi="Times New Roman" w:cs="Times New Roman"/>
+        </w:rPr>
+        <w:t xml:space="preserve">WHERE filters for dropped enrollment statuses </w:t>
       </w:r>
     </w:p>
     <w:p>
       <w:pPr>
         <w:pStyle w:val="ListParagraph"/>
-        <w:spacing w:after="0" w:line="360" w:lineRule="auto"/>
-        <w:rPr>
-          <w:rFonts w:ascii="Times New Roman" w:hAnsi="Times New Roman" w:cs="Times New Roman"/>
-        </w:rPr>
-      </w:pPr>
-      <w:r>
-        <w:rPr>
-          <w:rFonts w:ascii="Times New Roman" w:hAnsi="Times New Roman" w:cs="Times New Roman"/>
-        </w:rPr>
-        <w:t>Result: Identifies students with low overall grade averages.</w:t>
+        <w:numPr>
+          <w:ilvl w:val="0"/>
+          <w:numId w:val="10"/>
+        </w:numPr>
+        <w:spacing w:after="0" w:line="360" w:lineRule="auto"/>
+        <w:rPr>
+          <w:rFonts w:ascii="Times New Roman" w:hAnsi="Times New Roman" w:cs="Times New Roman"/>
+        </w:rPr>
+      </w:pPr>
+      <w:r>
+        <w:rPr>
+          <w:rFonts w:ascii="Times New Roman" w:hAnsi="Times New Roman" w:cs="Times New Roman"/>
+        </w:rPr>
+        <w:t xml:space="preserve">ORDER BY sorts by course and student last name </w:t>
       </w:r>
     </w:p>
     <w:p>
@@ -7174,7 +7338,7 @@
         <w:rPr>
           <w:rFonts w:ascii="Times New Roman" w:hAnsi="Times New Roman" w:cs="Times New Roman"/>
         </w:rPr>
-        <w:t>Answer: Chloe Bennett and Tessa Cole have averages below 75% due to missing assignments.</w:t>
+        <w:t>Result: Identifies courses containing dropped enrollments.</w:t>
       </w:r>
     </w:p>
     <w:p>
@@ -7185,43 +7349,39 @@
           <w:rFonts w:ascii="Times New Roman" w:hAnsi="Times New Roman" w:cs="Times New Roman"/>
         </w:rPr>
       </w:pPr>
+      <w:r>
+        <w:rPr>
+          <w:rFonts w:ascii="Times New Roman" w:hAnsi="Times New Roman" w:cs="Times New Roman"/>
+        </w:rPr>
+        <w:t>Answer: PSY101, GFINA625, and HIST110 have dropped students.</w:t>
+      </w:r>
     </w:p>
     <w:p>
       <w:pPr>
         <w:pStyle w:val="ListParagraph"/>
-        <w:numPr>
-          <w:ilvl w:val="0"/>
-          <w:numId w:val="34"/>
-        </w:numPr>
-        <w:spacing w:after="0" w:line="360" w:lineRule="auto"/>
-        <w:rPr>
-          <w:rFonts w:ascii="Times New Roman" w:hAnsi="Times New Roman" w:cs="Times New Roman"/>
-        </w:rPr>
-      </w:pPr>
-      <w:r>
-        <w:rPr>
-          <w:rFonts w:ascii="Times New Roman" w:hAnsi="Times New Roman" w:cs="Times New Roman"/>
-        </w:rPr>
-        <w:t xml:space="preserve">Which courses have dropped students? </w:t>
-      </w:r>
+        <w:spacing w:after="0" w:line="360" w:lineRule="auto"/>
+        <w:rPr>
+          <w:rFonts w:ascii="Times New Roman" w:hAnsi="Times New Roman" w:cs="Times New Roman"/>
+        </w:rPr>
+      </w:pPr>
     </w:p>
     <w:p>
       <w:pPr>
         <w:pStyle w:val="ListParagraph"/>
         <w:numPr>
           <w:ilvl w:val="0"/>
-          <w:numId w:val="35"/>
-        </w:numPr>
-        <w:spacing w:after="0" w:line="360" w:lineRule="auto"/>
-        <w:rPr>
-          <w:rFonts w:ascii="Times New Roman" w:hAnsi="Times New Roman" w:cs="Times New Roman"/>
-        </w:rPr>
-      </w:pPr>
-      <w:r>
-        <w:rPr>
-          <w:rFonts w:ascii="Times New Roman" w:hAnsi="Times New Roman" w:cs="Times New Roman"/>
-        </w:rPr>
-        <w:t xml:space="preserve">JOIN connects the course, enrollment, and student tables </w:t>
+          <w:numId w:val="11"/>
+        </w:numPr>
+        <w:spacing w:after="0" w:line="360" w:lineRule="auto"/>
+        <w:rPr>
+          <w:rFonts w:ascii="Times New Roman" w:hAnsi="Times New Roman" w:cs="Times New Roman"/>
+        </w:rPr>
+      </w:pPr>
+      <w:r>
+        <w:rPr>
+          <w:rFonts w:ascii="Times New Roman" w:hAnsi="Times New Roman" w:cs="Times New Roman"/>
+        </w:rPr>
+        <w:t xml:space="preserve">Which students earned an A in graduate finance courses? </w:t>
       </w:r>
     </w:p>
     <w:p>
@@ -7229,81 +7389,18 @@
         <w:pStyle w:val="ListParagraph"/>
         <w:numPr>
           <w:ilvl w:val="0"/>
-          <w:numId w:val="35"/>
-        </w:numPr>
-        <w:spacing w:after="0" w:line="360" w:lineRule="auto"/>
-        <w:rPr>
-          <w:rFonts w:ascii="Times New Roman" w:hAnsi="Times New Roman" w:cs="Times New Roman"/>
-        </w:rPr>
-      </w:pPr>
-      <w:r>
-        <w:rPr>
-          <w:rFonts w:ascii="Times New Roman" w:hAnsi="Times New Roman" w:cs="Times New Roman"/>
-          <w:noProof/>
-        </w:rPr>
-        <w:drawing>
-          <wp:anchor distT="0" distB="0" distL="114300" distR="114300" simplePos="0" relativeHeight="251662336" behindDoc="0" locked="0" layoutInCell="1" allowOverlap="1" wp14:anchorId="7BC30E86" wp14:editId="04078634">
-            <wp:simplePos x="0" y="0"/>
-            <wp:positionH relativeFrom="column">
-              <wp:posOffset>2353162</wp:posOffset>
-            </wp:positionH>
-            <wp:positionV relativeFrom="page">
-              <wp:posOffset>8064081</wp:posOffset>
-            </wp:positionV>
-            <wp:extent cx="4133850" cy="1711960"/>
-            <wp:effectExtent l="0" t="0" r="0" b="2540"/>
-            <wp:wrapThrough wrapText="bothSides">
-              <wp:wrapPolygon edited="0">
-                <wp:start x="0" y="0"/>
-                <wp:lineTo x="0" y="21392"/>
-                <wp:lineTo x="21500" y="21392"/>
-                <wp:lineTo x="21500" y="0"/>
-                <wp:lineTo x="0" y="0"/>
-              </wp:wrapPolygon>
-            </wp:wrapThrough>
-            <wp:docPr id="785914509" name="Picture 54"/>
-            <wp:cNvGraphicFramePr>
-              <a:graphicFrameLocks xmlns:a="http://schemas.openxmlformats.org/drawingml/2006/main" noChangeAspect="1"/>
-            </wp:cNvGraphicFramePr>
-            <a:graphic xmlns:a="http://schemas.openxmlformats.org/drawingml/2006/main">
-              <a:graphicData uri="http://schemas.openxmlformats.org/drawingml/2006/picture">
-                <pic:pic xmlns:pic="http://schemas.openxmlformats.org/drawingml/2006/picture">
-                  <pic:nvPicPr>
-                    <pic:cNvPr id="785914509" name="Picture 785914509"/>
-                    <pic:cNvPicPr/>
-                  </pic:nvPicPr>
-                  <pic:blipFill>
-                    <a:blip r:embed="rId13">
-                      <a:extLst>
-                        <a:ext uri="{28A0092B-C50C-407E-A947-70E740481C1C}">
-                          <a14:useLocalDpi xmlns:a14="http://schemas.microsoft.com/office/drawing/2010/main" val="0"/>
-                        </a:ext>
-                      </a:extLst>
-                    </a:blip>
-                    <a:stretch>
-                      <a:fillRect/>
-                    </a:stretch>
-                  </pic:blipFill>
-                  <pic:spPr>
-                    <a:xfrm>
-                      <a:off x="0" y="0"/>
-                      <a:ext cx="4133850" cy="1711960"/>
-                    </a:xfrm>
-                    <a:prstGeom prst="rect">
-                      <a:avLst/>
-                    </a:prstGeom>
-                  </pic:spPr>
-                </pic:pic>
-              </a:graphicData>
-            </a:graphic>
-          </wp:anchor>
-        </w:drawing>
-      </w:r>
-      <w:r>
-        <w:rPr>
-          <w:rFonts w:ascii="Times New Roman" w:hAnsi="Times New Roman" w:cs="Times New Roman"/>
-        </w:rPr>
-        <w:t xml:space="preserve">WHERE filters for dropped enrollment statuses </w:t>
+          <w:numId w:val="12"/>
+        </w:numPr>
+        <w:spacing w:after="0" w:line="360" w:lineRule="auto"/>
+        <w:rPr>
+          <w:rFonts w:ascii="Times New Roman" w:hAnsi="Times New Roman" w:cs="Times New Roman"/>
+        </w:rPr>
+      </w:pPr>
+      <w:r>
+        <w:rPr>
+          <w:rFonts w:ascii="Times New Roman" w:hAnsi="Times New Roman" w:cs="Times New Roman"/>
+        </w:rPr>
+        <w:t xml:space="preserve">JOIN connects the student, submission, grade, assignment, and course tables </w:t>
       </w:r>
     </w:p>
     <w:p>
@@ -7311,104 +7408,7 @@
         <w:pStyle w:val="ListParagraph"/>
         <w:numPr>
           <w:ilvl w:val="0"/>
-          <w:numId w:val="35"/>
-        </w:numPr>
-        <w:spacing w:after="0" w:line="360" w:lineRule="auto"/>
-        <w:rPr>
-          <w:rFonts w:ascii="Times New Roman" w:hAnsi="Times New Roman" w:cs="Times New Roman"/>
-        </w:rPr>
-      </w:pPr>
-      <w:r>
-        <w:rPr>
-          <w:rFonts w:ascii="Times New Roman" w:hAnsi="Times New Roman" w:cs="Times New Roman"/>
-        </w:rPr>
-        <w:lastRenderedPageBreak/>
-        <w:t xml:space="preserve">ORDER BY sorts by course and student last name </w:t>
-      </w:r>
-    </w:p>
-    <w:p>
-      <w:pPr>
-        <w:pStyle w:val="ListParagraph"/>
-        <w:spacing w:after="0" w:line="360" w:lineRule="auto"/>
-        <w:rPr>
-          <w:rFonts w:ascii="Times New Roman" w:hAnsi="Times New Roman" w:cs="Times New Roman"/>
-        </w:rPr>
-      </w:pPr>
-      <w:r>
-        <w:rPr>
-          <w:rFonts w:ascii="Times New Roman" w:hAnsi="Times New Roman" w:cs="Times New Roman"/>
-        </w:rPr>
-        <w:t>Result: Identifies courses containing dropped enrollments.</w:t>
-      </w:r>
-    </w:p>
-    <w:p>
-      <w:pPr>
-        <w:pStyle w:val="ListParagraph"/>
-        <w:spacing w:after="0" w:line="360" w:lineRule="auto"/>
-        <w:rPr>
-          <w:rFonts w:ascii="Times New Roman" w:hAnsi="Times New Roman" w:cs="Times New Roman"/>
-        </w:rPr>
-      </w:pPr>
-      <w:r>
-        <w:rPr>
-          <w:rFonts w:ascii="Times New Roman" w:hAnsi="Times New Roman" w:cs="Times New Roman"/>
-        </w:rPr>
-        <w:t>Answer: PSY101, GFINA625, and HIST110 have dropped students.</w:t>
-      </w:r>
-    </w:p>
-    <w:p>
-      <w:pPr>
-        <w:pStyle w:val="ListParagraph"/>
-        <w:spacing w:after="0" w:line="360" w:lineRule="auto"/>
-        <w:rPr>
-          <w:rFonts w:ascii="Times New Roman" w:hAnsi="Times New Roman" w:cs="Times New Roman"/>
-        </w:rPr>
-      </w:pPr>
-    </w:p>
-    <w:p>
-      <w:pPr>
-        <w:pStyle w:val="ListParagraph"/>
-        <w:numPr>
-          <w:ilvl w:val="0"/>
-          <w:numId w:val="36"/>
-        </w:numPr>
-        <w:spacing w:after="0" w:line="360" w:lineRule="auto"/>
-        <w:rPr>
-          <w:rFonts w:ascii="Times New Roman" w:hAnsi="Times New Roman" w:cs="Times New Roman"/>
-        </w:rPr>
-      </w:pPr>
-      <w:r>
-        <w:rPr>
-          <w:rFonts w:ascii="Times New Roman" w:hAnsi="Times New Roman" w:cs="Times New Roman"/>
-        </w:rPr>
-        <w:t xml:space="preserve">Which students earned an A in graduate finance courses? </w:t>
-      </w:r>
-    </w:p>
-    <w:p>
-      <w:pPr>
-        <w:pStyle w:val="ListParagraph"/>
-        <w:numPr>
-          <w:ilvl w:val="0"/>
-          <w:numId w:val="37"/>
-        </w:numPr>
-        <w:spacing w:after="0" w:line="360" w:lineRule="auto"/>
-        <w:rPr>
-          <w:rFonts w:ascii="Times New Roman" w:hAnsi="Times New Roman" w:cs="Times New Roman"/>
-        </w:rPr>
-      </w:pPr>
-      <w:r>
-        <w:rPr>
-          <w:rFonts w:ascii="Times New Roman" w:hAnsi="Times New Roman" w:cs="Times New Roman"/>
-        </w:rPr>
-        <w:t xml:space="preserve">JOIN connects the student, submission, grade, assignment, and course tables </w:t>
-      </w:r>
-    </w:p>
-    <w:p>
-      <w:pPr>
-        <w:pStyle w:val="ListParagraph"/>
-        <w:numPr>
-          <w:ilvl w:val="0"/>
-          <w:numId w:val="37"/>
+          <w:numId w:val="12"/>
         </w:numPr>
         <w:spacing w:after="0" w:line="360" w:lineRule="auto"/>
         <w:rPr>
@@ -7551,7 +7551,7 @@
         <w:pStyle w:val="ListParagraph"/>
         <w:numPr>
           <w:ilvl w:val="0"/>
-          <w:numId w:val="38"/>
+          <w:numId w:val="13"/>
         </w:numPr>
         <w:spacing w:after="0" w:line="360" w:lineRule="auto"/>
         <w:rPr>
@@ -7570,7 +7570,7 @@
         <w:pStyle w:val="ListParagraph"/>
         <w:numPr>
           <w:ilvl w:val="0"/>
-          <w:numId w:val="39"/>
+          <w:numId w:val="14"/>
         </w:numPr>
         <w:spacing w:after="0" w:line="360" w:lineRule="auto"/>
         <w:rPr>
@@ -7589,7 +7589,7 @@
         <w:pStyle w:val="ListParagraph"/>
         <w:numPr>
           <w:ilvl w:val="0"/>
-          <w:numId w:val="39"/>
+          <w:numId w:val="14"/>
         </w:numPr>
         <w:spacing w:after="0" w:line="360" w:lineRule="auto"/>
         <w:rPr>
@@ -7616,7 +7616,7 @@
         <w:pStyle w:val="ListParagraph"/>
         <w:numPr>
           <w:ilvl w:val="0"/>
-          <w:numId w:val="39"/>
+          <w:numId w:val="14"/>
         </w:numPr>
         <w:spacing w:after="0" w:line="360" w:lineRule="auto"/>
         <w:rPr>
@@ -7711,7 +7711,7 @@
         <w:pStyle w:val="ListParagraph"/>
         <w:numPr>
           <w:ilvl w:val="0"/>
-          <w:numId w:val="39"/>
+          <w:numId w:val="14"/>
         </w:numPr>
         <w:spacing w:after="0" w:line="360" w:lineRule="auto"/>
         <w:rPr>
@@ -7730,7 +7730,7 @@
         <w:pStyle w:val="ListParagraph"/>
         <w:numPr>
           <w:ilvl w:val="0"/>
-          <w:numId w:val="39"/>
+          <w:numId w:val="14"/>
         </w:numPr>
         <w:spacing w:after="0" w:line="360" w:lineRule="auto"/>
         <w:rPr>
@@ -7771,6 +7771,7 @@
         <w:rPr>
           <w:rFonts w:ascii="Times New Roman" w:hAnsi="Times New Roman" w:cs="Times New Roman"/>
         </w:rPr>
+        <w:lastRenderedPageBreak/>
         <w:t xml:space="preserve">Answer: Historical Methods Essay, DNA Sequencing Analysis, Healthcare Systems Analysis, </w:t>
       </w:r>
       <w:proofErr w:type="spellStart"/>
@@ -7802,7 +7803,7 @@
         <w:pStyle w:val="ListParagraph"/>
         <w:numPr>
           <w:ilvl w:val="0"/>
-          <w:numId w:val="40"/>
+          <w:numId w:val="15"/>
         </w:numPr>
         <w:spacing w:after="0" w:line="360" w:lineRule="auto"/>
         <w:rPr>
@@ -7821,7 +7822,7 @@
         <w:pStyle w:val="ListParagraph"/>
         <w:numPr>
           <w:ilvl w:val="0"/>
-          <w:numId w:val="41"/>
+          <w:numId w:val="16"/>
         </w:numPr>
         <w:spacing w:after="0" w:line="360" w:lineRule="auto"/>
         <w:rPr>
@@ -7840,7 +7841,7 @@
         <w:pStyle w:val="ListParagraph"/>
         <w:numPr>
           <w:ilvl w:val="0"/>
-          <w:numId w:val="41"/>
+          <w:numId w:val="16"/>
         </w:numPr>
         <w:spacing w:after="0" w:line="360" w:lineRule="auto"/>
         <w:rPr>
@@ -7943,7 +7944,7 @@
         <w:pStyle w:val="ListParagraph"/>
         <w:numPr>
           <w:ilvl w:val="0"/>
-          <w:numId w:val="41"/>
+          <w:numId w:val="16"/>
         </w:numPr>
         <w:spacing w:after="0" w:line="360" w:lineRule="auto"/>
         <w:rPr>
@@ -7962,7 +7963,7 @@
         <w:pStyle w:val="ListParagraph"/>
         <w:numPr>
           <w:ilvl w:val="0"/>
-          <w:numId w:val="41"/>
+          <w:numId w:val="16"/>
         </w:numPr>
         <w:spacing w:after="0" w:line="360" w:lineRule="auto"/>
         <w:rPr>
@@ -8028,7 +8029,7 @@
       <w:pPr>
         <w:numPr>
           <w:ilvl w:val="0"/>
-          <w:numId w:val="42"/>
+          <w:numId w:val="17"/>
         </w:numPr>
         <w:spacing w:after="0" w:line="360" w:lineRule="auto"/>
         <w:rPr>
@@ -8050,7 +8051,7 @@
       <w:pPr>
         <w:numPr>
           <w:ilvl w:val="0"/>
-          <w:numId w:val="43"/>
+          <w:numId w:val="18"/>
         </w:numPr>
         <w:spacing w:after="0" w:line="360" w:lineRule="auto"/>
         <w:rPr>
@@ -8072,7 +8073,7 @@
       <w:pPr>
         <w:numPr>
           <w:ilvl w:val="0"/>
-          <w:numId w:val="43"/>
+          <w:numId w:val="18"/>
         </w:numPr>
         <w:spacing w:after="0" w:line="360" w:lineRule="auto"/>
         <w:rPr>
@@ -8087,13 +8088,13 @@
           <w:noProof/>
         </w:rPr>
         <w:drawing>
-          <wp:anchor distT="0" distB="0" distL="114300" distR="114300" simplePos="0" relativeHeight="251667456" behindDoc="0" locked="0" layoutInCell="1" allowOverlap="1" wp14:anchorId="53A3AD41" wp14:editId="230F1910">
+          <wp:anchor distT="0" distB="0" distL="114300" distR="114300" simplePos="0" relativeHeight="251667456" behindDoc="0" locked="0" layoutInCell="1" allowOverlap="1" wp14:anchorId="53A3AD41" wp14:editId="013FDF06">
             <wp:simplePos x="0" y="0"/>
             <wp:positionH relativeFrom="column">
-              <wp:posOffset>2206071</wp:posOffset>
+              <wp:posOffset>2273935</wp:posOffset>
             </wp:positionH>
             <wp:positionV relativeFrom="page">
-              <wp:posOffset>5130557</wp:posOffset>
+              <wp:posOffset>5917565</wp:posOffset>
             </wp:positionV>
             <wp:extent cx="3957955" cy="1729105"/>
             <wp:effectExtent l="0" t="0" r="4445" b="4445"/>
@@ -8170,7 +8171,7 @@
       <w:pPr>
         <w:numPr>
           <w:ilvl w:val="0"/>
-          <w:numId w:val="43"/>
+          <w:numId w:val="18"/>
         </w:numPr>
         <w:spacing w:after="0" w:line="360" w:lineRule="auto"/>
         <w:rPr>
@@ -8237,7 +8238,7 @@
       <w:pPr>
         <w:numPr>
           <w:ilvl w:val="0"/>
-          <w:numId w:val="44"/>
+          <w:numId w:val="19"/>
         </w:numPr>
         <w:spacing w:after="0" w:line="360" w:lineRule="auto"/>
         <w:rPr>
@@ -8259,7 +8260,7 @@
       <w:pPr>
         <w:numPr>
           <w:ilvl w:val="0"/>
-          <w:numId w:val="45"/>
+          <w:numId w:val="20"/>
         </w:numPr>
         <w:spacing w:after="0" w:line="360" w:lineRule="auto"/>
         <w:rPr>
@@ -8281,7 +8282,7 @@
       <w:pPr>
         <w:numPr>
           <w:ilvl w:val="0"/>
-          <w:numId w:val="45"/>
+          <w:numId w:val="20"/>
         </w:numPr>
         <w:spacing w:after="0" w:line="360" w:lineRule="auto"/>
         <w:rPr>
@@ -8297,6 +8298,7 @@
           <w:kern w:val="0"/>
           <w14:ligatures w14:val="none"/>
         </w:rPr>
+        <w:lastRenderedPageBreak/>
         <w:t>SUM(</w:t>
       </w:r>
       <w:proofErr w:type="gramEnd"/>
@@ -8313,7 +8315,7 @@
       <w:pPr>
         <w:numPr>
           <w:ilvl w:val="0"/>
-          <w:numId w:val="45"/>
+          <w:numId w:val="20"/>
         </w:numPr>
         <w:spacing w:after="0" w:line="360" w:lineRule="auto"/>
         <w:rPr>
@@ -8345,7 +8347,7 @@
       <w:pPr>
         <w:numPr>
           <w:ilvl w:val="0"/>
-          <w:numId w:val="45"/>
+          <w:numId w:val="20"/>
         </w:numPr>
         <w:spacing w:after="0" w:line="360" w:lineRule="auto"/>
         <w:rPr>
@@ -8359,7 +8361,6 @@
           <w:rFonts w:ascii="Times New Roman" w:hAnsi="Times New Roman" w:cs="Times New Roman"/>
           <w:noProof/>
         </w:rPr>
-        <w:lastRenderedPageBreak/>
         <w:drawing>
           <wp:anchor distT="0" distB="0" distL="114300" distR="114300" simplePos="0" relativeHeight="251668480" behindDoc="0" locked="0" layoutInCell="1" allowOverlap="1" wp14:anchorId="435A671F" wp14:editId="792420C6">
             <wp:simplePos x="0" y="0"/>
@@ -8472,7 +8473,7 @@
       <w:pPr>
         <w:numPr>
           <w:ilvl w:val="0"/>
-          <w:numId w:val="45"/>
+          <w:numId w:val="20"/>
         </w:numPr>
         <w:spacing w:after="0" w:line="360" w:lineRule="auto"/>
         <w:rPr>
@@ -8512,7 +8513,7 @@
       <w:pPr>
         <w:numPr>
           <w:ilvl w:val="0"/>
-          <w:numId w:val="45"/>
+          <w:numId w:val="20"/>
         </w:numPr>
         <w:spacing w:after="0" w:line="360" w:lineRule="auto"/>
         <w:rPr>
@@ -8598,7 +8599,7 @@
       <w:pPr>
         <w:numPr>
           <w:ilvl w:val="0"/>
-          <w:numId w:val="46"/>
+          <w:numId w:val="21"/>
         </w:numPr>
         <w:spacing w:after="0" w:line="360" w:lineRule="auto"/>
         <w:rPr>
@@ -8620,7 +8621,7 @@
       <w:pPr>
         <w:numPr>
           <w:ilvl w:val="0"/>
-          <w:numId w:val="47"/>
+          <w:numId w:val="22"/>
         </w:numPr>
         <w:spacing w:after="0" w:line="360" w:lineRule="auto"/>
         <w:rPr>
@@ -8642,7 +8643,7 @@
       <w:pPr>
         <w:numPr>
           <w:ilvl w:val="0"/>
-          <w:numId w:val="47"/>
+          <w:numId w:val="22"/>
         </w:numPr>
         <w:spacing w:after="0" w:line="360" w:lineRule="auto"/>
         <w:rPr>
@@ -8674,7 +8675,7 @@
       <w:pPr>
         <w:numPr>
           <w:ilvl w:val="0"/>
-          <w:numId w:val="47"/>
+          <w:numId w:val="22"/>
         </w:numPr>
         <w:spacing w:after="0" w:line="360" w:lineRule="auto"/>
         <w:rPr>
@@ -8804,7 +8805,7 @@
       <w:pPr>
         <w:numPr>
           <w:ilvl w:val="0"/>
-          <w:numId w:val="47"/>
+          <w:numId w:val="22"/>
         </w:numPr>
         <w:spacing w:after="0" w:line="360" w:lineRule="auto"/>
         <w:rPr>
@@ -8872,7 +8873,7 @@
       <w:pPr>
         <w:numPr>
           <w:ilvl w:val="0"/>
-          <w:numId w:val="48"/>
+          <w:numId w:val="23"/>
         </w:numPr>
         <w:spacing w:after="0" w:line="360" w:lineRule="auto"/>
         <w:rPr>
@@ -8894,7 +8895,7 @@
       <w:pPr>
         <w:numPr>
           <w:ilvl w:val="0"/>
-          <w:numId w:val="49"/>
+          <w:numId w:val="24"/>
         </w:numPr>
         <w:spacing w:after="0" w:line="360" w:lineRule="auto"/>
         <w:rPr>
@@ -8910,6 +8911,7 @@
           <w:kern w:val="0"/>
           <w14:ligatures w14:val="none"/>
         </w:rPr>
+        <w:lastRenderedPageBreak/>
         <w:drawing>
           <wp:anchor distT="0" distB="0" distL="114300" distR="114300" simplePos="0" relativeHeight="251670528" behindDoc="0" locked="0" layoutInCell="1" allowOverlap="1" wp14:anchorId="5176D03C" wp14:editId="58C5092E">
             <wp:simplePos x="0" y="0"/>
@@ -8994,7 +8996,7 @@
       <w:pPr>
         <w:numPr>
           <w:ilvl w:val="0"/>
-          <w:numId w:val="49"/>
+          <w:numId w:val="24"/>
         </w:numPr>
         <w:spacing w:after="0" w:line="360" w:lineRule="auto"/>
         <w:rPr>
@@ -9026,22 +9028,21 @@
       <w:pPr>
         <w:numPr>
           <w:ilvl w:val="0"/>
-          <w:numId w:val="49"/>
-        </w:numPr>
-        <w:spacing w:after="0" w:line="360" w:lineRule="auto"/>
-        <w:rPr>
-          <w:rFonts w:ascii="Times New Roman" w:eastAsia="Times New Roman" w:hAnsi="Times New Roman" w:cs="Times New Roman"/>
-          <w:kern w:val="0"/>
-          <w14:ligatures w14:val="none"/>
-        </w:rPr>
-      </w:pPr>
-      <w:r>
-        <w:rPr>
-          <w:rFonts w:ascii="Times New Roman" w:eastAsia="Times New Roman" w:hAnsi="Times New Roman" w:cs="Times New Roman"/>
-          <w:kern w:val="0"/>
-          <w14:ligatures w14:val="none"/>
-        </w:rPr>
-        <w:lastRenderedPageBreak/>
+          <w:numId w:val="24"/>
+        </w:numPr>
+        <w:spacing w:after="0" w:line="360" w:lineRule="auto"/>
+        <w:rPr>
+          <w:rFonts w:ascii="Times New Roman" w:eastAsia="Times New Roman" w:hAnsi="Times New Roman" w:cs="Times New Roman"/>
+          <w:kern w:val="0"/>
+          <w14:ligatures w14:val="none"/>
+        </w:rPr>
+      </w:pPr>
+      <w:r>
+        <w:rPr>
+          <w:rFonts w:ascii="Times New Roman" w:eastAsia="Times New Roman" w:hAnsi="Times New Roman" w:cs="Times New Roman"/>
+          <w:kern w:val="0"/>
+          <w14:ligatures w14:val="none"/>
+        </w:rPr>
         <w:t xml:space="preserve">GROUP BY groups results by course </w:t>
       </w:r>
     </w:p>
@@ -9049,7 +9050,7 @@
       <w:pPr>
         <w:numPr>
           <w:ilvl w:val="0"/>
-          <w:numId w:val="49"/>
+          <w:numId w:val="24"/>
         </w:numPr>
         <w:spacing w:after="0" w:line="360" w:lineRule="auto"/>
         <w:rPr>
@@ -9081,7 +9082,7 @@
       <w:pPr>
         <w:numPr>
           <w:ilvl w:val="0"/>
-          <w:numId w:val="49"/>
+          <w:numId w:val="24"/>
         </w:numPr>
         <w:spacing w:after="0" w:line="360" w:lineRule="auto"/>
         <w:rPr>
@@ -9149,7 +9150,7 @@
       <w:pPr>
         <w:numPr>
           <w:ilvl w:val="0"/>
-          <w:numId w:val="50"/>
+          <w:numId w:val="25"/>
         </w:numPr>
         <w:spacing w:after="0" w:line="360" w:lineRule="auto"/>
         <w:rPr>
@@ -9171,7 +9172,7 @@
       <w:pPr>
         <w:numPr>
           <w:ilvl w:val="0"/>
-          <w:numId w:val="51"/>
+          <w:numId w:val="26"/>
         </w:numPr>
         <w:spacing w:after="0" w:line="360" w:lineRule="auto"/>
         <w:rPr>
@@ -9271,7 +9272,7 @@
       <w:pPr>
         <w:numPr>
           <w:ilvl w:val="0"/>
-          <w:numId w:val="51"/>
+          <w:numId w:val="26"/>
         </w:numPr>
         <w:spacing w:after="0" w:line="360" w:lineRule="auto"/>
         <w:rPr>
@@ -9303,7 +9304,7 @@
       <w:pPr>
         <w:numPr>
           <w:ilvl w:val="0"/>
-          <w:numId w:val="51"/>
+          <w:numId w:val="26"/>
         </w:numPr>
         <w:spacing w:after="0" w:line="360" w:lineRule="auto"/>
         <w:rPr>
@@ -9335,7 +9336,7 @@
       <w:pPr>
         <w:numPr>
           <w:ilvl w:val="0"/>
-          <w:numId w:val="51"/>
+          <w:numId w:val="26"/>
         </w:numPr>
         <w:spacing w:after="0" w:line="360" w:lineRule="auto"/>
         <w:rPr>
@@ -9357,7 +9358,7 @@
       <w:pPr>
         <w:numPr>
           <w:ilvl w:val="0"/>
-          <w:numId w:val="51"/>
+          <w:numId w:val="26"/>
         </w:numPr>
         <w:spacing w:after="0" w:line="360" w:lineRule="auto"/>
         <w:rPr>
@@ -9425,7 +9426,7 @@
       <w:pPr>
         <w:numPr>
           <w:ilvl w:val="0"/>
-          <w:numId w:val="52"/>
+          <w:numId w:val="27"/>
         </w:numPr>
         <w:spacing w:after="0" w:line="360" w:lineRule="auto"/>
         <w:rPr>
@@ -9447,7 +9448,7 @@
       <w:pPr>
         <w:numPr>
           <w:ilvl w:val="0"/>
-          <w:numId w:val="53"/>
+          <w:numId w:val="28"/>
         </w:numPr>
         <w:spacing w:after="0" w:line="360" w:lineRule="auto"/>
         <w:rPr>
@@ -9541,7 +9542,7 @@
       <w:pPr>
         <w:numPr>
           <w:ilvl w:val="0"/>
-          <w:numId w:val="53"/>
+          <w:numId w:val="28"/>
         </w:numPr>
         <w:spacing w:after="0" w:line="360" w:lineRule="auto"/>
         <w:rPr>
@@ -9563,21 +9564,22 @@
       <w:pPr>
         <w:numPr>
           <w:ilvl w:val="0"/>
-          <w:numId w:val="53"/>
-        </w:numPr>
-        <w:spacing w:after="0" w:line="360" w:lineRule="auto"/>
-        <w:rPr>
-          <w:rFonts w:ascii="Times New Roman" w:eastAsia="Times New Roman" w:hAnsi="Times New Roman" w:cs="Times New Roman"/>
-          <w:kern w:val="0"/>
-          <w14:ligatures w14:val="none"/>
-        </w:rPr>
-      </w:pPr>
-      <w:r>
-        <w:rPr>
-          <w:rFonts w:ascii="Times New Roman" w:eastAsia="Times New Roman" w:hAnsi="Times New Roman" w:cs="Times New Roman"/>
-          <w:kern w:val="0"/>
-          <w14:ligatures w14:val="none"/>
-        </w:rPr>
+          <w:numId w:val="28"/>
+        </w:numPr>
+        <w:spacing w:after="0" w:line="360" w:lineRule="auto"/>
+        <w:rPr>
+          <w:rFonts w:ascii="Times New Roman" w:eastAsia="Times New Roman" w:hAnsi="Times New Roman" w:cs="Times New Roman"/>
+          <w:kern w:val="0"/>
+          <w14:ligatures w14:val="none"/>
+        </w:rPr>
+      </w:pPr>
+      <w:r>
+        <w:rPr>
+          <w:rFonts w:ascii="Times New Roman" w:eastAsia="Times New Roman" w:hAnsi="Times New Roman" w:cs="Times New Roman"/>
+          <w:kern w:val="0"/>
+          <w14:ligatures w14:val="none"/>
+        </w:rPr>
+        <w:lastRenderedPageBreak/>
         <w:t xml:space="preserve">WHERE filters for active enrollments and missing submission records </w:t>
       </w:r>
     </w:p>
@@ -9614,7 +9616,6 @@
           <w:kern w:val="0"/>
           <w14:ligatures w14:val="none"/>
         </w:rPr>
-        <w:lastRenderedPageBreak/>
         <w:t>Answer: The Treatment Plan Project assignment in Abnormal Psychology has missing submissions.</w:t>
       </w:r>
     </w:p>
@@ -9632,7 +9633,7 @@
       <w:pPr>
         <w:numPr>
           <w:ilvl w:val="0"/>
-          <w:numId w:val="54"/>
+          <w:numId w:val="29"/>
         </w:numPr>
         <w:spacing w:after="0" w:line="360" w:lineRule="auto"/>
         <w:rPr>
@@ -9654,7 +9655,7 @@
       <w:pPr>
         <w:numPr>
           <w:ilvl w:val="0"/>
-          <w:numId w:val="55"/>
+          <w:numId w:val="30"/>
         </w:numPr>
         <w:spacing w:after="0" w:line="360" w:lineRule="auto"/>
         <w:rPr>
@@ -9754,7 +9755,7 @@
       <w:pPr>
         <w:numPr>
           <w:ilvl w:val="0"/>
-          <w:numId w:val="55"/>
+          <w:numId w:val="30"/>
         </w:numPr>
         <w:spacing w:after="0" w:line="360" w:lineRule="auto"/>
         <w:rPr>
@@ -9786,7 +9787,7 @@
       <w:pPr>
         <w:numPr>
           <w:ilvl w:val="0"/>
-          <w:numId w:val="55"/>
+          <w:numId w:val="30"/>
         </w:numPr>
         <w:spacing w:after="0" w:line="360" w:lineRule="auto"/>
         <w:rPr>
@@ -9818,7 +9819,7 @@
       <w:pPr>
         <w:numPr>
           <w:ilvl w:val="0"/>
-          <w:numId w:val="55"/>
+          <w:numId w:val="30"/>
         </w:numPr>
         <w:spacing w:after="0" w:line="360" w:lineRule="auto"/>
         <w:rPr>
@@ -9840,7 +9841,7 @@
       <w:pPr>
         <w:numPr>
           <w:ilvl w:val="0"/>
-          <w:numId w:val="55"/>
+          <w:numId w:val="30"/>
         </w:numPr>
         <w:spacing w:after="0" w:line="360" w:lineRule="auto"/>
         <w:rPr>
@@ -9908,7 +9909,7 @@
       <w:pPr>
         <w:numPr>
           <w:ilvl w:val="0"/>
-          <w:numId w:val="56"/>
+          <w:numId w:val="31"/>
         </w:numPr>
         <w:spacing w:after="0" w:line="360" w:lineRule="auto"/>
         <w:rPr>
@@ -9930,7 +9931,7 @@
       <w:pPr>
         <w:numPr>
           <w:ilvl w:val="0"/>
-          <w:numId w:val="57"/>
+          <w:numId w:val="32"/>
         </w:numPr>
         <w:spacing w:after="0" w:line="360" w:lineRule="auto"/>
         <w:rPr>
@@ -9952,7 +9953,7 @@
       <w:pPr>
         <w:numPr>
           <w:ilvl w:val="0"/>
-          <w:numId w:val="57"/>
+          <w:numId w:val="32"/>
         </w:numPr>
         <w:spacing w:after="0" w:line="360" w:lineRule="auto"/>
         <w:rPr>
@@ -9984,7 +9985,7 @@
       <w:pPr>
         <w:numPr>
           <w:ilvl w:val="0"/>
-          <w:numId w:val="57"/>
+          <w:numId w:val="32"/>
         </w:numPr>
         <w:spacing w:after="0" w:line="360" w:lineRule="auto"/>
         <w:rPr>
@@ -10078,7 +10079,7 @@
       <w:pPr>
         <w:numPr>
           <w:ilvl w:val="0"/>
-          <w:numId w:val="57"/>
+          <w:numId w:val="32"/>
         </w:numPr>
         <w:spacing w:after="0" w:line="360" w:lineRule="auto"/>
         <w:rPr>
@@ -10100,7 +10101,7 @@
       <w:pPr>
         <w:numPr>
           <w:ilvl w:val="0"/>
-          <w:numId w:val="57"/>
+          <w:numId w:val="32"/>
         </w:numPr>
         <w:spacing w:after="0" w:line="360" w:lineRule="auto"/>
         <w:rPr>
@@ -10166,7 +10167,7 @@
       <w:pPr>
         <w:numPr>
           <w:ilvl w:val="0"/>
-          <w:numId w:val="58"/>
+          <w:numId w:val="33"/>
         </w:numPr>
         <w:spacing w:after="0" w:line="360" w:lineRule="auto"/>
         <w:rPr>
@@ -10188,21 +10189,22 @@
       <w:pPr>
         <w:numPr>
           <w:ilvl w:val="0"/>
-          <w:numId w:val="59"/>
-        </w:numPr>
-        <w:spacing w:after="0" w:line="360" w:lineRule="auto"/>
-        <w:rPr>
-          <w:rFonts w:ascii="Times New Roman" w:eastAsia="Times New Roman" w:hAnsi="Times New Roman" w:cs="Times New Roman"/>
-          <w:kern w:val="0"/>
-          <w14:ligatures w14:val="none"/>
-        </w:rPr>
-      </w:pPr>
-      <w:r>
-        <w:rPr>
-          <w:rFonts w:ascii="Times New Roman" w:eastAsia="Times New Roman" w:hAnsi="Times New Roman" w:cs="Times New Roman"/>
-          <w:kern w:val="0"/>
-          <w14:ligatures w14:val="none"/>
-        </w:rPr>
+          <w:numId w:val="34"/>
+        </w:numPr>
+        <w:spacing w:after="0" w:line="360" w:lineRule="auto"/>
+        <w:rPr>
+          <w:rFonts w:ascii="Times New Roman" w:eastAsia="Times New Roman" w:hAnsi="Times New Roman" w:cs="Times New Roman"/>
+          <w:kern w:val="0"/>
+          <w14:ligatures w14:val="none"/>
+        </w:rPr>
+      </w:pPr>
+      <w:r>
+        <w:rPr>
+          <w:rFonts w:ascii="Times New Roman" w:eastAsia="Times New Roman" w:hAnsi="Times New Roman" w:cs="Times New Roman"/>
+          <w:kern w:val="0"/>
+          <w14:ligatures w14:val="none"/>
+        </w:rPr>
+        <w:lastRenderedPageBreak/>
         <w:t xml:space="preserve">JOIN connects the assignment and course tables </w:t>
       </w:r>
     </w:p>
@@ -10210,7 +10212,7 @@
       <w:pPr>
         <w:numPr>
           <w:ilvl w:val="0"/>
-          <w:numId w:val="59"/>
+          <w:numId w:val="34"/>
         </w:numPr>
         <w:spacing w:after="0" w:line="360" w:lineRule="auto"/>
         <w:rPr>
@@ -10226,7 +10228,6 @@
           <w:kern w:val="0"/>
           <w14:ligatures w14:val="none"/>
         </w:rPr>
-        <w:lastRenderedPageBreak/>
         <w:drawing>
           <wp:anchor distT="0" distB="0" distL="114300" distR="114300" simplePos="0" relativeHeight="251676672" behindDoc="0" locked="0" layoutInCell="1" allowOverlap="1" wp14:anchorId="1275225B" wp14:editId="23C0A519">
             <wp:simplePos x="0" y="0"/>
@@ -10327,7 +10328,7 @@
       <w:pPr>
         <w:numPr>
           <w:ilvl w:val="0"/>
-          <w:numId w:val="59"/>
+          <w:numId w:val="34"/>
         </w:numPr>
         <w:spacing w:after="0" w:line="360" w:lineRule="auto"/>
         <w:rPr>
@@ -10413,7 +10414,7 @@
       <w:pPr>
         <w:numPr>
           <w:ilvl w:val="0"/>
-          <w:numId w:val="60"/>
+          <w:numId w:val="35"/>
         </w:numPr>
         <w:spacing w:after="0" w:line="360" w:lineRule="auto"/>
         <w:rPr>
@@ -10453,7 +10454,7 @@
       <w:pPr>
         <w:numPr>
           <w:ilvl w:val="0"/>
-          <w:numId w:val="61"/>
+          <w:numId w:val="36"/>
         </w:numPr>
         <w:spacing w:after="0" w:line="360" w:lineRule="auto"/>
         <w:rPr>
@@ -10547,7 +10548,7 @@
       <w:pPr>
         <w:numPr>
           <w:ilvl w:val="0"/>
-          <w:numId w:val="61"/>
+          <w:numId w:val="36"/>
         </w:numPr>
         <w:spacing w:after="0" w:line="360" w:lineRule="auto"/>
         <w:rPr>
@@ -10587,7 +10588,7 @@
       <w:pPr>
         <w:numPr>
           <w:ilvl w:val="0"/>
-          <w:numId w:val="61"/>
+          <w:numId w:val="36"/>
         </w:numPr>
         <w:spacing w:after="0" w:line="360" w:lineRule="auto"/>
         <w:rPr>
@@ -10655,7 +10656,7 @@
       <w:pPr>
         <w:numPr>
           <w:ilvl w:val="0"/>
-          <w:numId w:val="62"/>
+          <w:numId w:val="37"/>
         </w:numPr>
         <w:spacing w:after="0" w:line="360" w:lineRule="auto"/>
         <w:rPr>
@@ -10677,7 +10678,7 @@
       <w:pPr>
         <w:numPr>
           <w:ilvl w:val="0"/>
-          <w:numId w:val="63"/>
+          <w:numId w:val="38"/>
         </w:numPr>
         <w:spacing w:after="0" w:line="360" w:lineRule="auto"/>
         <w:rPr>
@@ -10699,7 +10700,7 @@
       <w:pPr>
         <w:numPr>
           <w:ilvl w:val="0"/>
-          <w:numId w:val="63"/>
+          <w:numId w:val="38"/>
         </w:numPr>
         <w:spacing w:after="0" w:line="360" w:lineRule="auto"/>
         <w:rPr>
@@ -10715,6 +10716,7 @@
           <w:kern w:val="0"/>
           <w14:ligatures w14:val="none"/>
         </w:rPr>
+        <w:lastRenderedPageBreak/>
         <w:drawing>
           <wp:anchor distT="0" distB="0" distL="114300" distR="114300" simplePos="0" relativeHeight="251678720" behindDoc="0" locked="0" layoutInCell="1" allowOverlap="1" wp14:anchorId="546E3ED0" wp14:editId="62091D43">
             <wp:simplePos x="0" y="0"/>
@@ -10809,7 +10811,7 @@
       <w:pPr>
         <w:numPr>
           <w:ilvl w:val="0"/>
-          <w:numId w:val="63"/>
+          <w:numId w:val="38"/>
         </w:numPr>
         <w:spacing w:after="0" w:line="360" w:lineRule="auto"/>
         <w:rPr>
@@ -10849,7 +10851,7 @@
       <w:pPr>
         <w:numPr>
           <w:ilvl w:val="0"/>
-          <w:numId w:val="63"/>
+          <w:numId w:val="38"/>
         </w:numPr>
         <w:spacing w:after="0" w:line="360" w:lineRule="auto"/>
         <w:rPr>
@@ -10871,22 +10873,21 @@
       <w:pPr>
         <w:numPr>
           <w:ilvl w:val="0"/>
-          <w:numId w:val="63"/>
-        </w:numPr>
-        <w:spacing w:after="0" w:line="360" w:lineRule="auto"/>
-        <w:rPr>
-          <w:rFonts w:ascii="Times New Roman" w:eastAsia="Times New Roman" w:hAnsi="Times New Roman" w:cs="Times New Roman"/>
-          <w:kern w:val="0"/>
-          <w14:ligatures w14:val="none"/>
-        </w:rPr>
-      </w:pPr>
-      <w:r>
-        <w:rPr>
-          <w:rFonts w:ascii="Times New Roman" w:eastAsia="Times New Roman" w:hAnsi="Times New Roman" w:cs="Times New Roman"/>
-          <w:kern w:val="0"/>
-          <w14:ligatures w14:val="none"/>
-        </w:rPr>
-        <w:lastRenderedPageBreak/>
+          <w:numId w:val="38"/>
+        </w:numPr>
+        <w:spacing w:after="0" w:line="360" w:lineRule="auto"/>
+        <w:rPr>
+          <w:rFonts w:ascii="Times New Roman" w:eastAsia="Times New Roman" w:hAnsi="Times New Roman" w:cs="Times New Roman"/>
+          <w:kern w:val="0"/>
+          <w14:ligatures w14:val="none"/>
+        </w:rPr>
+      </w:pPr>
+      <w:r>
+        <w:rPr>
+          <w:rFonts w:ascii="Times New Roman" w:eastAsia="Times New Roman" w:hAnsi="Times New Roman" w:cs="Times New Roman"/>
+          <w:kern w:val="0"/>
+          <w14:ligatures w14:val="none"/>
+        </w:rPr>
         <w:t xml:space="preserve">LIMIT 1 returns the instructor with </w:t>
       </w:r>
       <w:proofErr w:type="gramStart"/>
@@ -10959,7 +10960,7 @@
         <w:pStyle w:val="ListParagraph"/>
         <w:numPr>
           <w:ilvl w:val="0"/>
-          <w:numId w:val="62"/>
+          <w:numId w:val="37"/>
         </w:numPr>
         <w:spacing w:after="0" w:line="360" w:lineRule="auto"/>
         <w:rPr>
@@ -10981,7 +10982,7 @@
       <w:pPr>
         <w:numPr>
           <w:ilvl w:val="0"/>
-          <w:numId w:val="65"/>
+          <w:numId w:val="39"/>
         </w:numPr>
         <w:spacing w:after="0" w:line="360" w:lineRule="auto"/>
         <w:rPr>
@@ -11003,7 +11004,7 @@
       <w:pPr>
         <w:numPr>
           <w:ilvl w:val="0"/>
-          <w:numId w:val="65"/>
+          <w:numId w:val="39"/>
         </w:numPr>
         <w:spacing w:after="0" w:line="360" w:lineRule="auto"/>
         <w:rPr>
@@ -11035,7 +11036,7 @@
       <w:pPr>
         <w:numPr>
           <w:ilvl w:val="0"/>
-          <w:numId w:val="65"/>
+          <w:numId w:val="39"/>
         </w:numPr>
         <w:spacing w:after="0" w:line="360" w:lineRule="auto"/>
         <w:rPr>
@@ -11067,7 +11068,7 @@
       <w:pPr>
         <w:numPr>
           <w:ilvl w:val="0"/>
-          <w:numId w:val="65"/>
+          <w:numId w:val="39"/>
         </w:numPr>
         <w:spacing w:after="0" w:line="360" w:lineRule="auto"/>
         <w:rPr>
@@ -11292,68 +11293,6 @@
 <file path=word/numbering.xml><?xml version="1.0" encoding="utf-8"?>
 <w:numbering xmlns:wpc="http://schemas.microsoft.com/office/word/2010/wordprocessingCanvas" xmlns:cx="http://schemas.microsoft.com/office/drawing/2014/chartex" xmlns:cx1="http://schemas.microsoft.com/office/drawing/2015/9/8/chartex" xmlns:cx2="http://schemas.microsoft.com/office/drawing/2015/10/21/chartex" xmlns:cx3="http://schemas.microsoft.com/office/drawing/2016/5/9/chartex" xmlns:cx4="http://schemas.microsoft.com/office/drawing/2016/5/10/chartex" xmlns:cx5="http://schemas.microsoft.com/office/drawing/2016/5/11/chartex" xmlns:cx6="http://schemas.microsoft.com/office/drawing/2016/5/12/chartex" xmlns:cx7="http://schemas.microsoft.com/office/drawing/2016/5/13/chartex" xmlns:cx8="http://schemas.microsoft.com/office/drawing/2016/5/14/chartex" xmlns:mc="http://schemas.openxmlformats.org/markup-compatibility/2006" xmlns:aink="http://schemas.microsoft.com/office/drawing/2016/ink" xmlns:am3d="http://schemas.microsoft.com/office/drawing/2017/model3d" xmlns:o="urn:schemas-microsoft-com:office:office" xmlns:oel="http://schemas.microsoft.com/office/2019/extlst" xmlns:r="http://schemas.openxmlformats.org/officeDocument/2006/relationships" xmlns:m="http://schemas.openxmlformats.org/officeDocument/2006/math" xmlns:v="urn:schemas-microsoft-com:vml" xmlns:wp14="http://schemas.microsoft.com/office/word/2010/wordprocessingDrawing" xmlns:wp="http://schemas.openxmlformats.org/drawingml/2006/wordprocessingDrawing" xmlns:w10="urn:schemas-microsoft-com:office:word" xmlns:w="http://schemas.openxmlformats.org/wordprocessingml/2006/main" xmlns:w14="http://schemas.microsoft.com/office/word/2010/wordml" xmlns:w15="http://schemas.microsoft.com/office/word/2012/wordml" xmlns:w16cex="http://schemas.microsoft.com/office/word/2018/wordml/cex" xmlns:w16cid="http://schemas.microsoft.com/office/word/2016/wordml/cid" xmlns:w16="http://schemas.microsoft.com/office/word/2018/wordml" xmlns:w16du="http://schemas.microsoft.com/office/word/2023/wordml/word16du" xmlns:w16sdtdh="http://schemas.microsoft.com/office/word/2020/wordml/sdtdatahash" xmlns:w16sdtfl="http://schemas.microsoft.com/office/word/2024/wordml/sdtformatlock" xmlns:w16se="http://schemas.microsoft.com/office/word/2015/wordml/symex" xmlns:wpg="http://schemas.microsoft.com/office/word/2010/wordprocessingGroup" xmlns:wpi="http://schemas.microsoft.com/office/word/2010/wordprocessingInk" xmlns:wne="http://schemas.microsoft.com/office/word/2006/wordml" xmlns:wps="http://schemas.microsoft.com/office/word/2010/wordprocessingShape" mc:Ignorable="w14 w15 w16se w16cid w16 w16cex w16sdtdh w16sdtfl w16du wp14">
   <w:abstractNum w:abstractNumId="0" w15:restartNumberingAfterBreak="0">
-    <w:nsid w:val="00000001"/>
-    <w:multiLevelType w:val="hybridMultilevel"/>
-    <w:tmpl w:val="FFFFFFFF"/>
-    <w:lvl w:ilvl="0" w:tplc="FFFFFFFF">
-      <w:start w:val="1"/>
-      <w:numFmt w:val="decimal"/>
-      <w:lvlText w:val="%1."/>
-      <w:lvlJc w:val="left"/>
-      <w:pPr>
-        <w:tabs>
-          <w:tab w:val="num" w:pos="0"/>
-        </w:tabs>
-      </w:pPr>
-    </w:lvl>
-    <w:lvl w:ilvl="1" w:tplc="FFFFFFFF">
-      <w:start w:val="1"/>
-      <w:numFmt w:val="decimal"/>
-      <w:lvlText w:val="%2."/>
-      <w:lvlJc w:val="left"/>
-      <w:pPr>
-        <w:tabs>
-          <w:tab w:val="num" w:pos="0"/>
-        </w:tabs>
-      </w:pPr>
-    </w:lvl>
-    <w:lvl w:ilvl="2" w:tplc="FFFFFFFF">
-      <w:numFmt w:val="decimal"/>
-      <w:lvlText w:val=""/>
-      <w:lvlJc w:val="left"/>
-    </w:lvl>
-    <w:lvl w:ilvl="3" w:tplc="FFFFFFFF">
-      <w:numFmt w:val="decimal"/>
-      <w:lvlText w:val=""/>
-      <w:lvlJc w:val="left"/>
-    </w:lvl>
-    <w:lvl w:ilvl="4" w:tplc="FFFFFFFF">
-      <w:numFmt w:val="decimal"/>
-      <w:lvlText w:val=""/>
-      <w:lvlJc w:val="left"/>
-    </w:lvl>
-    <w:lvl w:ilvl="5" w:tplc="FFFFFFFF">
-      <w:numFmt w:val="decimal"/>
-      <w:lvlText w:val=""/>
-      <w:lvlJc w:val="left"/>
-    </w:lvl>
-    <w:lvl w:ilvl="6" w:tplc="FFFFFFFF">
-      <w:numFmt w:val="decimal"/>
-      <w:lvlText w:val=""/>
-      <w:lvlJc w:val="left"/>
-    </w:lvl>
-    <w:lvl w:ilvl="7" w:tplc="FFFFFFFF">
-      <w:numFmt w:val="decimal"/>
-      <w:lvlText w:val=""/>
-      <w:lvlJc w:val="left"/>
-    </w:lvl>
-    <w:lvl w:ilvl="8" w:tplc="FFFFFFFF">
-      <w:numFmt w:val="decimal"/>
-      <w:lvlText w:val=""/>
-      <w:lvlJc w:val="left"/>
-    </w:lvl>
-  </w:abstractNum>
-  <w:abstractNum w:abstractNumId="1" w15:restartNumberingAfterBreak="0">
     <w:nsid w:val="00B01E58"/>
     <w:multiLevelType w:val="multilevel"/>
     <w:tmpl w:val="B81698E2"/>
@@ -11466,120 +11405,7 @@
       </w:pPr>
     </w:lvl>
   </w:abstractNum>
-  <w:abstractNum w:abstractNumId="2" w15:restartNumberingAfterBreak="0">
-    <w:nsid w:val="00E45F04"/>
-    <w:multiLevelType w:val="hybridMultilevel"/>
-    <w:tmpl w:val="B4F0FB86"/>
-    <w:lvl w:ilvl="0" w:tplc="1E565268">
-      <w:start w:val="5"/>
-      <w:numFmt w:val="bullet"/>
-      <w:lvlText w:val="-"/>
-      <w:lvlJc w:val="left"/>
-      <w:pPr>
-        <w:ind w:left="720" w:hanging="360"/>
-      </w:pPr>
-      <w:rPr>
-        <w:rFonts w:ascii="Times New Roman" w:eastAsiaTheme="minorHAnsi" w:hAnsi="Times New Roman" w:cs="Times New Roman" w:hint="default"/>
-      </w:rPr>
-    </w:lvl>
-    <w:lvl w:ilvl="1" w:tplc="04090003">
-      <w:start w:val="1"/>
-      <w:numFmt w:val="bullet"/>
-      <w:lvlText w:val="o"/>
-      <w:lvlJc w:val="left"/>
-      <w:pPr>
-        <w:ind w:left="1440" w:hanging="360"/>
-      </w:pPr>
-      <w:rPr>
-        <w:rFonts w:ascii="Courier New" w:hAnsi="Courier New" w:cs="Courier New" w:hint="default"/>
-      </w:rPr>
-    </w:lvl>
-    <w:lvl w:ilvl="2" w:tplc="04090005">
-      <w:start w:val="1"/>
-      <w:numFmt w:val="bullet"/>
-      <w:lvlText w:val=""/>
-      <w:lvlJc w:val="left"/>
-      <w:pPr>
-        <w:ind w:left="2160" w:hanging="360"/>
-      </w:pPr>
-      <w:rPr>
-        <w:rFonts w:ascii="Wingdings" w:hAnsi="Wingdings" w:hint="default"/>
-      </w:rPr>
-    </w:lvl>
-    <w:lvl w:ilvl="3" w:tplc="04090001" w:tentative="1">
-      <w:start w:val="1"/>
-      <w:numFmt w:val="bullet"/>
-      <w:lvlText w:val=""/>
-      <w:lvlJc w:val="left"/>
-      <w:pPr>
-        <w:ind w:left="2880" w:hanging="360"/>
-      </w:pPr>
-      <w:rPr>
-        <w:rFonts w:ascii="Symbol" w:hAnsi="Symbol" w:hint="default"/>
-      </w:rPr>
-    </w:lvl>
-    <w:lvl w:ilvl="4" w:tplc="04090003" w:tentative="1">
-      <w:start w:val="1"/>
-      <w:numFmt w:val="bullet"/>
-      <w:lvlText w:val="o"/>
-      <w:lvlJc w:val="left"/>
-      <w:pPr>
-        <w:ind w:left="3600" w:hanging="360"/>
-      </w:pPr>
-      <w:rPr>
-        <w:rFonts w:ascii="Courier New" w:hAnsi="Courier New" w:cs="Courier New" w:hint="default"/>
-      </w:rPr>
-    </w:lvl>
-    <w:lvl w:ilvl="5" w:tplc="04090005" w:tentative="1">
-      <w:start w:val="1"/>
-      <w:numFmt w:val="bullet"/>
-      <w:lvlText w:val=""/>
-      <w:lvlJc w:val="left"/>
-      <w:pPr>
-        <w:ind w:left="4320" w:hanging="360"/>
-      </w:pPr>
-      <w:rPr>
-        <w:rFonts w:ascii="Wingdings" w:hAnsi="Wingdings" w:hint="default"/>
-      </w:rPr>
-    </w:lvl>
-    <w:lvl w:ilvl="6" w:tplc="04090001" w:tentative="1">
-      <w:start w:val="1"/>
-      <w:numFmt w:val="bullet"/>
-      <w:lvlText w:val=""/>
-      <w:lvlJc w:val="left"/>
-      <w:pPr>
-        <w:ind w:left="5040" w:hanging="360"/>
-      </w:pPr>
-      <w:rPr>
-        <w:rFonts w:ascii="Symbol" w:hAnsi="Symbol" w:hint="default"/>
-      </w:rPr>
-    </w:lvl>
-    <w:lvl w:ilvl="7" w:tplc="04090003" w:tentative="1">
-      <w:start w:val="1"/>
-      <w:numFmt w:val="bullet"/>
-      <w:lvlText w:val="o"/>
-      <w:lvlJc w:val="left"/>
-      <w:pPr>
-        <w:ind w:left="5760" w:hanging="360"/>
-      </w:pPr>
-      <w:rPr>
-        <w:rFonts w:ascii="Courier New" w:hAnsi="Courier New" w:cs="Courier New" w:hint="default"/>
-      </w:rPr>
-    </w:lvl>
-    <w:lvl w:ilvl="8" w:tplc="04090005" w:tentative="1">
-      <w:start w:val="1"/>
-      <w:numFmt w:val="bullet"/>
-      <w:lvlText w:val=""/>
-      <w:lvlJc w:val="left"/>
-      <w:pPr>
-        <w:ind w:left="6480" w:hanging="360"/>
-      </w:pPr>
-      <w:rPr>
-        <w:rFonts w:ascii="Wingdings" w:hAnsi="Wingdings" w:hint="default"/>
-      </w:rPr>
-    </w:lvl>
-  </w:abstractNum>
-  <w:abstractNum w:abstractNumId="3" w15:restartNumberingAfterBreak="0">
+  <w:abstractNum w:abstractNumId="1" w15:restartNumberingAfterBreak="0">
     <w:nsid w:val="01722480"/>
     <w:multiLevelType w:val="multilevel"/>
     <w:tmpl w:val="EBA224F6"/>
@@ -11728,7 +11554,7 @@
       </w:rPr>
     </w:lvl>
   </w:abstractNum>
-  <w:abstractNum w:abstractNumId="4" w15:restartNumberingAfterBreak="0">
+  <w:abstractNum w:abstractNumId="2" w15:restartNumberingAfterBreak="0">
     <w:nsid w:val="023842A9"/>
     <w:multiLevelType w:val="multilevel"/>
     <w:tmpl w:val="3FE8FE56"/>
@@ -11841,156 +11667,7 @@
       </w:pPr>
     </w:lvl>
   </w:abstractNum>
-  <w:abstractNum w:abstractNumId="5" w15:restartNumberingAfterBreak="0">
-    <w:nsid w:val="04281DC7"/>
-    <w:multiLevelType w:val="multilevel"/>
-    <w:tmpl w:val="333CE508"/>
-    <w:lvl w:ilvl="0">
-      <w:start w:val="1"/>
-      <w:numFmt w:val="bullet"/>
-      <w:lvlText w:val=""/>
-      <w:lvlJc w:val="left"/>
-      <w:pPr>
-        <w:tabs>
-          <w:tab w:val="num" w:pos="720"/>
-        </w:tabs>
-        <w:ind w:left="720" w:hanging="360"/>
-      </w:pPr>
-      <w:rPr>
-        <w:rFonts w:ascii="Symbol" w:hAnsi="Symbol" w:hint="default"/>
-        <w:sz w:val="20"/>
-      </w:rPr>
-    </w:lvl>
-    <w:lvl w:ilvl="1" w:tentative="1">
-      <w:start w:val="1"/>
-      <w:numFmt w:val="bullet"/>
-      <w:lvlText w:val="o"/>
-      <w:lvlJc w:val="left"/>
-      <w:pPr>
-        <w:tabs>
-          <w:tab w:val="num" w:pos="1440"/>
-        </w:tabs>
-        <w:ind w:left="1440" w:hanging="360"/>
-      </w:pPr>
-      <w:rPr>
-        <w:rFonts w:ascii="Courier New" w:hAnsi="Courier New" w:hint="default"/>
-        <w:sz w:val="20"/>
-      </w:rPr>
-    </w:lvl>
-    <w:lvl w:ilvl="2" w:tentative="1">
-      <w:start w:val="1"/>
-      <w:numFmt w:val="bullet"/>
-      <w:lvlText w:val=""/>
-      <w:lvlJc w:val="left"/>
-      <w:pPr>
-        <w:tabs>
-          <w:tab w:val="num" w:pos="2160"/>
-        </w:tabs>
-        <w:ind w:left="2160" w:hanging="360"/>
-      </w:pPr>
-      <w:rPr>
-        <w:rFonts w:ascii="Wingdings" w:hAnsi="Wingdings" w:hint="default"/>
-        <w:sz w:val="20"/>
-      </w:rPr>
-    </w:lvl>
-    <w:lvl w:ilvl="3" w:tentative="1">
-      <w:start w:val="1"/>
-      <w:numFmt w:val="bullet"/>
-      <w:lvlText w:val=""/>
-      <w:lvlJc w:val="left"/>
-      <w:pPr>
-        <w:tabs>
-          <w:tab w:val="num" w:pos="2880"/>
-        </w:tabs>
-        <w:ind w:left="2880" w:hanging="360"/>
-      </w:pPr>
-      <w:rPr>
-        <w:rFonts w:ascii="Wingdings" w:hAnsi="Wingdings" w:hint="default"/>
-        <w:sz w:val="20"/>
-      </w:rPr>
-    </w:lvl>
-    <w:lvl w:ilvl="4" w:tentative="1">
-      <w:start w:val="1"/>
-      <w:numFmt w:val="bullet"/>
-      <w:lvlText w:val=""/>
-      <w:lvlJc w:val="left"/>
-      <w:pPr>
-        <w:tabs>
-          <w:tab w:val="num" w:pos="3600"/>
-        </w:tabs>
-        <w:ind w:left="3600" w:hanging="360"/>
-      </w:pPr>
-      <w:rPr>
-        <w:rFonts w:ascii="Wingdings" w:hAnsi="Wingdings" w:hint="default"/>
-        <w:sz w:val="20"/>
-      </w:rPr>
-    </w:lvl>
-    <w:lvl w:ilvl="5" w:tentative="1">
-      <w:start w:val="1"/>
-      <w:numFmt w:val="bullet"/>
-      <w:lvlText w:val=""/>
-      <w:lvlJc w:val="left"/>
-      <w:pPr>
-        <w:tabs>
-          <w:tab w:val="num" w:pos="4320"/>
-        </w:tabs>
-        <w:ind w:left="4320" w:hanging="360"/>
-      </w:pPr>
-      <w:rPr>
-        <w:rFonts w:ascii="Wingdings" w:hAnsi="Wingdings" w:hint="default"/>
-        <w:sz w:val="20"/>
-      </w:rPr>
-    </w:lvl>
-    <w:lvl w:ilvl="6" w:tentative="1">
-      <w:start w:val="1"/>
-      <w:numFmt w:val="bullet"/>
-      <w:lvlText w:val=""/>
-      <w:lvlJc w:val="left"/>
-      <w:pPr>
-        <w:tabs>
-          <w:tab w:val="num" w:pos="5040"/>
-        </w:tabs>
-        <w:ind w:left="5040" w:hanging="360"/>
-      </w:pPr>
-      <w:rPr>
-        <w:rFonts w:ascii="Wingdings" w:hAnsi="Wingdings" w:hint="default"/>
-        <w:sz w:val="20"/>
-      </w:rPr>
-    </w:lvl>
-    <w:lvl w:ilvl="7" w:tentative="1">
-      <w:start w:val="1"/>
-      <w:numFmt w:val="bullet"/>
-      <w:lvlText w:val=""/>
-      <w:lvlJc w:val="left"/>
-      <w:pPr>
-        <w:tabs>
-          <w:tab w:val="num" w:pos="5760"/>
-        </w:tabs>
-        <w:ind w:left="5760" w:hanging="360"/>
-      </w:pPr>
-      <w:rPr>
-        <w:rFonts w:ascii="Wingdings" w:hAnsi="Wingdings" w:hint="default"/>
-        <w:sz w:val="20"/>
-      </w:rPr>
-    </w:lvl>
-    <w:lvl w:ilvl="8" w:tentative="1">
-      <w:start w:val="1"/>
-      <w:numFmt w:val="bullet"/>
-      <w:lvlText w:val=""/>
-      <w:lvlJc w:val="left"/>
-      <w:pPr>
-        <w:tabs>
-          <w:tab w:val="num" w:pos="6480"/>
-        </w:tabs>
-        <w:ind w:left="6480" w:hanging="360"/>
-      </w:pPr>
-      <w:rPr>
-        <w:rFonts w:ascii="Wingdings" w:hAnsi="Wingdings" w:hint="default"/>
-        <w:sz w:val="20"/>
-      </w:rPr>
-    </w:lvl>
-  </w:abstractNum>
-  <w:abstractNum w:abstractNumId="6" w15:restartNumberingAfterBreak="0">
+  <w:abstractNum w:abstractNumId="3" w15:restartNumberingAfterBreak="0">
     <w:nsid w:val="060821B9"/>
     <w:multiLevelType w:val="multilevel"/>
     <w:tmpl w:val="02027994"/>
@@ -12139,156 +11816,7 @@
       </w:rPr>
     </w:lvl>
   </w:abstractNum>
-  <w:abstractNum w:abstractNumId="7" w15:restartNumberingAfterBreak="0">
-    <w:nsid w:val="06580586"/>
-    <w:multiLevelType w:val="multilevel"/>
-    <w:tmpl w:val="1862D256"/>
-    <w:lvl w:ilvl="0">
-      <w:start w:val="1"/>
-      <w:numFmt w:val="bullet"/>
-      <w:lvlText w:val=""/>
-      <w:lvlJc w:val="left"/>
-      <w:pPr>
-        <w:tabs>
-          <w:tab w:val="num" w:pos="720"/>
-        </w:tabs>
-        <w:ind w:left="720" w:hanging="360"/>
-      </w:pPr>
-      <w:rPr>
-        <w:rFonts w:ascii="Symbol" w:hAnsi="Symbol" w:hint="default"/>
-        <w:sz w:val="20"/>
-      </w:rPr>
-    </w:lvl>
-    <w:lvl w:ilvl="1" w:tentative="1">
-      <w:start w:val="1"/>
-      <w:numFmt w:val="bullet"/>
-      <w:lvlText w:val="o"/>
-      <w:lvlJc w:val="left"/>
-      <w:pPr>
-        <w:tabs>
-          <w:tab w:val="num" w:pos="1440"/>
-        </w:tabs>
-        <w:ind w:left="1440" w:hanging="360"/>
-      </w:pPr>
-      <w:rPr>
-        <w:rFonts w:ascii="Courier New" w:hAnsi="Courier New" w:hint="default"/>
-        <w:sz w:val="20"/>
-      </w:rPr>
-    </w:lvl>
-    <w:lvl w:ilvl="2" w:tentative="1">
-      <w:start w:val="1"/>
-      <w:numFmt w:val="bullet"/>
-      <w:lvlText w:val=""/>
-      <w:lvlJc w:val="left"/>
-      <w:pPr>
-        <w:tabs>
-          <w:tab w:val="num" w:pos="2160"/>
-        </w:tabs>
-        <w:ind w:left="2160" w:hanging="360"/>
-      </w:pPr>
-      <w:rPr>
-        <w:rFonts w:ascii="Wingdings" w:hAnsi="Wingdings" w:hint="default"/>
-        <w:sz w:val="20"/>
-      </w:rPr>
-    </w:lvl>
-    <w:lvl w:ilvl="3" w:tentative="1">
-      <w:start w:val="1"/>
-      <w:numFmt w:val="bullet"/>
-      <w:lvlText w:val=""/>
-      <w:lvlJc w:val="left"/>
-      <w:pPr>
-        <w:tabs>
-          <w:tab w:val="num" w:pos="2880"/>
-        </w:tabs>
-        <w:ind w:left="2880" w:hanging="360"/>
-      </w:pPr>
-      <w:rPr>
-        <w:rFonts w:ascii="Wingdings" w:hAnsi="Wingdings" w:hint="default"/>
-        <w:sz w:val="20"/>
-      </w:rPr>
-    </w:lvl>
-    <w:lvl w:ilvl="4" w:tentative="1">
-      <w:start w:val="1"/>
-      <w:numFmt w:val="bullet"/>
-      <w:lvlText w:val=""/>
-      <w:lvlJc w:val="left"/>
-      <w:pPr>
-        <w:tabs>
-          <w:tab w:val="num" w:pos="3600"/>
-        </w:tabs>
-        <w:ind w:left="3600" w:hanging="360"/>
-      </w:pPr>
-      <w:rPr>
-        <w:rFonts w:ascii="Wingdings" w:hAnsi="Wingdings" w:hint="default"/>
-        <w:sz w:val="20"/>
-      </w:rPr>
-    </w:lvl>
-    <w:lvl w:ilvl="5" w:tentative="1">
-      <w:start w:val="1"/>
-      <w:numFmt w:val="bullet"/>
-      <w:lvlText w:val=""/>
-      <w:lvlJc w:val="left"/>
-      <w:pPr>
-        <w:tabs>
-          <w:tab w:val="num" w:pos="4320"/>
-        </w:tabs>
-        <w:ind w:left="4320" w:hanging="360"/>
-      </w:pPr>
-      <w:rPr>
-        <w:rFonts w:ascii="Wingdings" w:hAnsi="Wingdings" w:hint="default"/>
-        <w:sz w:val="20"/>
-      </w:rPr>
-    </w:lvl>
-    <w:lvl w:ilvl="6" w:tentative="1">
-      <w:start w:val="1"/>
-      <w:numFmt w:val="bullet"/>
-      <w:lvlText w:val=""/>
-      <w:lvlJc w:val="left"/>
-      <w:pPr>
-        <w:tabs>
-          <w:tab w:val="num" w:pos="5040"/>
-        </w:tabs>
-        <w:ind w:left="5040" w:hanging="360"/>
-      </w:pPr>
-      <w:rPr>
-        <w:rFonts w:ascii="Wingdings" w:hAnsi="Wingdings" w:hint="default"/>
-        <w:sz w:val="20"/>
-      </w:rPr>
-    </w:lvl>
-    <w:lvl w:ilvl="7" w:tentative="1">
-      <w:start w:val="1"/>
-      <w:numFmt w:val="bullet"/>
-      <w:lvlText w:val=""/>
-      <w:lvlJc w:val="left"/>
-      <w:pPr>
-        <w:tabs>
-          <w:tab w:val="num" w:pos="5760"/>
-        </w:tabs>
-        <w:ind w:left="5760" w:hanging="360"/>
-      </w:pPr>
-      <w:rPr>
-        <w:rFonts w:ascii="Wingdings" w:hAnsi="Wingdings" w:hint="default"/>
-        <w:sz w:val="20"/>
-      </w:rPr>
-    </w:lvl>
-    <w:lvl w:ilvl="8" w:tentative="1">
-      <w:start w:val="1"/>
-      <w:numFmt w:val="bullet"/>
-      <w:lvlText w:val=""/>
-      <w:lvlJc w:val="left"/>
-      <w:pPr>
-        <w:tabs>
-          <w:tab w:val="num" w:pos="6480"/>
-        </w:tabs>
-        <w:ind w:left="6480" w:hanging="360"/>
-      </w:pPr>
-      <w:rPr>
-        <w:rFonts w:ascii="Wingdings" w:hAnsi="Wingdings" w:hint="default"/>
-        <w:sz w:val="20"/>
-      </w:rPr>
-    </w:lvl>
-  </w:abstractNum>
-  <w:abstractNum w:abstractNumId="8" w15:restartNumberingAfterBreak="0">
+  <w:abstractNum w:abstractNumId="4" w15:restartNumberingAfterBreak="0">
     <w:nsid w:val="06FC307D"/>
     <w:multiLevelType w:val="multilevel"/>
     <w:tmpl w:val="DFBA7334"/>
@@ -12401,156 +11929,7 @@
       </w:pPr>
     </w:lvl>
   </w:abstractNum>
-  <w:abstractNum w:abstractNumId="9" w15:restartNumberingAfterBreak="0">
-    <w:nsid w:val="07904981"/>
-    <w:multiLevelType w:val="multilevel"/>
-    <w:tmpl w:val="52BC6964"/>
-    <w:lvl w:ilvl="0">
-      <w:start w:val="1"/>
-      <w:numFmt w:val="bullet"/>
-      <w:lvlText w:val=""/>
-      <w:lvlJc w:val="left"/>
-      <w:pPr>
-        <w:tabs>
-          <w:tab w:val="num" w:pos="720"/>
-        </w:tabs>
-        <w:ind w:left="720" w:hanging="360"/>
-      </w:pPr>
-      <w:rPr>
-        <w:rFonts w:ascii="Symbol" w:hAnsi="Symbol" w:hint="default"/>
-        <w:sz w:val="20"/>
-      </w:rPr>
-    </w:lvl>
-    <w:lvl w:ilvl="1" w:tentative="1">
-      <w:start w:val="1"/>
-      <w:numFmt w:val="bullet"/>
-      <w:lvlText w:val="o"/>
-      <w:lvlJc w:val="left"/>
-      <w:pPr>
-        <w:tabs>
-          <w:tab w:val="num" w:pos="1440"/>
-        </w:tabs>
-        <w:ind w:left="1440" w:hanging="360"/>
-      </w:pPr>
-      <w:rPr>
-        <w:rFonts w:ascii="Courier New" w:hAnsi="Courier New" w:hint="default"/>
-        <w:sz w:val="20"/>
-      </w:rPr>
-    </w:lvl>
-    <w:lvl w:ilvl="2" w:tentative="1">
-      <w:start w:val="1"/>
-      <w:numFmt w:val="bullet"/>
-      <w:lvlText w:val=""/>
-      <w:lvlJc w:val="left"/>
-      <w:pPr>
-        <w:tabs>
-          <w:tab w:val="num" w:pos="2160"/>
-        </w:tabs>
-        <w:ind w:left="2160" w:hanging="360"/>
-      </w:pPr>
-      <w:rPr>
-        <w:rFonts w:ascii="Wingdings" w:hAnsi="Wingdings" w:hint="default"/>
-        <w:sz w:val="20"/>
-      </w:rPr>
-    </w:lvl>
-    <w:lvl w:ilvl="3" w:tentative="1">
-      <w:start w:val="1"/>
-      <w:numFmt w:val="bullet"/>
-      <w:lvlText w:val=""/>
-      <w:lvlJc w:val="left"/>
-      <w:pPr>
-        <w:tabs>
-          <w:tab w:val="num" w:pos="2880"/>
-        </w:tabs>
-        <w:ind w:left="2880" w:hanging="360"/>
-      </w:pPr>
-      <w:rPr>
-        <w:rFonts w:ascii="Wingdings" w:hAnsi="Wingdings" w:hint="default"/>
-        <w:sz w:val="20"/>
-      </w:rPr>
-    </w:lvl>
-    <w:lvl w:ilvl="4" w:tentative="1">
-      <w:start w:val="1"/>
-      <w:numFmt w:val="bullet"/>
-      <w:lvlText w:val=""/>
-      <w:lvlJc w:val="left"/>
-      <w:pPr>
-        <w:tabs>
-          <w:tab w:val="num" w:pos="3600"/>
-        </w:tabs>
-        <w:ind w:left="3600" w:hanging="360"/>
-      </w:pPr>
-      <w:rPr>
-        <w:rFonts w:ascii="Wingdings" w:hAnsi="Wingdings" w:hint="default"/>
-        <w:sz w:val="20"/>
-      </w:rPr>
-    </w:lvl>
-    <w:lvl w:ilvl="5" w:tentative="1">
-      <w:start w:val="1"/>
-      <w:numFmt w:val="bullet"/>
-      <w:lvlText w:val=""/>
-      <w:lvlJc w:val="left"/>
-      <w:pPr>
-        <w:tabs>
-          <w:tab w:val="num" w:pos="4320"/>
-        </w:tabs>
-        <w:ind w:left="4320" w:hanging="360"/>
-      </w:pPr>
-      <w:rPr>
-        <w:rFonts w:ascii="Wingdings" w:hAnsi="Wingdings" w:hint="default"/>
-        <w:sz w:val="20"/>
-      </w:rPr>
-    </w:lvl>
-    <w:lvl w:ilvl="6" w:tentative="1">
-      <w:start w:val="1"/>
-      <w:numFmt w:val="bullet"/>
-      <w:lvlText w:val=""/>
-      <w:lvlJc w:val="left"/>
-      <w:pPr>
-        <w:tabs>
-          <w:tab w:val="num" w:pos="5040"/>
-        </w:tabs>
-        <w:ind w:left="5040" w:hanging="360"/>
-      </w:pPr>
-      <w:rPr>
-        <w:rFonts w:ascii="Wingdings" w:hAnsi="Wingdings" w:hint="default"/>
-        <w:sz w:val="20"/>
-      </w:rPr>
-    </w:lvl>
-    <w:lvl w:ilvl="7" w:tentative="1">
-      <w:start w:val="1"/>
-      <w:numFmt w:val="bullet"/>
-      <w:lvlText w:val=""/>
-      <w:lvlJc w:val="left"/>
-      <w:pPr>
-        <w:tabs>
-          <w:tab w:val="num" w:pos="5760"/>
-        </w:tabs>
-        <w:ind w:left="5760" w:hanging="360"/>
-      </w:pPr>
-      <w:rPr>
-        <w:rFonts w:ascii="Wingdings" w:hAnsi="Wingdings" w:hint="default"/>
-        <w:sz w:val="20"/>
-      </w:rPr>
-    </w:lvl>
-    <w:lvl w:ilvl="8" w:tentative="1">
-      <w:start w:val="1"/>
-      <w:numFmt w:val="bullet"/>
-      <w:lvlText w:val=""/>
-      <w:lvlJc w:val="left"/>
-      <w:pPr>
-        <w:tabs>
-          <w:tab w:val="num" w:pos="6480"/>
-        </w:tabs>
-        <w:ind w:left="6480" w:hanging="360"/>
-      </w:pPr>
-      <w:rPr>
-        <w:rFonts w:ascii="Wingdings" w:hAnsi="Wingdings" w:hint="default"/>
-        <w:sz w:val="20"/>
-      </w:rPr>
-    </w:lvl>
-  </w:abstractNum>
-  <w:abstractNum w:abstractNumId="10" w15:restartNumberingAfterBreak="0">
+  <w:abstractNum w:abstractNumId="5" w15:restartNumberingAfterBreak="0">
     <w:nsid w:val="09AD59CD"/>
     <w:multiLevelType w:val="multilevel"/>
     <w:tmpl w:val="A2B0AE76"/>
@@ -12663,7 +12042,7 @@
       </w:pPr>
     </w:lvl>
   </w:abstractNum>
-  <w:abstractNum w:abstractNumId="11" w15:restartNumberingAfterBreak="0">
+  <w:abstractNum w:abstractNumId="6" w15:restartNumberingAfterBreak="0">
     <w:nsid w:val="0B986A9B"/>
     <w:multiLevelType w:val="multilevel"/>
     <w:tmpl w:val="EF1CB110"/>
@@ -12812,7 +12191,7 @@
       </w:rPr>
     </w:lvl>
   </w:abstractNum>
-  <w:abstractNum w:abstractNumId="12" w15:restartNumberingAfterBreak="0">
+  <w:abstractNum w:abstractNumId="7" w15:restartNumberingAfterBreak="0">
     <w:nsid w:val="0DB33455"/>
     <w:multiLevelType w:val="multilevel"/>
     <w:tmpl w:val="DC0C3F8C"/>
@@ -12925,305 +12304,7 @@
       </w:pPr>
     </w:lvl>
   </w:abstractNum>
-  <w:abstractNum w:abstractNumId="13" w15:restartNumberingAfterBreak="0">
-    <w:nsid w:val="0F015571"/>
-    <w:multiLevelType w:val="multilevel"/>
-    <w:tmpl w:val="0A0CC39E"/>
-    <w:lvl w:ilvl="0">
-      <w:start w:val="1"/>
-      <w:numFmt w:val="bullet"/>
-      <w:lvlText w:val=""/>
-      <w:lvlJc w:val="left"/>
-      <w:pPr>
-        <w:tabs>
-          <w:tab w:val="num" w:pos="720"/>
-        </w:tabs>
-        <w:ind w:left="720" w:hanging="360"/>
-      </w:pPr>
-      <w:rPr>
-        <w:rFonts w:ascii="Symbol" w:hAnsi="Symbol" w:hint="default"/>
-        <w:sz w:val="20"/>
-      </w:rPr>
-    </w:lvl>
-    <w:lvl w:ilvl="1" w:tentative="1">
-      <w:start w:val="1"/>
-      <w:numFmt w:val="bullet"/>
-      <w:lvlText w:val="o"/>
-      <w:lvlJc w:val="left"/>
-      <w:pPr>
-        <w:tabs>
-          <w:tab w:val="num" w:pos="1440"/>
-        </w:tabs>
-        <w:ind w:left="1440" w:hanging="360"/>
-      </w:pPr>
-      <w:rPr>
-        <w:rFonts w:ascii="Courier New" w:hAnsi="Courier New" w:hint="default"/>
-        <w:sz w:val="20"/>
-      </w:rPr>
-    </w:lvl>
-    <w:lvl w:ilvl="2" w:tentative="1">
-      <w:start w:val="1"/>
-      <w:numFmt w:val="bullet"/>
-      <w:lvlText w:val=""/>
-      <w:lvlJc w:val="left"/>
-      <w:pPr>
-        <w:tabs>
-          <w:tab w:val="num" w:pos="2160"/>
-        </w:tabs>
-        <w:ind w:left="2160" w:hanging="360"/>
-      </w:pPr>
-      <w:rPr>
-        <w:rFonts w:ascii="Wingdings" w:hAnsi="Wingdings" w:hint="default"/>
-        <w:sz w:val="20"/>
-      </w:rPr>
-    </w:lvl>
-    <w:lvl w:ilvl="3" w:tentative="1">
-      <w:start w:val="1"/>
-      <w:numFmt w:val="bullet"/>
-      <w:lvlText w:val=""/>
-      <w:lvlJc w:val="left"/>
-      <w:pPr>
-        <w:tabs>
-          <w:tab w:val="num" w:pos="2880"/>
-        </w:tabs>
-        <w:ind w:left="2880" w:hanging="360"/>
-      </w:pPr>
-      <w:rPr>
-        <w:rFonts w:ascii="Wingdings" w:hAnsi="Wingdings" w:hint="default"/>
-        <w:sz w:val="20"/>
-      </w:rPr>
-    </w:lvl>
-    <w:lvl w:ilvl="4" w:tentative="1">
-      <w:start w:val="1"/>
-      <w:numFmt w:val="bullet"/>
-      <w:lvlText w:val=""/>
-      <w:lvlJc w:val="left"/>
-      <w:pPr>
-        <w:tabs>
-          <w:tab w:val="num" w:pos="3600"/>
-        </w:tabs>
-        <w:ind w:left="3600" w:hanging="360"/>
-      </w:pPr>
-      <w:rPr>
-        <w:rFonts w:ascii="Wingdings" w:hAnsi="Wingdings" w:hint="default"/>
-        <w:sz w:val="20"/>
-      </w:rPr>
-    </w:lvl>
-    <w:lvl w:ilvl="5" w:tentative="1">
-      <w:start w:val="1"/>
-      <w:numFmt w:val="bullet"/>
-      <w:lvlText w:val=""/>
-      <w:lvlJc w:val="left"/>
-      <w:pPr>
-        <w:tabs>
-          <w:tab w:val="num" w:pos="4320"/>
-        </w:tabs>
-        <w:ind w:left="4320" w:hanging="360"/>
-      </w:pPr>
-      <w:rPr>
-        <w:rFonts w:ascii="Wingdings" w:hAnsi="Wingdings" w:hint="default"/>
-        <w:sz w:val="20"/>
-      </w:rPr>
-    </w:lvl>
-    <w:lvl w:ilvl="6" w:tentative="1">
-      <w:start w:val="1"/>
-      <w:numFmt w:val="bullet"/>
-      <w:lvlText w:val=""/>
-      <w:lvlJc w:val="left"/>
-      <w:pPr>
-        <w:tabs>
-          <w:tab w:val="num" w:pos="5040"/>
-        </w:tabs>
-        <w:ind w:left="5040" w:hanging="360"/>
-      </w:pPr>
-      <w:rPr>
-        <w:rFonts w:ascii="Wingdings" w:hAnsi="Wingdings" w:hint="default"/>
-        <w:sz w:val="20"/>
-      </w:rPr>
-    </w:lvl>
-    <w:lvl w:ilvl="7" w:tentative="1">
-      <w:start w:val="1"/>
-      <w:numFmt w:val="bullet"/>
-      <w:lvlText w:val=""/>
-      <w:lvlJc w:val="left"/>
-      <w:pPr>
-        <w:tabs>
-          <w:tab w:val="num" w:pos="5760"/>
-        </w:tabs>
-        <w:ind w:left="5760" w:hanging="360"/>
-      </w:pPr>
-      <w:rPr>
-        <w:rFonts w:ascii="Wingdings" w:hAnsi="Wingdings" w:hint="default"/>
-        <w:sz w:val="20"/>
-      </w:rPr>
-    </w:lvl>
-    <w:lvl w:ilvl="8" w:tentative="1">
-      <w:start w:val="1"/>
-      <w:numFmt w:val="bullet"/>
-      <w:lvlText w:val=""/>
-      <w:lvlJc w:val="left"/>
-      <w:pPr>
-        <w:tabs>
-          <w:tab w:val="num" w:pos="6480"/>
-        </w:tabs>
-        <w:ind w:left="6480" w:hanging="360"/>
-      </w:pPr>
-      <w:rPr>
-        <w:rFonts w:ascii="Wingdings" w:hAnsi="Wingdings" w:hint="default"/>
-        <w:sz w:val="20"/>
-      </w:rPr>
-    </w:lvl>
-  </w:abstractNum>
-  <w:abstractNum w:abstractNumId="14" w15:restartNumberingAfterBreak="0">
-    <w:nsid w:val="11337622"/>
-    <w:multiLevelType w:val="multilevel"/>
-    <w:tmpl w:val="947AA3F0"/>
-    <w:lvl w:ilvl="0">
-      <w:start w:val="1"/>
-      <w:numFmt w:val="bullet"/>
-      <w:lvlText w:val=""/>
-      <w:lvlJc w:val="left"/>
-      <w:pPr>
-        <w:tabs>
-          <w:tab w:val="num" w:pos="720"/>
-        </w:tabs>
-        <w:ind w:left="720" w:hanging="360"/>
-      </w:pPr>
-      <w:rPr>
-        <w:rFonts w:ascii="Symbol" w:hAnsi="Symbol" w:hint="default"/>
-        <w:sz w:val="20"/>
-      </w:rPr>
-    </w:lvl>
-    <w:lvl w:ilvl="1" w:tentative="1">
-      <w:start w:val="1"/>
-      <w:numFmt w:val="bullet"/>
-      <w:lvlText w:val="o"/>
-      <w:lvlJc w:val="left"/>
-      <w:pPr>
-        <w:tabs>
-          <w:tab w:val="num" w:pos="1440"/>
-        </w:tabs>
-        <w:ind w:left="1440" w:hanging="360"/>
-      </w:pPr>
-      <w:rPr>
-        <w:rFonts w:ascii="Courier New" w:hAnsi="Courier New" w:hint="default"/>
-        <w:sz w:val="20"/>
-      </w:rPr>
-    </w:lvl>
-    <w:lvl w:ilvl="2" w:tentative="1">
-      <w:start w:val="1"/>
-      <w:numFmt w:val="bullet"/>
-      <w:lvlText w:val=""/>
-      <w:lvlJc w:val="left"/>
-      <w:pPr>
-        <w:tabs>
-          <w:tab w:val="num" w:pos="2160"/>
-        </w:tabs>
-        <w:ind w:left="2160" w:hanging="360"/>
-      </w:pPr>
-      <w:rPr>
-        <w:rFonts w:ascii="Wingdings" w:hAnsi="Wingdings" w:hint="default"/>
-        <w:sz w:val="20"/>
-      </w:rPr>
-    </w:lvl>
-    <w:lvl w:ilvl="3" w:tentative="1">
-      <w:start w:val="1"/>
-      <w:numFmt w:val="bullet"/>
-      <w:lvlText w:val=""/>
-      <w:lvlJc w:val="left"/>
-      <w:pPr>
-        <w:tabs>
-          <w:tab w:val="num" w:pos="2880"/>
-        </w:tabs>
-        <w:ind w:left="2880" w:hanging="360"/>
-      </w:pPr>
-      <w:rPr>
-        <w:rFonts w:ascii="Wingdings" w:hAnsi="Wingdings" w:hint="default"/>
-        <w:sz w:val="20"/>
-      </w:rPr>
-    </w:lvl>
-    <w:lvl w:ilvl="4" w:tentative="1">
-      <w:start w:val="1"/>
-      <w:numFmt w:val="bullet"/>
-      <w:lvlText w:val=""/>
-      <w:lvlJc w:val="left"/>
-      <w:pPr>
-        <w:tabs>
-          <w:tab w:val="num" w:pos="3600"/>
-        </w:tabs>
-        <w:ind w:left="3600" w:hanging="360"/>
-      </w:pPr>
-      <w:rPr>
-        <w:rFonts w:ascii="Wingdings" w:hAnsi="Wingdings" w:hint="default"/>
-        <w:sz w:val="20"/>
-      </w:rPr>
-    </w:lvl>
-    <w:lvl w:ilvl="5" w:tentative="1">
-      <w:start w:val="1"/>
-      <w:numFmt w:val="bullet"/>
-      <w:lvlText w:val=""/>
-      <w:lvlJc w:val="left"/>
-      <w:pPr>
-        <w:tabs>
-          <w:tab w:val="num" w:pos="4320"/>
-        </w:tabs>
-        <w:ind w:left="4320" w:hanging="360"/>
-      </w:pPr>
-      <w:rPr>
-        <w:rFonts w:ascii="Wingdings" w:hAnsi="Wingdings" w:hint="default"/>
-        <w:sz w:val="20"/>
-      </w:rPr>
-    </w:lvl>
-    <w:lvl w:ilvl="6" w:tentative="1">
-      <w:start w:val="1"/>
-      <w:numFmt w:val="bullet"/>
-      <w:lvlText w:val=""/>
-      <w:lvlJc w:val="left"/>
-      <w:pPr>
-        <w:tabs>
-          <w:tab w:val="num" w:pos="5040"/>
-        </w:tabs>
-        <w:ind w:left="5040" w:hanging="360"/>
-      </w:pPr>
-      <w:rPr>
-        <w:rFonts w:ascii="Wingdings" w:hAnsi="Wingdings" w:hint="default"/>
-        <w:sz w:val="20"/>
-      </w:rPr>
-    </w:lvl>
-    <w:lvl w:ilvl="7" w:tentative="1">
-      <w:start w:val="1"/>
-      <w:numFmt w:val="bullet"/>
-      <w:lvlText w:val=""/>
-      <w:lvlJc w:val="left"/>
-      <w:pPr>
-        <w:tabs>
-          <w:tab w:val="num" w:pos="5760"/>
-        </w:tabs>
-        <w:ind w:left="5760" w:hanging="360"/>
-      </w:pPr>
-      <w:rPr>
-        <w:rFonts w:ascii="Wingdings" w:hAnsi="Wingdings" w:hint="default"/>
-        <w:sz w:val="20"/>
-      </w:rPr>
-    </w:lvl>
-    <w:lvl w:ilvl="8" w:tentative="1">
-      <w:start w:val="1"/>
-      <w:numFmt w:val="bullet"/>
-      <w:lvlText w:val=""/>
-      <w:lvlJc w:val="left"/>
-      <w:pPr>
-        <w:tabs>
-          <w:tab w:val="num" w:pos="6480"/>
-        </w:tabs>
-        <w:ind w:left="6480" w:hanging="360"/>
-      </w:pPr>
-      <w:rPr>
-        <w:rFonts w:ascii="Wingdings" w:hAnsi="Wingdings" w:hint="default"/>
-        <w:sz w:val="20"/>
-      </w:rPr>
-    </w:lvl>
-  </w:abstractNum>
-  <w:abstractNum w:abstractNumId="15" w15:restartNumberingAfterBreak="0">
+  <w:abstractNum w:abstractNumId="8" w15:restartNumberingAfterBreak="0">
     <w:nsid w:val="12EB7A3B"/>
     <w:multiLevelType w:val="multilevel"/>
     <w:tmpl w:val="EA461D60"/>
@@ -13372,7 +12453,7 @@
       </w:rPr>
     </w:lvl>
   </w:abstractNum>
-  <w:abstractNum w:abstractNumId="16" w15:restartNumberingAfterBreak="0">
+  <w:abstractNum w:abstractNumId="9" w15:restartNumberingAfterBreak="0">
     <w:nsid w:val="16160A23"/>
     <w:multiLevelType w:val="multilevel"/>
     <w:tmpl w:val="35520792"/>
@@ -13485,156 +12566,7 @@
       </w:pPr>
     </w:lvl>
   </w:abstractNum>
-  <w:abstractNum w:abstractNumId="17" w15:restartNumberingAfterBreak="0">
-    <w:nsid w:val="19CD0EA6"/>
-    <w:multiLevelType w:val="multilevel"/>
-    <w:tmpl w:val="46382348"/>
-    <w:lvl w:ilvl="0">
-      <w:start w:val="1"/>
-      <w:numFmt w:val="bullet"/>
-      <w:lvlText w:val=""/>
-      <w:lvlJc w:val="left"/>
-      <w:pPr>
-        <w:tabs>
-          <w:tab w:val="num" w:pos="720"/>
-        </w:tabs>
-        <w:ind w:left="720" w:hanging="360"/>
-      </w:pPr>
-      <w:rPr>
-        <w:rFonts w:ascii="Symbol" w:hAnsi="Symbol" w:hint="default"/>
-        <w:sz w:val="20"/>
-      </w:rPr>
-    </w:lvl>
-    <w:lvl w:ilvl="1" w:tentative="1">
-      <w:start w:val="1"/>
-      <w:numFmt w:val="bullet"/>
-      <w:lvlText w:val="o"/>
-      <w:lvlJc w:val="left"/>
-      <w:pPr>
-        <w:tabs>
-          <w:tab w:val="num" w:pos="1440"/>
-        </w:tabs>
-        <w:ind w:left="1440" w:hanging="360"/>
-      </w:pPr>
-      <w:rPr>
-        <w:rFonts w:ascii="Courier New" w:hAnsi="Courier New" w:hint="default"/>
-        <w:sz w:val="20"/>
-      </w:rPr>
-    </w:lvl>
-    <w:lvl w:ilvl="2" w:tentative="1">
-      <w:start w:val="1"/>
-      <w:numFmt w:val="bullet"/>
-      <w:lvlText w:val=""/>
-      <w:lvlJc w:val="left"/>
-      <w:pPr>
-        <w:tabs>
-          <w:tab w:val="num" w:pos="2160"/>
-        </w:tabs>
-        <w:ind w:left="2160" w:hanging="360"/>
-      </w:pPr>
-      <w:rPr>
-        <w:rFonts w:ascii="Wingdings" w:hAnsi="Wingdings" w:hint="default"/>
-        <w:sz w:val="20"/>
-      </w:rPr>
-    </w:lvl>
-    <w:lvl w:ilvl="3" w:tentative="1">
-      <w:start w:val="1"/>
-      <w:numFmt w:val="bullet"/>
-      <w:lvlText w:val=""/>
-      <w:lvlJc w:val="left"/>
-      <w:pPr>
-        <w:tabs>
-          <w:tab w:val="num" w:pos="2880"/>
-        </w:tabs>
-        <w:ind w:left="2880" w:hanging="360"/>
-      </w:pPr>
-      <w:rPr>
-        <w:rFonts w:ascii="Wingdings" w:hAnsi="Wingdings" w:hint="default"/>
-        <w:sz w:val="20"/>
-      </w:rPr>
-    </w:lvl>
-    <w:lvl w:ilvl="4" w:tentative="1">
-      <w:start w:val="1"/>
-      <w:numFmt w:val="bullet"/>
-      <w:lvlText w:val=""/>
-      <w:lvlJc w:val="left"/>
-      <w:pPr>
-        <w:tabs>
-          <w:tab w:val="num" w:pos="3600"/>
-        </w:tabs>
-        <w:ind w:left="3600" w:hanging="360"/>
-      </w:pPr>
-      <w:rPr>
-        <w:rFonts w:ascii="Wingdings" w:hAnsi="Wingdings" w:hint="default"/>
-        <w:sz w:val="20"/>
-      </w:rPr>
-    </w:lvl>
-    <w:lvl w:ilvl="5" w:tentative="1">
-      <w:start w:val="1"/>
-      <w:numFmt w:val="bullet"/>
-      <w:lvlText w:val=""/>
-      <w:lvlJc w:val="left"/>
-      <w:pPr>
-        <w:tabs>
-          <w:tab w:val="num" w:pos="4320"/>
-        </w:tabs>
-        <w:ind w:left="4320" w:hanging="360"/>
-      </w:pPr>
-      <w:rPr>
-        <w:rFonts w:ascii="Wingdings" w:hAnsi="Wingdings" w:hint="default"/>
-        <w:sz w:val="20"/>
-      </w:rPr>
-    </w:lvl>
-    <w:lvl w:ilvl="6" w:tentative="1">
-      <w:start w:val="1"/>
-      <w:numFmt w:val="bullet"/>
-      <w:lvlText w:val=""/>
-      <w:lvlJc w:val="left"/>
-      <w:pPr>
-        <w:tabs>
-          <w:tab w:val="num" w:pos="5040"/>
-        </w:tabs>
-        <w:ind w:left="5040" w:hanging="360"/>
-      </w:pPr>
-      <w:rPr>
-        <w:rFonts w:ascii="Wingdings" w:hAnsi="Wingdings" w:hint="default"/>
-        <w:sz w:val="20"/>
-      </w:rPr>
-    </w:lvl>
-    <w:lvl w:ilvl="7" w:tentative="1">
-      <w:start w:val="1"/>
-      <w:numFmt w:val="bullet"/>
-      <w:lvlText w:val=""/>
-      <w:lvlJc w:val="left"/>
-      <w:pPr>
-        <w:tabs>
-          <w:tab w:val="num" w:pos="5760"/>
-        </w:tabs>
-        <w:ind w:left="5760" w:hanging="360"/>
-      </w:pPr>
-      <w:rPr>
-        <w:rFonts w:ascii="Wingdings" w:hAnsi="Wingdings" w:hint="default"/>
-        <w:sz w:val="20"/>
-      </w:rPr>
-    </w:lvl>
-    <w:lvl w:ilvl="8" w:tentative="1">
-      <w:start w:val="1"/>
-      <w:numFmt w:val="bullet"/>
-      <w:lvlText w:val=""/>
-      <w:lvlJc w:val="left"/>
-      <w:pPr>
-        <w:tabs>
-          <w:tab w:val="num" w:pos="6480"/>
-        </w:tabs>
-        <w:ind w:left="6480" w:hanging="360"/>
-      </w:pPr>
-      <w:rPr>
-        <w:rFonts w:ascii="Wingdings" w:hAnsi="Wingdings" w:hint="default"/>
-        <w:sz w:val="20"/>
-      </w:rPr>
-    </w:lvl>
-  </w:abstractNum>
-  <w:abstractNum w:abstractNumId="18" w15:restartNumberingAfterBreak="0">
+  <w:abstractNum w:abstractNumId="10" w15:restartNumberingAfterBreak="0">
     <w:nsid w:val="19D2388A"/>
     <w:multiLevelType w:val="multilevel"/>
     <w:tmpl w:val="6DC69C4E"/>
@@ -13783,7 +12715,7 @@
       </w:rPr>
     </w:lvl>
   </w:abstractNum>
-  <w:abstractNum w:abstractNumId="19" w15:restartNumberingAfterBreak="0">
+  <w:abstractNum w:abstractNumId="11" w15:restartNumberingAfterBreak="0">
     <w:nsid w:val="1C2871AB"/>
     <w:multiLevelType w:val="multilevel"/>
     <w:tmpl w:val="E91C6FB0"/>
@@ -13896,7 +12828,7 @@
       </w:pPr>
     </w:lvl>
   </w:abstractNum>
-  <w:abstractNum w:abstractNumId="20" w15:restartNumberingAfterBreak="0">
+  <w:abstractNum w:abstractNumId="12" w15:restartNumberingAfterBreak="0">
     <w:nsid w:val="1C6B686F"/>
     <w:multiLevelType w:val="multilevel"/>
     <w:tmpl w:val="80E680D8"/>
@@ -14045,7 +12977,7 @@
       </w:rPr>
     </w:lvl>
   </w:abstractNum>
-  <w:abstractNum w:abstractNumId="21" w15:restartNumberingAfterBreak="0">
+  <w:abstractNum w:abstractNumId="13" w15:restartNumberingAfterBreak="0">
     <w:nsid w:val="21BD18BC"/>
     <w:multiLevelType w:val="multilevel"/>
     <w:tmpl w:val="30CC8972"/>
@@ -14194,7 +13126,7 @@
       </w:rPr>
     </w:lvl>
   </w:abstractNum>
-  <w:abstractNum w:abstractNumId="22" w15:restartNumberingAfterBreak="0">
+  <w:abstractNum w:abstractNumId="14" w15:restartNumberingAfterBreak="0">
     <w:nsid w:val="226A6EEB"/>
     <w:multiLevelType w:val="multilevel"/>
     <w:tmpl w:val="07C80558"/>
@@ -14307,305 +13239,7 @@
       </w:pPr>
     </w:lvl>
   </w:abstractNum>
-  <w:abstractNum w:abstractNumId="23" w15:restartNumberingAfterBreak="0">
-    <w:nsid w:val="237D1F5B"/>
-    <w:multiLevelType w:val="multilevel"/>
-    <w:tmpl w:val="4DB44F40"/>
-    <w:lvl w:ilvl="0">
-      <w:start w:val="1"/>
-      <w:numFmt w:val="bullet"/>
-      <w:lvlText w:val=""/>
-      <w:lvlJc w:val="left"/>
-      <w:pPr>
-        <w:tabs>
-          <w:tab w:val="num" w:pos="720"/>
-        </w:tabs>
-        <w:ind w:left="720" w:hanging="360"/>
-      </w:pPr>
-      <w:rPr>
-        <w:rFonts w:ascii="Symbol" w:hAnsi="Symbol" w:hint="default"/>
-        <w:sz w:val="20"/>
-      </w:rPr>
-    </w:lvl>
-    <w:lvl w:ilvl="1" w:tentative="1">
-      <w:start w:val="1"/>
-      <w:numFmt w:val="bullet"/>
-      <w:lvlText w:val="o"/>
-      <w:lvlJc w:val="left"/>
-      <w:pPr>
-        <w:tabs>
-          <w:tab w:val="num" w:pos="1440"/>
-        </w:tabs>
-        <w:ind w:left="1440" w:hanging="360"/>
-      </w:pPr>
-      <w:rPr>
-        <w:rFonts w:ascii="Courier New" w:hAnsi="Courier New" w:hint="default"/>
-        <w:sz w:val="20"/>
-      </w:rPr>
-    </w:lvl>
-    <w:lvl w:ilvl="2" w:tentative="1">
-      <w:start w:val="1"/>
-      <w:numFmt w:val="bullet"/>
-      <w:lvlText w:val=""/>
-      <w:lvlJc w:val="left"/>
-      <w:pPr>
-        <w:tabs>
-          <w:tab w:val="num" w:pos="2160"/>
-        </w:tabs>
-        <w:ind w:left="2160" w:hanging="360"/>
-      </w:pPr>
-      <w:rPr>
-        <w:rFonts w:ascii="Wingdings" w:hAnsi="Wingdings" w:hint="default"/>
-        <w:sz w:val="20"/>
-      </w:rPr>
-    </w:lvl>
-    <w:lvl w:ilvl="3" w:tentative="1">
-      <w:start w:val="1"/>
-      <w:numFmt w:val="bullet"/>
-      <w:lvlText w:val=""/>
-      <w:lvlJc w:val="left"/>
-      <w:pPr>
-        <w:tabs>
-          <w:tab w:val="num" w:pos="2880"/>
-        </w:tabs>
-        <w:ind w:left="2880" w:hanging="360"/>
-      </w:pPr>
-      <w:rPr>
-        <w:rFonts w:ascii="Wingdings" w:hAnsi="Wingdings" w:hint="default"/>
-        <w:sz w:val="20"/>
-      </w:rPr>
-    </w:lvl>
-    <w:lvl w:ilvl="4" w:tentative="1">
-      <w:start w:val="1"/>
-      <w:numFmt w:val="bullet"/>
-      <w:lvlText w:val=""/>
-      <w:lvlJc w:val="left"/>
-      <w:pPr>
-        <w:tabs>
-          <w:tab w:val="num" w:pos="3600"/>
-        </w:tabs>
-        <w:ind w:left="3600" w:hanging="360"/>
-      </w:pPr>
-      <w:rPr>
-        <w:rFonts w:ascii="Wingdings" w:hAnsi="Wingdings" w:hint="default"/>
-        <w:sz w:val="20"/>
-      </w:rPr>
-    </w:lvl>
-    <w:lvl w:ilvl="5" w:tentative="1">
-      <w:start w:val="1"/>
-      <w:numFmt w:val="bullet"/>
-      <w:lvlText w:val=""/>
-      <w:lvlJc w:val="left"/>
-      <w:pPr>
-        <w:tabs>
-          <w:tab w:val="num" w:pos="4320"/>
-        </w:tabs>
-        <w:ind w:left="4320" w:hanging="360"/>
-      </w:pPr>
-      <w:rPr>
-        <w:rFonts w:ascii="Wingdings" w:hAnsi="Wingdings" w:hint="default"/>
-        <w:sz w:val="20"/>
-      </w:rPr>
-    </w:lvl>
-    <w:lvl w:ilvl="6" w:tentative="1">
-      <w:start w:val="1"/>
-      <w:numFmt w:val="bullet"/>
-      <w:lvlText w:val=""/>
-      <w:lvlJc w:val="left"/>
-      <w:pPr>
-        <w:tabs>
-          <w:tab w:val="num" w:pos="5040"/>
-        </w:tabs>
-        <w:ind w:left="5040" w:hanging="360"/>
-      </w:pPr>
-      <w:rPr>
-        <w:rFonts w:ascii="Wingdings" w:hAnsi="Wingdings" w:hint="default"/>
-        <w:sz w:val="20"/>
-      </w:rPr>
-    </w:lvl>
-    <w:lvl w:ilvl="7" w:tentative="1">
-      <w:start w:val="1"/>
-      <w:numFmt w:val="bullet"/>
-      <w:lvlText w:val=""/>
-      <w:lvlJc w:val="left"/>
-      <w:pPr>
-        <w:tabs>
-          <w:tab w:val="num" w:pos="5760"/>
-        </w:tabs>
-        <w:ind w:left="5760" w:hanging="360"/>
-      </w:pPr>
-      <w:rPr>
-        <w:rFonts w:ascii="Wingdings" w:hAnsi="Wingdings" w:hint="default"/>
-        <w:sz w:val="20"/>
-      </w:rPr>
-    </w:lvl>
-    <w:lvl w:ilvl="8" w:tentative="1">
-      <w:start w:val="1"/>
-      <w:numFmt w:val="bullet"/>
-      <w:lvlText w:val=""/>
-      <w:lvlJc w:val="left"/>
-      <w:pPr>
-        <w:tabs>
-          <w:tab w:val="num" w:pos="6480"/>
-        </w:tabs>
-        <w:ind w:left="6480" w:hanging="360"/>
-      </w:pPr>
-      <w:rPr>
-        <w:rFonts w:ascii="Wingdings" w:hAnsi="Wingdings" w:hint="default"/>
-        <w:sz w:val="20"/>
-      </w:rPr>
-    </w:lvl>
-  </w:abstractNum>
-  <w:abstractNum w:abstractNumId="24" w15:restartNumberingAfterBreak="0">
-    <w:nsid w:val="25DA61FE"/>
-    <w:multiLevelType w:val="multilevel"/>
-    <w:tmpl w:val="5260B97E"/>
-    <w:lvl w:ilvl="0">
-      <w:start w:val="1"/>
-      <w:numFmt w:val="bullet"/>
-      <w:lvlText w:val=""/>
-      <w:lvlJc w:val="left"/>
-      <w:pPr>
-        <w:tabs>
-          <w:tab w:val="num" w:pos="720"/>
-        </w:tabs>
-        <w:ind w:left="720" w:hanging="360"/>
-      </w:pPr>
-      <w:rPr>
-        <w:rFonts w:ascii="Symbol" w:hAnsi="Symbol" w:hint="default"/>
-        <w:sz w:val="20"/>
-      </w:rPr>
-    </w:lvl>
-    <w:lvl w:ilvl="1" w:tentative="1">
-      <w:start w:val="1"/>
-      <w:numFmt w:val="bullet"/>
-      <w:lvlText w:val="o"/>
-      <w:lvlJc w:val="left"/>
-      <w:pPr>
-        <w:tabs>
-          <w:tab w:val="num" w:pos="1440"/>
-        </w:tabs>
-        <w:ind w:left="1440" w:hanging="360"/>
-      </w:pPr>
-      <w:rPr>
-        <w:rFonts w:ascii="Courier New" w:hAnsi="Courier New" w:hint="default"/>
-        <w:sz w:val="20"/>
-      </w:rPr>
-    </w:lvl>
-    <w:lvl w:ilvl="2" w:tentative="1">
-      <w:start w:val="1"/>
-      <w:numFmt w:val="bullet"/>
-      <w:lvlText w:val=""/>
-      <w:lvlJc w:val="left"/>
-      <w:pPr>
-        <w:tabs>
-          <w:tab w:val="num" w:pos="2160"/>
-        </w:tabs>
-        <w:ind w:left="2160" w:hanging="360"/>
-      </w:pPr>
-      <w:rPr>
-        <w:rFonts w:ascii="Wingdings" w:hAnsi="Wingdings" w:hint="default"/>
-        <w:sz w:val="20"/>
-      </w:rPr>
-    </w:lvl>
-    <w:lvl w:ilvl="3" w:tentative="1">
-      <w:start w:val="1"/>
-      <w:numFmt w:val="bullet"/>
-      <w:lvlText w:val=""/>
-      <w:lvlJc w:val="left"/>
-      <w:pPr>
-        <w:tabs>
-          <w:tab w:val="num" w:pos="2880"/>
-        </w:tabs>
-        <w:ind w:left="2880" w:hanging="360"/>
-      </w:pPr>
-      <w:rPr>
-        <w:rFonts w:ascii="Wingdings" w:hAnsi="Wingdings" w:hint="default"/>
-        <w:sz w:val="20"/>
-      </w:rPr>
-    </w:lvl>
-    <w:lvl w:ilvl="4" w:tentative="1">
-      <w:start w:val="1"/>
-      <w:numFmt w:val="bullet"/>
-      <w:lvlText w:val=""/>
-      <w:lvlJc w:val="left"/>
-      <w:pPr>
-        <w:tabs>
-          <w:tab w:val="num" w:pos="3600"/>
-        </w:tabs>
-        <w:ind w:left="3600" w:hanging="360"/>
-      </w:pPr>
-      <w:rPr>
-        <w:rFonts w:ascii="Wingdings" w:hAnsi="Wingdings" w:hint="default"/>
-        <w:sz w:val="20"/>
-      </w:rPr>
-    </w:lvl>
-    <w:lvl w:ilvl="5" w:tentative="1">
-      <w:start w:val="1"/>
-      <w:numFmt w:val="bullet"/>
-      <w:lvlText w:val=""/>
-      <w:lvlJc w:val="left"/>
-      <w:pPr>
-        <w:tabs>
-          <w:tab w:val="num" w:pos="4320"/>
-        </w:tabs>
-        <w:ind w:left="4320" w:hanging="360"/>
-      </w:pPr>
-      <w:rPr>
-        <w:rFonts w:ascii="Wingdings" w:hAnsi="Wingdings" w:hint="default"/>
-        <w:sz w:val="20"/>
-      </w:rPr>
-    </w:lvl>
-    <w:lvl w:ilvl="6" w:tentative="1">
-      <w:start w:val="1"/>
-      <w:numFmt w:val="bullet"/>
-      <w:lvlText w:val=""/>
-      <w:lvlJc w:val="left"/>
-      <w:pPr>
-        <w:tabs>
-          <w:tab w:val="num" w:pos="5040"/>
-        </w:tabs>
-        <w:ind w:left="5040" w:hanging="360"/>
-      </w:pPr>
-      <w:rPr>
-        <w:rFonts w:ascii="Wingdings" w:hAnsi="Wingdings" w:hint="default"/>
-        <w:sz w:val="20"/>
-      </w:rPr>
-    </w:lvl>
-    <w:lvl w:ilvl="7" w:tentative="1">
-      <w:start w:val="1"/>
-      <w:numFmt w:val="bullet"/>
-      <w:lvlText w:val=""/>
-      <w:lvlJc w:val="left"/>
-      <w:pPr>
-        <w:tabs>
-          <w:tab w:val="num" w:pos="5760"/>
-        </w:tabs>
-        <w:ind w:left="5760" w:hanging="360"/>
-      </w:pPr>
-      <w:rPr>
-        <w:rFonts w:ascii="Wingdings" w:hAnsi="Wingdings" w:hint="default"/>
-        <w:sz w:val="20"/>
-      </w:rPr>
-    </w:lvl>
-    <w:lvl w:ilvl="8" w:tentative="1">
-      <w:start w:val="1"/>
-      <w:numFmt w:val="bullet"/>
-      <w:lvlText w:val=""/>
-      <w:lvlJc w:val="left"/>
-      <w:pPr>
-        <w:tabs>
-          <w:tab w:val="num" w:pos="6480"/>
-        </w:tabs>
-        <w:ind w:left="6480" w:hanging="360"/>
-      </w:pPr>
-      <w:rPr>
-        <w:rFonts w:ascii="Wingdings" w:hAnsi="Wingdings" w:hint="default"/>
-        <w:sz w:val="20"/>
-      </w:rPr>
-    </w:lvl>
-  </w:abstractNum>
-  <w:abstractNum w:abstractNumId="25" w15:restartNumberingAfterBreak="0">
+  <w:abstractNum w:abstractNumId="15" w15:restartNumberingAfterBreak="0">
     <w:nsid w:val="27966B12"/>
     <w:multiLevelType w:val="multilevel"/>
     <w:tmpl w:val="B97C3C66"/>
@@ -14718,382 +13352,7 @@
       </w:pPr>
     </w:lvl>
   </w:abstractNum>
-  <w:abstractNum w:abstractNumId="26" w15:restartNumberingAfterBreak="0">
-    <w:nsid w:val="281B45DA"/>
-    <w:multiLevelType w:val="multilevel"/>
-    <w:tmpl w:val="DACA197E"/>
-    <w:lvl w:ilvl="0">
-      <w:start w:val="1"/>
-      <w:numFmt w:val="decimal"/>
-      <w:lvlText w:val="%1."/>
-      <w:lvlJc w:val="left"/>
-      <w:pPr>
-        <w:tabs>
-          <w:tab w:val="num" w:pos="720"/>
-        </w:tabs>
-        <w:ind w:left="720" w:hanging="360"/>
-      </w:pPr>
-    </w:lvl>
-    <w:lvl w:ilvl="1" w:tentative="1">
-      <w:start w:val="1"/>
-      <w:numFmt w:val="decimal"/>
-      <w:lvlText w:val="%2."/>
-      <w:lvlJc w:val="left"/>
-      <w:pPr>
-        <w:tabs>
-          <w:tab w:val="num" w:pos="1440"/>
-        </w:tabs>
-        <w:ind w:left="1440" w:hanging="360"/>
-      </w:pPr>
-    </w:lvl>
-    <w:lvl w:ilvl="2" w:tentative="1">
-      <w:start w:val="1"/>
-      <w:numFmt w:val="decimal"/>
-      <w:lvlText w:val="%3."/>
-      <w:lvlJc w:val="left"/>
-      <w:pPr>
-        <w:tabs>
-          <w:tab w:val="num" w:pos="2160"/>
-        </w:tabs>
-        <w:ind w:left="2160" w:hanging="360"/>
-      </w:pPr>
-    </w:lvl>
-    <w:lvl w:ilvl="3" w:tentative="1">
-      <w:start w:val="1"/>
-      <w:numFmt w:val="decimal"/>
-      <w:lvlText w:val="%4."/>
-      <w:lvlJc w:val="left"/>
-      <w:pPr>
-        <w:tabs>
-          <w:tab w:val="num" w:pos="2880"/>
-        </w:tabs>
-        <w:ind w:left="2880" w:hanging="360"/>
-      </w:pPr>
-    </w:lvl>
-    <w:lvl w:ilvl="4" w:tentative="1">
-      <w:start w:val="1"/>
-      <w:numFmt w:val="decimal"/>
-      <w:lvlText w:val="%5."/>
-      <w:lvlJc w:val="left"/>
-      <w:pPr>
-        <w:tabs>
-          <w:tab w:val="num" w:pos="3600"/>
-        </w:tabs>
-        <w:ind w:left="3600" w:hanging="360"/>
-      </w:pPr>
-    </w:lvl>
-    <w:lvl w:ilvl="5" w:tentative="1">
-      <w:start w:val="1"/>
-      <w:numFmt w:val="decimal"/>
-      <w:lvlText w:val="%6."/>
-      <w:lvlJc w:val="left"/>
-      <w:pPr>
-        <w:tabs>
-          <w:tab w:val="num" w:pos="4320"/>
-        </w:tabs>
-        <w:ind w:left="4320" w:hanging="360"/>
-      </w:pPr>
-    </w:lvl>
-    <w:lvl w:ilvl="6" w:tentative="1">
-      <w:start w:val="1"/>
-      <w:numFmt w:val="decimal"/>
-      <w:lvlText w:val="%7."/>
-      <w:lvlJc w:val="left"/>
-      <w:pPr>
-        <w:tabs>
-          <w:tab w:val="num" w:pos="5040"/>
-        </w:tabs>
-        <w:ind w:left="5040" w:hanging="360"/>
-      </w:pPr>
-    </w:lvl>
-    <w:lvl w:ilvl="7" w:tentative="1">
-      <w:start w:val="1"/>
-      <w:numFmt w:val="decimal"/>
-      <w:lvlText w:val="%8."/>
-      <w:lvlJc w:val="left"/>
-      <w:pPr>
-        <w:tabs>
-          <w:tab w:val="num" w:pos="5760"/>
-        </w:tabs>
-        <w:ind w:left="5760" w:hanging="360"/>
-      </w:pPr>
-    </w:lvl>
-    <w:lvl w:ilvl="8" w:tentative="1">
-      <w:start w:val="1"/>
-      <w:numFmt w:val="decimal"/>
-      <w:lvlText w:val="%9."/>
-      <w:lvlJc w:val="left"/>
-      <w:pPr>
-        <w:tabs>
-          <w:tab w:val="num" w:pos="6480"/>
-        </w:tabs>
-        <w:ind w:left="6480" w:hanging="360"/>
-      </w:pPr>
-    </w:lvl>
-  </w:abstractNum>
-  <w:abstractNum w:abstractNumId="27" w15:restartNumberingAfterBreak="0">
-    <w:nsid w:val="28520F8C"/>
-    <w:multiLevelType w:val="multilevel"/>
-    <w:tmpl w:val="21145310"/>
-    <w:lvl w:ilvl="0">
-      <w:start w:val="1"/>
-      <w:numFmt w:val="bullet"/>
-      <w:lvlText w:val=""/>
-      <w:lvlJc w:val="left"/>
-      <w:pPr>
-        <w:tabs>
-          <w:tab w:val="num" w:pos="720"/>
-        </w:tabs>
-        <w:ind w:left="720" w:hanging="360"/>
-      </w:pPr>
-      <w:rPr>
-        <w:rFonts w:ascii="Symbol" w:hAnsi="Symbol" w:hint="default"/>
-        <w:sz w:val="20"/>
-      </w:rPr>
-    </w:lvl>
-    <w:lvl w:ilvl="1" w:tentative="1">
-      <w:start w:val="1"/>
-      <w:numFmt w:val="bullet"/>
-      <w:lvlText w:val="o"/>
-      <w:lvlJc w:val="left"/>
-      <w:pPr>
-        <w:tabs>
-          <w:tab w:val="num" w:pos="1440"/>
-        </w:tabs>
-        <w:ind w:left="1440" w:hanging="360"/>
-      </w:pPr>
-      <w:rPr>
-        <w:rFonts w:ascii="Courier New" w:hAnsi="Courier New" w:hint="default"/>
-        <w:sz w:val="20"/>
-      </w:rPr>
-    </w:lvl>
-    <w:lvl w:ilvl="2" w:tentative="1">
-      <w:start w:val="1"/>
-      <w:numFmt w:val="bullet"/>
-      <w:lvlText w:val=""/>
-      <w:lvlJc w:val="left"/>
-      <w:pPr>
-        <w:tabs>
-          <w:tab w:val="num" w:pos="2160"/>
-        </w:tabs>
-        <w:ind w:left="2160" w:hanging="360"/>
-      </w:pPr>
-      <w:rPr>
-        <w:rFonts w:ascii="Wingdings" w:hAnsi="Wingdings" w:hint="default"/>
-        <w:sz w:val="20"/>
-      </w:rPr>
-    </w:lvl>
-    <w:lvl w:ilvl="3" w:tentative="1">
-      <w:start w:val="1"/>
-      <w:numFmt w:val="bullet"/>
-      <w:lvlText w:val=""/>
-      <w:lvlJc w:val="left"/>
-      <w:pPr>
-        <w:tabs>
-          <w:tab w:val="num" w:pos="2880"/>
-        </w:tabs>
-        <w:ind w:left="2880" w:hanging="360"/>
-      </w:pPr>
-      <w:rPr>
-        <w:rFonts w:ascii="Wingdings" w:hAnsi="Wingdings" w:hint="default"/>
-        <w:sz w:val="20"/>
-      </w:rPr>
-    </w:lvl>
-    <w:lvl w:ilvl="4" w:tentative="1">
-      <w:start w:val="1"/>
-      <w:numFmt w:val="bullet"/>
-      <w:lvlText w:val=""/>
-      <w:lvlJc w:val="left"/>
-      <w:pPr>
-        <w:tabs>
-          <w:tab w:val="num" w:pos="3600"/>
-        </w:tabs>
-        <w:ind w:left="3600" w:hanging="360"/>
-      </w:pPr>
-      <w:rPr>
-        <w:rFonts w:ascii="Wingdings" w:hAnsi="Wingdings" w:hint="default"/>
-        <w:sz w:val="20"/>
-      </w:rPr>
-    </w:lvl>
-    <w:lvl w:ilvl="5" w:tentative="1">
-      <w:start w:val="1"/>
-      <w:numFmt w:val="bullet"/>
-      <w:lvlText w:val=""/>
-      <w:lvlJc w:val="left"/>
-      <w:pPr>
-        <w:tabs>
-          <w:tab w:val="num" w:pos="4320"/>
-        </w:tabs>
-        <w:ind w:left="4320" w:hanging="360"/>
-      </w:pPr>
-      <w:rPr>
-        <w:rFonts w:ascii="Wingdings" w:hAnsi="Wingdings" w:hint="default"/>
-        <w:sz w:val="20"/>
-      </w:rPr>
-    </w:lvl>
-    <w:lvl w:ilvl="6" w:tentative="1">
-      <w:start w:val="1"/>
-      <w:numFmt w:val="bullet"/>
-      <w:lvlText w:val=""/>
-      <w:lvlJc w:val="left"/>
-      <w:pPr>
-        <w:tabs>
-          <w:tab w:val="num" w:pos="5040"/>
-        </w:tabs>
-        <w:ind w:left="5040" w:hanging="360"/>
-      </w:pPr>
-      <w:rPr>
-        <w:rFonts w:ascii="Wingdings" w:hAnsi="Wingdings" w:hint="default"/>
-        <w:sz w:val="20"/>
-      </w:rPr>
-    </w:lvl>
-    <w:lvl w:ilvl="7" w:tentative="1">
-      <w:start w:val="1"/>
-      <w:numFmt w:val="bullet"/>
-      <w:lvlText w:val=""/>
-      <w:lvlJc w:val="left"/>
-      <w:pPr>
-        <w:tabs>
-          <w:tab w:val="num" w:pos="5760"/>
-        </w:tabs>
-        <w:ind w:left="5760" w:hanging="360"/>
-      </w:pPr>
-      <w:rPr>
-        <w:rFonts w:ascii="Wingdings" w:hAnsi="Wingdings" w:hint="default"/>
-        <w:sz w:val="20"/>
-      </w:rPr>
-    </w:lvl>
-    <w:lvl w:ilvl="8" w:tentative="1">
-      <w:start w:val="1"/>
-      <w:numFmt w:val="bullet"/>
-      <w:lvlText w:val=""/>
-      <w:lvlJc w:val="left"/>
-      <w:pPr>
-        <w:tabs>
-          <w:tab w:val="num" w:pos="6480"/>
-        </w:tabs>
-        <w:ind w:left="6480" w:hanging="360"/>
-      </w:pPr>
-      <w:rPr>
-        <w:rFonts w:ascii="Wingdings" w:hAnsi="Wingdings" w:hint="default"/>
-        <w:sz w:val="20"/>
-      </w:rPr>
-    </w:lvl>
-  </w:abstractNum>
-  <w:abstractNum w:abstractNumId="28" w15:restartNumberingAfterBreak="0">
-    <w:nsid w:val="2A3B63C2"/>
-    <w:multiLevelType w:val="multilevel"/>
-    <w:tmpl w:val="CC44EF6A"/>
-    <w:lvl w:ilvl="0">
-      <w:start w:val="1"/>
-      <w:numFmt w:val="decimal"/>
-      <w:lvlText w:val="%1."/>
-      <w:lvlJc w:val="left"/>
-      <w:pPr>
-        <w:tabs>
-          <w:tab w:val="num" w:pos="720"/>
-        </w:tabs>
-        <w:ind w:left="720" w:hanging="360"/>
-      </w:pPr>
-    </w:lvl>
-    <w:lvl w:ilvl="1" w:tentative="1">
-      <w:start w:val="1"/>
-      <w:numFmt w:val="decimal"/>
-      <w:lvlText w:val="%2."/>
-      <w:lvlJc w:val="left"/>
-      <w:pPr>
-        <w:tabs>
-          <w:tab w:val="num" w:pos="1440"/>
-        </w:tabs>
-        <w:ind w:left="1440" w:hanging="360"/>
-      </w:pPr>
-    </w:lvl>
-    <w:lvl w:ilvl="2" w:tentative="1">
-      <w:start w:val="1"/>
-      <w:numFmt w:val="decimal"/>
-      <w:lvlText w:val="%3."/>
-      <w:lvlJc w:val="left"/>
-      <w:pPr>
-        <w:tabs>
-          <w:tab w:val="num" w:pos="2160"/>
-        </w:tabs>
-        <w:ind w:left="2160" w:hanging="360"/>
-      </w:pPr>
-    </w:lvl>
-    <w:lvl w:ilvl="3" w:tentative="1">
-      <w:start w:val="1"/>
-      <w:numFmt w:val="decimal"/>
-      <w:lvlText w:val="%4."/>
-      <w:lvlJc w:val="left"/>
-      <w:pPr>
-        <w:tabs>
-          <w:tab w:val="num" w:pos="2880"/>
-        </w:tabs>
-        <w:ind w:left="2880" w:hanging="360"/>
-      </w:pPr>
-    </w:lvl>
-    <w:lvl w:ilvl="4" w:tentative="1">
-      <w:start w:val="1"/>
-      <w:numFmt w:val="decimal"/>
-      <w:lvlText w:val="%5."/>
-      <w:lvlJc w:val="left"/>
-      <w:pPr>
-        <w:tabs>
-          <w:tab w:val="num" w:pos="3600"/>
-        </w:tabs>
-        <w:ind w:left="3600" w:hanging="360"/>
-      </w:pPr>
-    </w:lvl>
-    <w:lvl w:ilvl="5" w:tentative="1">
-      <w:start w:val="1"/>
-      <w:numFmt w:val="decimal"/>
-      <w:lvlText w:val="%6."/>
-      <w:lvlJc w:val="left"/>
-      <w:pPr>
-        <w:tabs>
-          <w:tab w:val="num" w:pos="4320"/>
-        </w:tabs>
-        <w:ind w:left="4320" w:hanging="360"/>
-      </w:pPr>
-    </w:lvl>
-    <w:lvl w:ilvl="6" w:tentative="1">
-      <w:start w:val="1"/>
-      <w:numFmt w:val="decimal"/>
-      <w:lvlText w:val="%7."/>
-      <w:lvlJc w:val="left"/>
-      <w:pPr>
-        <w:tabs>
-          <w:tab w:val="num" w:pos="5040"/>
-        </w:tabs>
-        <w:ind w:left="5040" w:hanging="360"/>
-      </w:pPr>
-    </w:lvl>
-    <w:lvl w:ilvl="7" w:tentative="1">
-      <w:start w:val="1"/>
-      <w:numFmt w:val="decimal"/>
-      <w:lvlText w:val="%8."/>
-      <w:lvlJc w:val="left"/>
-      <w:pPr>
-        <w:tabs>
-          <w:tab w:val="num" w:pos="5760"/>
-        </w:tabs>
-        <w:ind w:left="5760" w:hanging="360"/>
-      </w:pPr>
-    </w:lvl>
-    <w:lvl w:ilvl="8" w:tentative="1">
-      <w:start w:val="1"/>
-      <w:numFmt w:val="decimal"/>
-      <w:lvlText w:val="%9."/>
-      <w:lvlJc w:val="left"/>
-      <w:pPr>
-        <w:tabs>
-          <w:tab w:val="num" w:pos="6480"/>
-        </w:tabs>
-        <w:ind w:left="6480" w:hanging="360"/>
-      </w:pPr>
-    </w:lvl>
-  </w:abstractNum>
-  <w:abstractNum w:abstractNumId="29" w15:restartNumberingAfterBreak="0">
+  <w:abstractNum w:abstractNumId="16" w15:restartNumberingAfterBreak="0">
     <w:nsid w:val="2AA360B3"/>
     <w:multiLevelType w:val="hybridMultilevel"/>
     <w:tmpl w:val="CDFE001C"/>
@@ -15206,7 +13465,7 @@
       </w:rPr>
     </w:lvl>
   </w:abstractNum>
-  <w:abstractNum w:abstractNumId="30" w15:restartNumberingAfterBreak="0">
+  <w:abstractNum w:abstractNumId="17" w15:restartNumberingAfterBreak="0">
     <w:nsid w:val="2F3F4A1D"/>
     <w:multiLevelType w:val="multilevel"/>
     <w:tmpl w:val="144ABCDA"/>
@@ -15319,7 +13578,7 @@
       </w:pPr>
     </w:lvl>
   </w:abstractNum>
-  <w:abstractNum w:abstractNumId="31" w15:restartNumberingAfterBreak="0">
+  <w:abstractNum w:abstractNumId="18" w15:restartNumberingAfterBreak="0">
     <w:nsid w:val="2F6B69FA"/>
     <w:multiLevelType w:val="multilevel"/>
     <w:tmpl w:val="C7B2A702"/>
@@ -15432,7 +13691,7 @@
       </w:pPr>
     </w:lvl>
   </w:abstractNum>
-  <w:abstractNum w:abstractNumId="32" w15:restartNumberingAfterBreak="0">
+  <w:abstractNum w:abstractNumId="19" w15:restartNumberingAfterBreak="0">
     <w:nsid w:val="33CB3051"/>
     <w:multiLevelType w:val="multilevel"/>
     <w:tmpl w:val="7D780500"/>
@@ -15581,7 +13840,7 @@
       </w:rPr>
     </w:lvl>
   </w:abstractNum>
-  <w:abstractNum w:abstractNumId="33" w15:restartNumberingAfterBreak="0">
+  <w:abstractNum w:abstractNumId="20" w15:restartNumberingAfterBreak="0">
     <w:nsid w:val="35913333"/>
     <w:multiLevelType w:val="multilevel"/>
     <w:tmpl w:val="F0826F18"/>
@@ -15730,7 +13989,7 @@
       </w:rPr>
     </w:lvl>
   </w:abstractNum>
-  <w:abstractNum w:abstractNumId="34" w15:restartNumberingAfterBreak="0">
+  <w:abstractNum w:abstractNumId="21" w15:restartNumberingAfterBreak="0">
     <w:nsid w:val="36F627D4"/>
     <w:multiLevelType w:val="multilevel"/>
     <w:tmpl w:val="5044B3B6"/>
@@ -15879,98 +14138,7 @@
       </w:rPr>
     </w:lvl>
   </w:abstractNum>
-  <w:abstractNum w:abstractNumId="35" w15:restartNumberingAfterBreak="0">
-    <w:nsid w:val="3A77284C"/>
-    <w:multiLevelType w:val="hybridMultilevel"/>
-    <w:tmpl w:val="1910F4E8"/>
-    <w:lvl w:ilvl="0" w:tplc="EB8E3606">
-      <w:start w:val="1"/>
-      <w:numFmt w:val="decimal"/>
-      <w:lvlText w:val="%1."/>
-      <w:lvlJc w:val="left"/>
-      <w:pPr>
-        <w:ind w:left="720" w:hanging="360"/>
-      </w:pPr>
-      <w:rPr>
-        <w:rFonts w:hint="default"/>
-        <w:b w:val="0"/>
-        <w:bCs w:val="0"/>
-      </w:rPr>
-    </w:lvl>
-    <w:lvl w:ilvl="1" w:tplc="04090019">
-      <w:start w:val="1"/>
-      <w:numFmt w:val="lowerLetter"/>
-      <w:lvlText w:val="%2."/>
-      <w:lvlJc w:val="left"/>
-      <w:pPr>
-        <w:ind w:left="1440" w:hanging="360"/>
-      </w:pPr>
-    </w:lvl>
-    <w:lvl w:ilvl="2" w:tplc="0409001B" w:tentative="1">
-      <w:start w:val="1"/>
-      <w:numFmt w:val="lowerRoman"/>
-      <w:lvlText w:val="%3."/>
-      <w:lvlJc w:val="right"/>
-      <w:pPr>
-        <w:ind w:left="2160" w:hanging="180"/>
-      </w:pPr>
-    </w:lvl>
-    <w:lvl w:ilvl="3" w:tplc="0409000F" w:tentative="1">
-      <w:start w:val="1"/>
-      <w:numFmt w:val="decimal"/>
-      <w:lvlText w:val="%4."/>
-      <w:lvlJc w:val="left"/>
-      <w:pPr>
-        <w:ind w:left="2880" w:hanging="360"/>
-      </w:pPr>
-    </w:lvl>
-    <w:lvl w:ilvl="4" w:tplc="04090019" w:tentative="1">
-      <w:start w:val="1"/>
-      <w:numFmt w:val="lowerLetter"/>
-      <w:lvlText w:val="%5."/>
-      <w:lvlJc w:val="left"/>
-      <w:pPr>
-        <w:ind w:left="3600" w:hanging="360"/>
-      </w:pPr>
-    </w:lvl>
-    <w:lvl w:ilvl="5" w:tplc="0409001B" w:tentative="1">
-      <w:start w:val="1"/>
-      <w:numFmt w:val="lowerRoman"/>
-      <w:lvlText w:val="%6."/>
-      <w:lvlJc w:val="right"/>
-      <w:pPr>
-        <w:ind w:left="4320" w:hanging="180"/>
-      </w:pPr>
-    </w:lvl>
-    <w:lvl w:ilvl="6" w:tplc="0409000F" w:tentative="1">
-      <w:start w:val="1"/>
-      <w:numFmt w:val="decimal"/>
-      <w:lvlText w:val="%7."/>
-      <w:lvlJc w:val="left"/>
-      <w:pPr>
-        <w:ind w:left="5040" w:hanging="360"/>
-      </w:pPr>
-    </w:lvl>
-    <w:lvl w:ilvl="7" w:tplc="04090019" w:tentative="1">
-      <w:start w:val="1"/>
-      <w:numFmt w:val="lowerLetter"/>
-      <w:lvlText w:val="%8."/>
-      <w:lvlJc w:val="left"/>
-      <w:pPr>
-        <w:ind w:left="5760" w:hanging="360"/>
-      </w:pPr>
-    </w:lvl>
-    <w:lvl w:ilvl="8" w:tplc="0409001B" w:tentative="1">
-      <w:start w:val="1"/>
-      <w:numFmt w:val="lowerRoman"/>
-      <w:lvlText w:val="%9."/>
-      <w:lvlJc w:val="right"/>
-      <w:pPr>
-        <w:ind w:left="6480" w:hanging="180"/>
-      </w:pPr>
-    </w:lvl>
-  </w:abstractNum>
-  <w:abstractNum w:abstractNumId="36" w15:restartNumberingAfterBreak="0">
+  <w:abstractNum w:abstractNumId="22" w15:restartNumberingAfterBreak="0">
     <w:nsid w:val="3C844D88"/>
     <w:multiLevelType w:val="hybridMultilevel"/>
     <w:tmpl w:val="E23253AA"/>
@@ -16083,680 +14251,7 @@
       </w:rPr>
     </w:lvl>
   </w:abstractNum>
-  <w:abstractNum w:abstractNumId="37" w15:restartNumberingAfterBreak="0">
-    <w:nsid w:val="3CDA4477"/>
-    <w:multiLevelType w:val="multilevel"/>
-    <w:tmpl w:val="A4E42FA0"/>
-    <w:lvl w:ilvl="0">
-      <w:start w:val="1"/>
-      <w:numFmt w:val="bullet"/>
-      <w:lvlText w:val=""/>
-      <w:lvlJc w:val="left"/>
-      <w:pPr>
-        <w:tabs>
-          <w:tab w:val="num" w:pos="720"/>
-        </w:tabs>
-        <w:ind w:left="720" w:hanging="360"/>
-      </w:pPr>
-      <w:rPr>
-        <w:rFonts w:ascii="Symbol" w:hAnsi="Symbol" w:hint="default"/>
-        <w:sz w:val="20"/>
-      </w:rPr>
-    </w:lvl>
-    <w:lvl w:ilvl="1" w:tentative="1">
-      <w:start w:val="1"/>
-      <w:numFmt w:val="bullet"/>
-      <w:lvlText w:val="o"/>
-      <w:lvlJc w:val="left"/>
-      <w:pPr>
-        <w:tabs>
-          <w:tab w:val="num" w:pos="1440"/>
-        </w:tabs>
-        <w:ind w:left="1440" w:hanging="360"/>
-      </w:pPr>
-      <w:rPr>
-        <w:rFonts w:ascii="Courier New" w:hAnsi="Courier New" w:hint="default"/>
-        <w:sz w:val="20"/>
-      </w:rPr>
-    </w:lvl>
-    <w:lvl w:ilvl="2" w:tentative="1">
-      <w:start w:val="1"/>
-      <w:numFmt w:val="bullet"/>
-      <w:lvlText w:val=""/>
-      <w:lvlJc w:val="left"/>
-      <w:pPr>
-        <w:tabs>
-          <w:tab w:val="num" w:pos="2160"/>
-        </w:tabs>
-        <w:ind w:left="2160" w:hanging="360"/>
-      </w:pPr>
-      <w:rPr>
-        <w:rFonts w:ascii="Wingdings" w:hAnsi="Wingdings" w:hint="default"/>
-        <w:sz w:val="20"/>
-      </w:rPr>
-    </w:lvl>
-    <w:lvl w:ilvl="3" w:tentative="1">
-      <w:start w:val="1"/>
-      <w:numFmt w:val="bullet"/>
-      <w:lvlText w:val=""/>
-      <w:lvlJc w:val="left"/>
-      <w:pPr>
-        <w:tabs>
-          <w:tab w:val="num" w:pos="2880"/>
-        </w:tabs>
-        <w:ind w:left="2880" w:hanging="360"/>
-      </w:pPr>
-      <w:rPr>
-        <w:rFonts w:ascii="Wingdings" w:hAnsi="Wingdings" w:hint="default"/>
-        <w:sz w:val="20"/>
-      </w:rPr>
-    </w:lvl>
-    <w:lvl w:ilvl="4" w:tentative="1">
-      <w:start w:val="1"/>
-      <w:numFmt w:val="bullet"/>
-      <w:lvlText w:val=""/>
-      <w:lvlJc w:val="left"/>
-      <w:pPr>
-        <w:tabs>
-          <w:tab w:val="num" w:pos="3600"/>
-        </w:tabs>
-        <w:ind w:left="3600" w:hanging="360"/>
-      </w:pPr>
-      <w:rPr>
-        <w:rFonts w:ascii="Wingdings" w:hAnsi="Wingdings" w:hint="default"/>
-        <w:sz w:val="20"/>
-      </w:rPr>
-    </w:lvl>
-    <w:lvl w:ilvl="5" w:tentative="1">
-      <w:start w:val="1"/>
-      <w:numFmt w:val="bullet"/>
-      <w:lvlText w:val=""/>
-      <w:lvlJc w:val="left"/>
-      <w:pPr>
-        <w:tabs>
-          <w:tab w:val="num" w:pos="4320"/>
-        </w:tabs>
-        <w:ind w:left="4320" w:hanging="360"/>
-      </w:pPr>
-      <w:rPr>
-        <w:rFonts w:ascii="Wingdings" w:hAnsi="Wingdings" w:hint="default"/>
-        <w:sz w:val="20"/>
-      </w:rPr>
-    </w:lvl>
-    <w:lvl w:ilvl="6" w:tentative="1">
-      <w:start w:val="1"/>
-      <w:numFmt w:val="bullet"/>
-      <w:lvlText w:val=""/>
-      <w:lvlJc w:val="left"/>
-      <w:pPr>
-        <w:tabs>
-          <w:tab w:val="num" w:pos="5040"/>
-        </w:tabs>
-        <w:ind w:left="5040" w:hanging="360"/>
-      </w:pPr>
-      <w:rPr>
-        <w:rFonts w:ascii="Wingdings" w:hAnsi="Wingdings" w:hint="default"/>
-        <w:sz w:val="20"/>
-      </w:rPr>
-    </w:lvl>
-    <w:lvl w:ilvl="7" w:tentative="1">
-      <w:start w:val="1"/>
-      <w:numFmt w:val="bullet"/>
-      <w:lvlText w:val=""/>
-      <w:lvlJc w:val="left"/>
-      <w:pPr>
-        <w:tabs>
-          <w:tab w:val="num" w:pos="5760"/>
-        </w:tabs>
-        <w:ind w:left="5760" w:hanging="360"/>
-      </w:pPr>
-      <w:rPr>
-        <w:rFonts w:ascii="Wingdings" w:hAnsi="Wingdings" w:hint="default"/>
-        <w:sz w:val="20"/>
-      </w:rPr>
-    </w:lvl>
-    <w:lvl w:ilvl="8" w:tentative="1">
-      <w:start w:val="1"/>
-      <w:numFmt w:val="bullet"/>
-      <w:lvlText w:val=""/>
-      <w:lvlJc w:val="left"/>
-      <w:pPr>
-        <w:tabs>
-          <w:tab w:val="num" w:pos="6480"/>
-        </w:tabs>
-        <w:ind w:left="6480" w:hanging="360"/>
-      </w:pPr>
-      <w:rPr>
-        <w:rFonts w:ascii="Wingdings" w:hAnsi="Wingdings" w:hint="default"/>
-        <w:sz w:val="20"/>
-      </w:rPr>
-    </w:lvl>
-  </w:abstractNum>
-  <w:abstractNum w:abstractNumId="38" w15:restartNumberingAfterBreak="0">
-    <w:nsid w:val="3DCF5F0B"/>
-    <w:multiLevelType w:val="multilevel"/>
-    <w:tmpl w:val="0D1C4AE8"/>
-    <w:lvl w:ilvl="0">
-      <w:start w:val="1"/>
-      <w:numFmt w:val="bullet"/>
-      <w:lvlText w:val=""/>
-      <w:lvlJc w:val="left"/>
-      <w:pPr>
-        <w:tabs>
-          <w:tab w:val="num" w:pos="720"/>
-        </w:tabs>
-        <w:ind w:left="720" w:hanging="360"/>
-      </w:pPr>
-      <w:rPr>
-        <w:rFonts w:ascii="Symbol" w:hAnsi="Symbol" w:hint="default"/>
-        <w:sz w:val="20"/>
-      </w:rPr>
-    </w:lvl>
-    <w:lvl w:ilvl="1" w:tentative="1">
-      <w:start w:val="1"/>
-      <w:numFmt w:val="bullet"/>
-      <w:lvlText w:val="o"/>
-      <w:lvlJc w:val="left"/>
-      <w:pPr>
-        <w:tabs>
-          <w:tab w:val="num" w:pos="1440"/>
-        </w:tabs>
-        <w:ind w:left="1440" w:hanging="360"/>
-      </w:pPr>
-      <w:rPr>
-        <w:rFonts w:ascii="Courier New" w:hAnsi="Courier New" w:hint="default"/>
-        <w:sz w:val="20"/>
-      </w:rPr>
-    </w:lvl>
-    <w:lvl w:ilvl="2" w:tentative="1">
-      <w:start w:val="1"/>
-      <w:numFmt w:val="bullet"/>
-      <w:lvlText w:val=""/>
-      <w:lvlJc w:val="left"/>
-      <w:pPr>
-        <w:tabs>
-          <w:tab w:val="num" w:pos="2160"/>
-        </w:tabs>
-        <w:ind w:left="2160" w:hanging="360"/>
-      </w:pPr>
-      <w:rPr>
-        <w:rFonts w:ascii="Wingdings" w:hAnsi="Wingdings" w:hint="default"/>
-        <w:sz w:val="20"/>
-      </w:rPr>
-    </w:lvl>
-    <w:lvl w:ilvl="3" w:tentative="1">
-      <w:start w:val="1"/>
-      <w:numFmt w:val="bullet"/>
-      <w:lvlText w:val=""/>
-      <w:lvlJc w:val="left"/>
-      <w:pPr>
-        <w:tabs>
-          <w:tab w:val="num" w:pos="2880"/>
-        </w:tabs>
-        <w:ind w:left="2880" w:hanging="360"/>
-      </w:pPr>
-      <w:rPr>
-        <w:rFonts w:ascii="Wingdings" w:hAnsi="Wingdings" w:hint="default"/>
-        <w:sz w:val="20"/>
-      </w:rPr>
-    </w:lvl>
-    <w:lvl w:ilvl="4" w:tentative="1">
-      <w:start w:val="1"/>
-      <w:numFmt w:val="bullet"/>
-      <w:lvlText w:val=""/>
-      <w:lvlJc w:val="left"/>
-      <w:pPr>
-        <w:tabs>
-          <w:tab w:val="num" w:pos="3600"/>
-        </w:tabs>
-        <w:ind w:left="3600" w:hanging="360"/>
-      </w:pPr>
-      <w:rPr>
-        <w:rFonts w:ascii="Wingdings" w:hAnsi="Wingdings" w:hint="default"/>
-        <w:sz w:val="20"/>
-      </w:rPr>
-    </w:lvl>
-    <w:lvl w:ilvl="5" w:tentative="1">
-      <w:start w:val="1"/>
-      <w:numFmt w:val="bullet"/>
-      <w:lvlText w:val=""/>
-      <w:lvlJc w:val="left"/>
-      <w:pPr>
-        <w:tabs>
-          <w:tab w:val="num" w:pos="4320"/>
-        </w:tabs>
-        <w:ind w:left="4320" w:hanging="360"/>
-      </w:pPr>
-      <w:rPr>
-        <w:rFonts w:ascii="Wingdings" w:hAnsi="Wingdings" w:hint="default"/>
-        <w:sz w:val="20"/>
-      </w:rPr>
-    </w:lvl>
-    <w:lvl w:ilvl="6" w:tentative="1">
-      <w:start w:val="1"/>
-      <w:numFmt w:val="bullet"/>
-      <w:lvlText w:val=""/>
-      <w:lvlJc w:val="left"/>
-      <w:pPr>
-        <w:tabs>
-          <w:tab w:val="num" w:pos="5040"/>
-        </w:tabs>
-        <w:ind w:left="5040" w:hanging="360"/>
-      </w:pPr>
-      <w:rPr>
-        <w:rFonts w:ascii="Wingdings" w:hAnsi="Wingdings" w:hint="default"/>
-        <w:sz w:val="20"/>
-      </w:rPr>
-    </w:lvl>
-    <w:lvl w:ilvl="7" w:tentative="1">
-      <w:start w:val="1"/>
-      <w:numFmt w:val="bullet"/>
-      <w:lvlText w:val=""/>
-      <w:lvlJc w:val="left"/>
-      <w:pPr>
-        <w:tabs>
-          <w:tab w:val="num" w:pos="5760"/>
-        </w:tabs>
-        <w:ind w:left="5760" w:hanging="360"/>
-      </w:pPr>
-      <w:rPr>
-        <w:rFonts w:ascii="Wingdings" w:hAnsi="Wingdings" w:hint="default"/>
-        <w:sz w:val="20"/>
-      </w:rPr>
-    </w:lvl>
-    <w:lvl w:ilvl="8" w:tentative="1">
-      <w:start w:val="1"/>
-      <w:numFmt w:val="bullet"/>
-      <w:lvlText w:val=""/>
-      <w:lvlJc w:val="left"/>
-      <w:pPr>
-        <w:tabs>
-          <w:tab w:val="num" w:pos="6480"/>
-        </w:tabs>
-        <w:ind w:left="6480" w:hanging="360"/>
-      </w:pPr>
-      <w:rPr>
-        <w:rFonts w:ascii="Wingdings" w:hAnsi="Wingdings" w:hint="default"/>
-        <w:sz w:val="20"/>
-      </w:rPr>
-    </w:lvl>
-  </w:abstractNum>
-  <w:abstractNum w:abstractNumId="39" w15:restartNumberingAfterBreak="0">
-    <w:nsid w:val="3DD43B0E"/>
-    <w:multiLevelType w:val="hybridMultilevel"/>
-    <w:tmpl w:val="8EB08F84"/>
-    <w:lvl w:ilvl="0" w:tplc="04090005">
-      <w:start w:val="1"/>
-      <w:numFmt w:val="bullet"/>
-      <w:lvlText w:val=""/>
-      <w:lvlJc w:val="left"/>
-      <w:pPr>
-        <w:ind w:left="2520" w:hanging="360"/>
-      </w:pPr>
-      <w:rPr>
-        <w:rFonts w:ascii="Wingdings" w:hAnsi="Wingdings" w:hint="default"/>
-      </w:rPr>
-    </w:lvl>
-    <w:lvl w:ilvl="1" w:tplc="04090003" w:tentative="1">
-      <w:start w:val="1"/>
-      <w:numFmt w:val="bullet"/>
-      <w:lvlText w:val="o"/>
-      <w:lvlJc w:val="left"/>
-      <w:pPr>
-        <w:ind w:left="3240" w:hanging="360"/>
-      </w:pPr>
-      <w:rPr>
-        <w:rFonts w:ascii="Courier New" w:hAnsi="Courier New" w:cs="Courier New" w:hint="default"/>
-      </w:rPr>
-    </w:lvl>
-    <w:lvl w:ilvl="2" w:tplc="04090005" w:tentative="1">
-      <w:start w:val="1"/>
-      <w:numFmt w:val="bullet"/>
-      <w:lvlText w:val=""/>
-      <w:lvlJc w:val="left"/>
-      <w:pPr>
-        <w:ind w:left="3960" w:hanging="360"/>
-      </w:pPr>
-      <w:rPr>
-        <w:rFonts w:ascii="Wingdings" w:hAnsi="Wingdings" w:hint="default"/>
-      </w:rPr>
-    </w:lvl>
-    <w:lvl w:ilvl="3" w:tplc="04090001" w:tentative="1">
-      <w:start w:val="1"/>
-      <w:numFmt w:val="bullet"/>
-      <w:lvlText w:val=""/>
-      <w:lvlJc w:val="left"/>
-      <w:pPr>
-        <w:ind w:left="4680" w:hanging="360"/>
-      </w:pPr>
-      <w:rPr>
-        <w:rFonts w:ascii="Symbol" w:hAnsi="Symbol" w:hint="default"/>
-      </w:rPr>
-    </w:lvl>
-    <w:lvl w:ilvl="4" w:tplc="04090003" w:tentative="1">
-      <w:start w:val="1"/>
-      <w:numFmt w:val="bullet"/>
-      <w:lvlText w:val="o"/>
-      <w:lvlJc w:val="left"/>
-      <w:pPr>
-        <w:ind w:left="5400" w:hanging="360"/>
-      </w:pPr>
-      <w:rPr>
-        <w:rFonts w:ascii="Courier New" w:hAnsi="Courier New" w:cs="Courier New" w:hint="default"/>
-      </w:rPr>
-    </w:lvl>
-    <w:lvl w:ilvl="5" w:tplc="04090005" w:tentative="1">
-      <w:start w:val="1"/>
-      <w:numFmt w:val="bullet"/>
-      <w:lvlText w:val=""/>
-      <w:lvlJc w:val="left"/>
-      <w:pPr>
-        <w:ind w:left="6120" w:hanging="360"/>
-      </w:pPr>
-      <w:rPr>
-        <w:rFonts w:ascii="Wingdings" w:hAnsi="Wingdings" w:hint="default"/>
-      </w:rPr>
-    </w:lvl>
-    <w:lvl w:ilvl="6" w:tplc="04090001" w:tentative="1">
-      <w:start w:val="1"/>
-      <w:numFmt w:val="bullet"/>
-      <w:lvlText w:val=""/>
-      <w:lvlJc w:val="left"/>
-      <w:pPr>
-        <w:ind w:left="6840" w:hanging="360"/>
-      </w:pPr>
-      <w:rPr>
-        <w:rFonts w:ascii="Symbol" w:hAnsi="Symbol" w:hint="default"/>
-      </w:rPr>
-    </w:lvl>
-    <w:lvl w:ilvl="7" w:tplc="04090003" w:tentative="1">
-      <w:start w:val="1"/>
-      <w:numFmt w:val="bullet"/>
-      <w:lvlText w:val="o"/>
-      <w:lvlJc w:val="left"/>
-      <w:pPr>
-        <w:ind w:left="7560" w:hanging="360"/>
-      </w:pPr>
-      <w:rPr>
-        <w:rFonts w:ascii="Courier New" w:hAnsi="Courier New" w:cs="Courier New" w:hint="default"/>
-      </w:rPr>
-    </w:lvl>
-    <w:lvl w:ilvl="8" w:tplc="04090005" w:tentative="1">
-      <w:start w:val="1"/>
-      <w:numFmt w:val="bullet"/>
-      <w:lvlText w:val=""/>
-      <w:lvlJc w:val="left"/>
-      <w:pPr>
-        <w:ind w:left="8280" w:hanging="360"/>
-      </w:pPr>
-      <w:rPr>
-        <w:rFonts w:ascii="Wingdings" w:hAnsi="Wingdings" w:hint="default"/>
-      </w:rPr>
-    </w:lvl>
-  </w:abstractNum>
-  <w:abstractNum w:abstractNumId="40" w15:restartNumberingAfterBreak="0">
-    <w:nsid w:val="3EA042BF"/>
-    <w:multiLevelType w:val="multilevel"/>
-    <w:tmpl w:val="D0422342"/>
-    <w:lvl w:ilvl="0">
-      <w:start w:val="1"/>
-      <w:numFmt w:val="bullet"/>
-      <w:lvlText w:val=""/>
-      <w:lvlJc w:val="left"/>
-      <w:pPr>
-        <w:tabs>
-          <w:tab w:val="num" w:pos="720"/>
-        </w:tabs>
-        <w:ind w:left="720" w:hanging="360"/>
-      </w:pPr>
-      <w:rPr>
-        <w:rFonts w:ascii="Symbol" w:hAnsi="Symbol" w:hint="default"/>
-        <w:sz w:val="20"/>
-      </w:rPr>
-    </w:lvl>
-    <w:lvl w:ilvl="1" w:tentative="1">
-      <w:start w:val="1"/>
-      <w:numFmt w:val="bullet"/>
-      <w:lvlText w:val="o"/>
-      <w:lvlJc w:val="left"/>
-      <w:pPr>
-        <w:tabs>
-          <w:tab w:val="num" w:pos="1440"/>
-        </w:tabs>
-        <w:ind w:left="1440" w:hanging="360"/>
-      </w:pPr>
-      <w:rPr>
-        <w:rFonts w:ascii="Courier New" w:hAnsi="Courier New" w:hint="default"/>
-        <w:sz w:val="20"/>
-      </w:rPr>
-    </w:lvl>
-    <w:lvl w:ilvl="2" w:tentative="1">
-      <w:start w:val="1"/>
-      <w:numFmt w:val="bullet"/>
-      <w:lvlText w:val=""/>
-      <w:lvlJc w:val="left"/>
-      <w:pPr>
-        <w:tabs>
-          <w:tab w:val="num" w:pos="2160"/>
-        </w:tabs>
-        <w:ind w:left="2160" w:hanging="360"/>
-      </w:pPr>
-      <w:rPr>
-        <w:rFonts w:ascii="Wingdings" w:hAnsi="Wingdings" w:hint="default"/>
-        <w:sz w:val="20"/>
-      </w:rPr>
-    </w:lvl>
-    <w:lvl w:ilvl="3" w:tentative="1">
-      <w:start w:val="1"/>
-      <w:numFmt w:val="bullet"/>
-      <w:lvlText w:val=""/>
-      <w:lvlJc w:val="left"/>
-      <w:pPr>
-        <w:tabs>
-          <w:tab w:val="num" w:pos="2880"/>
-        </w:tabs>
-        <w:ind w:left="2880" w:hanging="360"/>
-      </w:pPr>
-      <w:rPr>
-        <w:rFonts w:ascii="Wingdings" w:hAnsi="Wingdings" w:hint="default"/>
-        <w:sz w:val="20"/>
-      </w:rPr>
-    </w:lvl>
-    <w:lvl w:ilvl="4" w:tentative="1">
-      <w:start w:val="1"/>
-      <w:numFmt w:val="bullet"/>
-      <w:lvlText w:val=""/>
-      <w:lvlJc w:val="left"/>
-      <w:pPr>
-        <w:tabs>
-          <w:tab w:val="num" w:pos="3600"/>
-        </w:tabs>
-        <w:ind w:left="3600" w:hanging="360"/>
-      </w:pPr>
-      <w:rPr>
-        <w:rFonts w:ascii="Wingdings" w:hAnsi="Wingdings" w:hint="default"/>
-        <w:sz w:val="20"/>
-      </w:rPr>
-    </w:lvl>
-    <w:lvl w:ilvl="5" w:tentative="1">
-      <w:start w:val="1"/>
-      <w:numFmt w:val="bullet"/>
-      <w:lvlText w:val=""/>
-      <w:lvlJc w:val="left"/>
-      <w:pPr>
-        <w:tabs>
-          <w:tab w:val="num" w:pos="4320"/>
-        </w:tabs>
-        <w:ind w:left="4320" w:hanging="360"/>
-      </w:pPr>
-      <w:rPr>
-        <w:rFonts w:ascii="Wingdings" w:hAnsi="Wingdings" w:hint="default"/>
-        <w:sz w:val="20"/>
-      </w:rPr>
-    </w:lvl>
-    <w:lvl w:ilvl="6" w:tentative="1">
-      <w:start w:val="1"/>
-      <w:numFmt w:val="bullet"/>
-      <w:lvlText w:val=""/>
-      <w:lvlJc w:val="left"/>
-      <w:pPr>
-        <w:tabs>
-          <w:tab w:val="num" w:pos="5040"/>
-        </w:tabs>
-        <w:ind w:left="5040" w:hanging="360"/>
-      </w:pPr>
-      <w:rPr>
-        <w:rFonts w:ascii="Wingdings" w:hAnsi="Wingdings" w:hint="default"/>
-        <w:sz w:val="20"/>
-      </w:rPr>
-    </w:lvl>
-    <w:lvl w:ilvl="7" w:tentative="1">
-      <w:start w:val="1"/>
-      <w:numFmt w:val="bullet"/>
-      <w:lvlText w:val=""/>
-      <w:lvlJc w:val="left"/>
-      <w:pPr>
-        <w:tabs>
-          <w:tab w:val="num" w:pos="5760"/>
-        </w:tabs>
-        <w:ind w:left="5760" w:hanging="360"/>
-      </w:pPr>
-      <w:rPr>
-        <w:rFonts w:ascii="Wingdings" w:hAnsi="Wingdings" w:hint="default"/>
-        <w:sz w:val="20"/>
-      </w:rPr>
-    </w:lvl>
-    <w:lvl w:ilvl="8" w:tentative="1">
-      <w:start w:val="1"/>
-      <w:numFmt w:val="bullet"/>
-      <w:lvlText w:val=""/>
-      <w:lvlJc w:val="left"/>
-      <w:pPr>
-        <w:tabs>
-          <w:tab w:val="num" w:pos="6480"/>
-        </w:tabs>
-        <w:ind w:left="6480" w:hanging="360"/>
-      </w:pPr>
-      <w:rPr>
-        <w:rFonts w:ascii="Wingdings" w:hAnsi="Wingdings" w:hint="default"/>
-        <w:sz w:val="20"/>
-      </w:rPr>
-    </w:lvl>
-  </w:abstractNum>
-  <w:abstractNum w:abstractNumId="41" w15:restartNumberingAfterBreak="0">
-    <w:nsid w:val="44D8641E"/>
-    <w:multiLevelType w:val="multilevel"/>
-    <w:tmpl w:val="540CEA12"/>
-    <w:lvl w:ilvl="0">
-      <w:start w:val="1"/>
-      <w:numFmt w:val="decimal"/>
-      <w:lvlText w:val="%1."/>
-      <w:lvlJc w:val="left"/>
-      <w:pPr>
-        <w:tabs>
-          <w:tab w:val="num" w:pos="720"/>
-        </w:tabs>
-        <w:ind w:left="720" w:hanging="360"/>
-      </w:pPr>
-    </w:lvl>
-    <w:lvl w:ilvl="1" w:tentative="1">
-      <w:start w:val="1"/>
-      <w:numFmt w:val="decimal"/>
-      <w:lvlText w:val="%2."/>
-      <w:lvlJc w:val="left"/>
-      <w:pPr>
-        <w:tabs>
-          <w:tab w:val="num" w:pos="1440"/>
-        </w:tabs>
-        <w:ind w:left="1440" w:hanging="360"/>
-      </w:pPr>
-    </w:lvl>
-    <w:lvl w:ilvl="2" w:tentative="1">
-      <w:start w:val="1"/>
-      <w:numFmt w:val="decimal"/>
-      <w:lvlText w:val="%3."/>
-      <w:lvlJc w:val="left"/>
-      <w:pPr>
-        <w:tabs>
-          <w:tab w:val="num" w:pos="2160"/>
-        </w:tabs>
-        <w:ind w:left="2160" w:hanging="360"/>
-      </w:pPr>
-    </w:lvl>
-    <w:lvl w:ilvl="3" w:tentative="1">
-      <w:start w:val="1"/>
-      <w:numFmt w:val="decimal"/>
-      <w:lvlText w:val="%4."/>
-      <w:lvlJc w:val="left"/>
-      <w:pPr>
-        <w:tabs>
-          <w:tab w:val="num" w:pos="2880"/>
-        </w:tabs>
-        <w:ind w:left="2880" w:hanging="360"/>
-      </w:pPr>
-    </w:lvl>
-    <w:lvl w:ilvl="4" w:tentative="1">
-      <w:start w:val="1"/>
-      <w:numFmt w:val="decimal"/>
-      <w:lvlText w:val="%5."/>
-      <w:lvlJc w:val="left"/>
-      <w:pPr>
-        <w:tabs>
-          <w:tab w:val="num" w:pos="3600"/>
-        </w:tabs>
-        <w:ind w:left="3600" w:hanging="360"/>
-      </w:pPr>
-    </w:lvl>
-    <w:lvl w:ilvl="5" w:tentative="1">
-      <w:start w:val="1"/>
-      <w:numFmt w:val="decimal"/>
-      <w:lvlText w:val="%6."/>
-      <w:lvlJc w:val="left"/>
-      <w:pPr>
-        <w:tabs>
-          <w:tab w:val="num" w:pos="4320"/>
-        </w:tabs>
-        <w:ind w:left="4320" w:hanging="360"/>
-      </w:pPr>
-    </w:lvl>
-    <w:lvl w:ilvl="6" w:tentative="1">
-      <w:start w:val="1"/>
-      <w:numFmt w:val="decimal"/>
-      <w:lvlText w:val="%7."/>
-      <w:lvlJc w:val="left"/>
-      <w:pPr>
-        <w:tabs>
-          <w:tab w:val="num" w:pos="5040"/>
-        </w:tabs>
-        <w:ind w:left="5040" w:hanging="360"/>
-      </w:pPr>
-    </w:lvl>
-    <w:lvl w:ilvl="7" w:tentative="1">
-      <w:start w:val="1"/>
-      <w:numFmt w:val="decimal"/>
-      <w:lvlText w:val="%8."/>
-      <w:lvlJc w:val="left"/>
-      <w:pPr>
-        <w:tabs>
-          <w:tab w:val="num" w:pos="5760"/>
-        </w:tabs>
-        <w:ind w:left="5760" w:hanging="360"/>
-      </w:pPr>
-    </w:lvl>
-    <w:lvl w:ilvl="8" w:tentative="1">
-      <w:start w:val="1"/>
-      <w:numFmt w:val="decimal"/>
-      <w:lvlText w:val="%9."/>
-      <w:lvlJc w:val="left"/>
-      <w:pPr>
-        <w:tabs>
-          <w:tab w:val="num" w:pos="6480"/>
-        </w:tabs>
-        <w:ind w:left="6480" w:hanging="360"/>
-      </w:pPr>
-    </w:lvl>
-  </w:abstractNum>
-  <w:abstractNum w:abstractNumId="42" w15:restartNumberingAfterBreak="0">
+  <w:abstractNum w:abstractNumId="23" w15:restartNumberingAfterBreak="0">
     <w:nsid w:val="473E6699"/>
     <w:multiLevelType w:val="multilevel"/>
     <w:tmpl w:val="80361908"/>
@@ -16905,7 +14400,7 @@
       </w:rPr>
     </w:lvl>
   </w:abstractNum>
-  <w:abstractNum w:abstractNumId="43" w15:restartNumberingAfterBreak="0">
+  <w:abstractNum w:abstractNumId="24" w15:restartNumberingAfterBreak="0">
     <w:nsid w:val="49311DDD"/>
     <w:multiLevelType w:val="multilevel"/>
     <w:tmpl w:val="A128EFE4"/>
@@ -17018,7 +14513,7 @@
       </w:pPr>
     </w:lvl>
   </w:abstractNum>
-  <w:abstractNum w:abstractNumId="44" w15:restartNumberingAfterBreak="0">
+  <w:abstractNum w:abstractNumId="25" w15:restartNumberingAfterBreak="0">
     <w:nsid w:val="4BC16186"/>
     <w:multiLevelType w:val="multilevel"/>
     <w:tmpl w:val="55923768"/>
@@ -17131,209 +14626,7 @@
       </w:pPr>
     </w:lvl>
   </w:abstractNum>
-  <w:abstractNum w:abstractNumId="45" w15:restartNumberingAfterBreak="0">
-    <w:nsid w:val="4C0363BF"/>
-    <w:multiLevelType w:val="multilevel"/>
-    <w:tmpl w:val="B652193A"/>
-    <w:lvl w:ilvl="0">
-      <w:start w:val="20"/>
-      <w:numFmt w:val="decimal"/>
-      <w:lvlText w:val="%1."/>
-      <w:lvlJc w:val="left"/>
-      <w:pPr>
-        <w:tabs>
-          <w:tab w:val="num" w:pos="720"/>
-        </w:tabs>
-        <w:ind w:left="720" w:hanging="360"/>
-      </w:pPr>
-    </w:lvl>
-    <w:lvl w:ilvl="1" w:tentative="1">
-      <w:start w:val="1"/>
-      <w:numFmt w:val="decimal"/>
-      <w:lvlText w:val="%2."/>
-      <w:lvlJc w:val="left"/>
-      <w:pPr>
-        <w:tabs>
-          <w:tab w:val="num" w:pos="1440"/>
-        </w:tabs>
-        <w:ind w:left="1440" w:hanging="360"/>
-      </w:pPr>
-    </w:lvl>
-    <w:lvl w:ilvl="2" w:tentative="1">
-      <w:start w:val="1"/>
-      <w:numFmt w:val="decimal"/>
-      <w:lvlText w:val="%3."/>
-      <w:lvlJc w:val="left"/>
-      <w:pPr>
-        <w:tabs>
-          <w:tab w:val="num" w:pos="2160"/>
-        </w:tabs>
-        <w:ind w:left="2160" w:hanging="360"/>
-      </w:pPr>
-    </w:lvl>
-    <w:lvl w:ilvl="3" w:tentative="1">
-      <w:start w:val="1"/>
-      <w:numFmt w:val="decimal"/>
-      <w:lvlText w:val="%4."/>
-      <w:lvlJc w:val="left"/>
-      <w:pPr>
-        <w:tabs>
-          <w:tab w:val="num" w:pos="2880"/>
-        </w:tabs>
-        <w:ind w:left="2880" w:hanging="360"/>
-      </w:pPr>
-    </w:lvl>
-    <w:lvl w:ilvl="4" w:tentative="1">
-      <w:start w:val="1"/>
-      <w:numFmt w:val="decimal"/>
-      <w:lvlText w:val="%5."/>
-      <w:lvlJc w:val="left"/>
-      <w:pPr>
-        <w:tabs>
-          <w:tab w:val="num" w:pos="3600"/>
-        </w:tabs>
-        <w:ind w:left="3600" w:hanging="360"/>
-      </w:pPr>
-    </w:lvl>
-    <w:lvl w:ilvl="5" w:tentative="1">
-      <w:start w:val="1"/>
-      <w:numFmt w:val="decimal"/>
-      <w:lvlText w:val="%6."/>
-      <w:lvlJc w:val="left"/>
-      <w:pPr>
-        <w:tabs>
-          <w:tab w:val="num" w:pos="4320"/>
-        </w:tabs>
-        <w:ind w:left="4320" w:hanging="360"/>
-      </w:pPr>
-    </w:lvl>
-    <w:lvl w:ilvl="6" w:tentative="1">
-      <w:start w:val="1"/>
-      <w:numFmt w:val="decimal"/>
-      <w:lvlText w:val="%7."/>
-      <w:lvlJc w:val="left"/>
-      <w:pPr>
-        <w:tabs>
-          <w:tab w:val="num" w:pos="5040"/>
-        </w:tabs>
-        <w:ind w:left="5040" w:hanging="360"/>
-      </w:pPr>
-    </w:lvl>
-    <w:lvl w:ilvl="7" w:tentative="1">
-      <w:start w:val="1"/>
-      <w:numFmt w:val="decimal"/>
-      <w:lvlText w:val="%8."/>
-      <w:lvlJc w:val="left"/>
-      <w:pPr>
-        <w:tabs>
-          <w:tab w:val="num" w:pos="5760"/>
-        </w:tabs>
-        <w:ind w:left="5760" w:hanging="360"/>
-      </w:pPr>
-    </w:lvl>
-    <w:lvl w:ilvl="8" w:tentative="1">
-      <w:start w:val="1"/>
-      <w:numFmt w:val="decimal"/>
-      <w:lvlText w:val="%9."/>
-      <w:lvlJc w:val="left"/>
-      <w:pPr>
-        <w:tabs>
-          <w:tab w:val="num" w:pos="6480"/>
-        </w:tabs>
-        <w:ind w:left="6480" w:hanging="360"/>
-      </w:pPr>
-    </w:lvl>
-  </w:abstractNum>
-  <w:abstractNum w:abstractNumId="46" w15:restartNumberingAfterBreak="0">
-    <w:nsid w:val="4F2179F9"/>
-    <w:multiLevelType w:val="hybridMultilevel"/>
-    <w:tmpl w:val="7376D8DC"/>
-    <w:lvl w:ilvl="0" w:tplc="0409000F">
-      <w:start w:val="1"/>
-      <w:numFmt w:val="decimal"/>
-      <w:lvlText w:val="%1."/>
-      <w:lvlJc w:val="left"/>
-      <w:pPr>
-        <w:ind w:left="720" w:hanging="360"/>
-      </w:pPr>
-      <w:rPr>
-        <w:rFonts w:hint="default"/>
-      </w:rPr>
-    </w:lvl>
-    <w:lvl w:ilvl="1" w:tplc="04090019" w:tentative="1">
-      <w:start w:val="1"/>
-      <w:numFmt w:val="lowerLetter"/>
-      <w:lvlText w:val="%2."/>
-      <w:lvlJc w:val="left"/>
-      <w:pPr>
-        <w:ind w:left="1440" w:hanging="360"/>
-      </w:pPr>
-    </w:lvl>
-    <w:lvl w:ilvl="2" w:tplc="0409001B" w:tentative="1">
-      <w:start w:val="1"/>
-      <w:numFmt w:val="lowerRoman"/>
-      <w:lvlText w:val="%3."/>
-      <w:lvlJc w:val="right"/>
-      <w:pPr>
-        <w:ind w:left="2160" w:hanging="180"/>
-      </w:pPr>
-    </w:lvl>
-    <w:lvl w:ilvl="3" w:tplc="0409000F" w:tentative="1">
-      <w:start w:val="1"/>
-      <w:numFmt w:val="decimal"/>
-      <w:lvlText w:val="%4."/>
-      <w:lvlJc w:val="left"/>
-      <w:pPr>
-        <w:ind w:left="2880" w:hanging="360"/>
-      </w:pPr>
-    </w:lvl>
-    <w:lvl w:ilvl="4" w:tplc="04090019" w:tentative="1">
-      <w:start w:val="1"/>
-      <w:numFmt w:val="lowerLetter"/>
-      <w:lvlText w:val="%5."/>
-      <w:lvlJc w:val="left"/>
-      <w:pPr>
-        <w:ind w:left="3600" w:hanging="360"/>
-      </w:pPr>
-    </w:lvl>
-    <w:lvl w:ilvl="5" w:tplc="0409001B" w:tentative="1">
-      <w:start w:val="1"/>
-      <w:numFmt w:val="lowerRoman"/>
-      <w:lvlText w:val="%6."/>
-      <w:lvlJc w:val="right"/>
-      <w:pPr>
-        <w:ind w:left="4320" w:hanging="180"/>
-      </w:pPr>
-    </w:lvl>
-    <w:lvl w:ilvl="6" w:tplc="0409000F" w:tentative="1">
-      <w:start w:val="1"/>
-      <w:numFmt w:val="decimal"/>
-      <w:lvlText w:val="%7."/>
-      <w:lvlJc w:val="left"/>
-      <w:pPr>
-        <w:ind w:left="5040" w:hanging="360"/>
-      </w:pPr>
-    </w:lvl>
-    <w:lvl w:ilvl="7" w:tplc="04090019" w:tentative="1">
-      <w:start w:val="1"/>
-      <w:numFmt w:val="lowerLetter"/>
-      <w:lvlText w:val="%8."/>
-      <w:lvlJc w:val="left"/>
-      <w:pPr>
-        <w:ind w:left="5760" w:hanging="360"/>
-      </w:pPr>
-    </w:lvl>
-    <w:lvl w:ilvl="8" w:tplc="0409001B" w:tentative="1">
-      <w:start w:val="1"/>
-      <w:numFmt w:val="lowerRoman"/>
-      <w:lvlText w:val="%9."/>
-      <w:lvlJc w:val="right"/>
-      <w:pPr>
-        <w:ind w:left="6480" w:hanging="180"/>
-      </w:pPr>
-    </w:lvl>
-  </w:abstractNum>
-  <w:abstractNum w:abstractNumId="47" w15:restartNumberingAfterBreak="0">
+  <w:abstractNum w:abstractNumId="26" w15:restartNumberingAfterBreak="0">
     <w:nsid w:val="54383025"/>
     <w:multiLevelType w:val="multilevel"/>
     <w:tmpl w:val="6B808336"/>
@@ -17482,156 +14775,7 @@
       </w:rPr>
     </w:lvl>
   </w:abstractNum>
-  <w:abstractNum w:abstractNumId="48" w15:restartNumberingAfterBreak="0">
-    <w:nsid w:val="55381A74"/>
-    <w:multiLevelType w:val="multilevel"/>
-    <w:tmpl w:val="014618F0"/>
-    <w:lvl w:ilvl="0">
-      <w:start w:val="1"/>
-      <w:numFmt w:val="bullet"/>
-      <w:lvlText w:val=""/>
-      <w:lvlJc w:val="left"/>
-      <w:pPr>
-        <w:tabs>
-          <w:tab w:val="num" w:pos="720"/>
-        </w:tabs>
-        <w:ind w:left="720" w:hanging="360"/>
-      </w:pPr>
-      <w:rPr>
-        <w:rFonts w:ascii="Symbol" w:hAnsi="Symbol" w:hint="default"/>
-        <w:sz w:val="20"/>
-      </w:rPr>
-    </w:lvl>
-    <w:lvl w:ilvl="1" w:tentative="1">
-      <w:start w:val="1"/>
-      <w:numFmt w:val="bullet"/>
-      <w:lvlText w:val="o"/>
-      <w:lvlJc w:val="left"/>
-      <w:pPr>
-        <w:tabs>
-          <w:tab w:val="num" w:pos="1440"/>
-        </w:tabs>
-        <w:ind w:left="1440" w:hanging="360"/>
-      </w:pPr>
-      <w:rPr>
-        <w:rFonts w:ascii="Courier New" w:hAnsi="Courier New" w:hint="default"/>
-        <w:sz w:val="20"/>
-      </w:rPr>
-    </w:lvl>
-    <w:lvl w:ilvl="2" w:tentative="1">
-      <w:start w:val="1"/>
-      <w:numFmt w:val="bullet"/>
-      <w:lvlText w:val=""/>
-      <w:lvlJc w:val="left"/>
-      <w:pPr>
-        <w:tabs>
-          <w:tab w:val="num" w:pos="2160"/>
-        </w:tabs>
-        <w:ind w:left="2160" w:hanging="360"/>
-      </w:pPr>
-      <w:rPr>
-        <w:rFonts w:ascii="Wingdings" w:hAnsi="Wingdings" w:hint="default"/>
-        <w:sz w:val="20"/>
-      </w:rPr>
-    </w:lvl>
-    <w:lvl w:ilvl="3" w:tentative="1">
-      <w:start w:val="1"/>
-      <w:numFmt w:val="bullet"/>
-      <w:lvlText w:val=""/>
-      <w:lvlJc w:val="left"/>
-      <w:pPr>
-        <w:tabs>
-          <w:tab w:val="num" w:pos="2880"/>
-        </w:tabs>
-        <w:ind w:left="2880" w:hanging="360"/>
-      </w:pPr>
-      <w:rPr>
-        <w:rFonts w:ascii="Wingdings" w:hAnsi="Wingdings" w:hint="default"/>
-        <w:sz w:val="20"/>
-      </w:rPr>
-    </w:lvl>
-    <w:lvl w:ilvl="4" w:tentative="1">
-      <w:start w:val="1"/>
-      <w:numFmt w:val="bullet"/>
-      <w:lvlText w:val=""/>
-      <w:lvlJc w:val="left"/>
-      <w:pPr>
-        <w:tabs>
-          <w:tab w:val="num" w:pos="3600"/>
-        </w:tabs>
-        <w:ind w:left="3600" w:hanging="360"/>
-      </w:pPr>
-      <w:rPr>
-        <w:rFonts w:ascii="Wingdings" w:hAnsi="Wingdings" w:hint="default"/>
-        <w:sz w:val="20"/>
-      </w:rPr>
-    </w:lvl>
-    <w:lvl w:ilvl="5" w:tentative="1">
-      <w:start w:val="1"/>
-      <w:numFmt w:val="bullet"/>
-      <w:lvlText w:val=""/>
-      <w:lvlJc w:val="left"/>
-      <w:pPr>
-        <w:tabs>
-          <w:tab w:val="num" w:pos="4320"/>
-        </w:tabs>
-        <w:ind w:left="4320" w:hanging="360"/>
-      </w:pPr>
-      <w:rPr>
-        <w:rFonts w:ascii="Wingdings" w:hAnsi="Wingdings" w:hint="default"/>
-        <w:sz w:val="20"/>
-      </w:rPr>
-    </w:lvl>
-    <w:lvl w:ilvl="6" w:tentative="1">
-      <w:start w:val="1"/>
-      <w:numFmt w:val="bullet"/>
-      <w:lvlText w:val=""/>
-      <w:lvlJc w:val="left"/>
-      <w:pPr>
-        <w:tabs>
-          <w:tab w:val="num" w:pos="5040"/>
-        </w:tabs>
-        <w:ind w:left="5040" w:hanging="360"/>
-      </w:pPr>
-      <w:rPr>
-        <w:rFonts w:ascii="Wingdings" w:hAnsi="Wingdings" w:hint="default"/>
-        <w:sz w:val="20"/>
-      </w:rPr>
-    </w:lvl>
-    <w:lvl w:ilvl="7" w:tentative="1">
-      <w:start w:val="1"/>
-      <w:numFmt w:val="bullet"/>
-      <w:lvlText w:val=""/>
-      <w:lvlJc w:val="left"/>
-      <w:pPr>
-        <w:tabs>
-          <w:tab w:val="num" w:pos="5760"/>
-        </w:tabs>
-        <w:ind w:left="5760" w:hanging="360"/>
-      </w:pPr>
-      <w:rPr>
-        <w:rFonts w:ascii="Wingdings" w:hAnsi="Wingdings" w:hint="default"/>
-        <w:sz w:val="20"/>
-      </w:rPr>
-    </w:lvl>
-    <w:lvl w:ilvl="8" w:tentative="1">
-      <w:start w:val="1"/>
-      <w:numFmt w:val="bullet"/>
-      <w:lvlText w:val=""/>
-      <w:lvlJc w:val="left"/>
-      <w:pPr>
-        <w:tabs>
-          <w:tab w:val="num" w:pos="6480"/>
-        </w:tabs>
-        <w:ind w:left="6480" w:hanging="360"/>
-      </w:pPr>
-      <w:rPr>
-        <w:rFonts w:ascii="Wingdings" w:hAnsi="Wingdings" w:hint="default"/>
-        <w:sz w:val="20"/>
-      </w:rPr>
-    </w:lvl>
-  </w:abstractNum>
-  <w:abstractNum w:abstractNumId="49" w15:restartNumberingAfterBreak="0">
+  <w:abstractNum w:abstractNumId="27" w15:restartNumberingAfterBreak="0">
     <w:nsid w:val="559D3832"/>
     <w:multiLevelType w:val="multilevel"/>
     <w:tmpl w:val="3CCCDCE8"/>
@@ -17744,7 +14888,7 @@
       </w:pPr>
     </w:lvl>
   </w:abstractNum>
-  <w:abstractNum w:abstractNumId="50" w15:restartNumberingAfterBreak="0">
+  <w:abstractNum w:abstractNumId="28" w15:restartNumberingAfterBreak="0">
     <w:nsid w:val="56426539"/>
     <w:multiLevelType w:val="multilevel"/>
     <w:tmpl w:val="09EC159E"/>
@@ -17893,7 +15037,7 @@
       </w:rPr>
     </w:lvl>
   </w:abstractNum>
-  <w:abstractNum w:abstractNumId="51" w15:restartNumberingAfterBreak="0">
+  <w:abstractNum w:abstractNumId="29" w15:restartNumberingAfterBreak="0">
     <w:nsid w:val="568A2629"/>
     <w:multiLevelType w:val="multilevel"/>
     <w:tmpl w:val="51D27F3C"/>
@@ -18042,7 +15186,7 @@
       </w:rPr>
     </w:lvl>
   </w:abstractNum>
-  <w:abstractNum w:abstractNumId="52" w15:restartNumberingAfterBreak="0">
+  <w:abstractNum w:abstractNumId="30" w15:restartNumberingAfterBreak="0">
     <w:nsid w:val="599E53A5"/>
     <w:multiLevelType w:val="multilevel"/>
     <w:tmpl w:val="6B88A10C"/>
@@ -18191,7 +15335,7 @@
       </w:rPr>
     </w:lvl>
   </w:abstractNum>
-  <w:abstractNum w:abstractNumId="53" w15:restartNumberingAfterBreak="0">
+  <w:abstractNum w:abstractNumId="31" w15:restartNumberingAfterBreak="0">
     <w:nsid w:val="5D332B8E"/>
     <w:multiLevelType w:val="multilevel"/>
     <w:tmpl w:val="25AEC5F4"/>
@@ -18340,7 +15484,7 @@
       </w:rPr>
     </w:lvl>
   </w:abstractNum>
-  <w:abstractNum w:abstractNumId="54" w15:restartNumberingAfterBreak="0">
+  <w:abstractNum w:abstractNumId="32" w15:restartNumberingAfterBreak="0">
     <w:nsid w:val="601B27EE"/>
     <w:multiLevelType w:val="multilevel"/>
     <w:tmpl w:val="0830727A"/>
@@ -18489,156 +15633,7 @@
       </w:rPr>
     </w:lvl>
   </w:abstractNum>
-  <w:abstractNum w:abstractNumId="55" w15:restartNumberingAfterBreak="0">
-    <w:nsid w:val="68234FD4"/>
-    <w:multiLevelType w:val="multilevel"/>
-    <w:tmpl w:val="95CAEC34"/>
-    <w:lvl w:ilvl="0">
-      <w:start w:val="1"/>
-      <w:numFmt w:val="bullet"/>
-      <w:lvlText w:val=""/>
-      <w:lvlJc w:val="left"/>
-      <w:pPr>
-        <w:tabs>
-          <w:tab w:val="num" w:pos="720"/>
-        </w:tabs>
-        <w:ind w:left="720" w:hanging="360"/>
-      </w:pPr>
-      <w:rPr>
-        <w:rFonts w:ascii="Symbol" w:hAnsi="Symbol" w:hint="default"/>
-        <w:sz w:val="20"/>
-      </w:rPr>
-    </w:lvl>
-    <w:lvl w:ilvl="1" w:tentative="1">
-      <w:start w:val="1"/>
-      <w:numFmt w:val="bullet"/>
-      <w:lvlText w:val="o"/>
-      <w:lvlJc w:val="left"/>
-      <w:pPr>
-        <w:tabs>
-          <w:tab w:val="num" w:pos="1440"/>
-        </w:tabs>
-        <w:ind w:left="1440" w:hanging="360"/>
-      </w:pPr>
-      <w:rPr>
-        <w:rFonts w:ascii="Courier New" w:hAnsi="Courier New" w:hint="default"/>
-        <w:sz w:val="20"/>
-      </w:rPr>
-    </w:lvl>
-    <w:lvl w:ilvl="2" w:tentative="1">
-      <w:start w:val="1"/>
-      <w:numFmt w:val="bullet"/>
-      <w:lvlText w:val=""/>
-      <w:lvlJc w:val="left"/>
-      <w:pPr>
-        <w:tabs>
-          <w:tab w:val="num" w:pos="2160"/>
-        </w:tabs>
-        <w:ind w:left="2160" w:hanging="360"/>
-      </w:pPr>
-      <w:rPr>
-        <w:rFonts w:ascii="Wingdings" w:hAnsi="Wingdings" w:hint="default"/>
-        <w:sz w:val="20"/>
-      </w:rPr>
-    </w:lvl>
-    <w:lvl w:ilvl="3" w:tentative="1">
-      <w:start w:val="1"/>
-      <w:numFmt w:val="bullet"/>
-      <w:lvlText w:val=""/>
-      <w:lvlJc w:val="left"/>
-      <w:pPr>
-        <w:tabs>
-          <w:tab w:val="num" w:pos="2880"/>
-        </w:tabs>
-        <w:ind w:left="2880" w:hanging="360"/>
-      </w:pPr>
-      <w:rPr>
-        <w:rFonts w:ascii="Wingdings" w:hAnsi="Wingdings" w:hint="default"/>
-        <w:sz w:val="20"/>
-      </w:rPr>
-    </w:lvl>
-    <w:lvl w:ilvl="4" w:tentative="1">
-      <w:start w:val="1"/>
-      <w:numFmt w:val="bullet"/>
-      <w:lvlText w:val=""/>
-      <w:lvlJc w:val="left"/>
-      <w:pPr>
-        <w:tabs>
-          <w:tab w:val="num" w:pos="3600"/>
-        </w:tabs>
-        <w:ind w:left="3600" w:hanging="360"/>
-      </w:pPr>
-      <w:rPr>
-        <w:rFonts w:ascii="Wingdings" w:hAnsi="Wingdings" w:hint="default"/>
-        <w:sz w:val="20"/>
-      </w:rPr>
-    </w:lvl>
-    <w:lvl w:ilvl="5" w:tentative="1">
-      <w:start w:val="1"/>
-      <w:numFmt w:val="bullet"/>
-      <w:lvlText w:val=""/>
-      <w:lvlJc w:val="left"/>
-      <w:pPr>
-        <w:tabs>
-          <w:tab w:val="num" w:pos="4320"/>
-        </w:tabs>
-        <w:ind w:left="4320" w:hanging="360"/>
-      </w:pPr>
-      <w:rPr>
-        <w:rFonts w:ascii="Wingdings" w:hAnsi="Wingdings" w:hint="default"/>
-        <w:sz w:val="20"/>
-      </w:rPr>
-    </w:lvl>
-    <w:lvl w:ilvl="6" w:tentative="1">
-      <w:start w:val="1"/>
-      <w:numFmt w:val="bullet"/>
-      <w:lvlText w:val=""/>
-      <w:lvlJc w:val="left"/>
-      <w:pPr>
-        <w:tabs>
-          <w:tab w:val="num" w:pos="5040"/>
-        </w:tabs>
-        <w:ind w:left="5040" w:hanging="360"/>
-      </w:pPr>
-      <w:rPr>
-        <w:rFonts w:ascii="Wingdings" w:hAnsi="Wingdings" w:hint="default"/>
-        <w:sz w:val="20"/>
-      </w:rPr>
-    </w:lvl>
-    <w:lvl w:ilvl="7" w:tentative="1">
-      <w:start w:val="1"/>
-      <w:numFmt w:val="bullet"/>
-      <w:lvlText w:val=""/>
-      <w:lvlJc w:val="left"/>
-      <w:pPr>
-        <w:tabs>
-          <w:tab w:val="num" w:pos="5760"/>
-        </w:tabs>
-        <w:ind w:left="5760" w:hanging="360"/>
-      </w:pPr>
-      <w:rPr>
-        <w:rFonts w:ascii="Wingdings" w:hAnsi="Wingdings" w:hint="default"/>
-        <w:sz w:val="20"/>
-      </w:rPr>
-    </w:lvl>
-    <w:lvl w:ilvl="8" w:tentative="1">
-      <w:start w:val="1"/>
-      <w:numFmt w:val="bullet"/>
-      <w:lvlText w:val=""/>
-      <w:lvlJc w:val="left"/>
-      <w:pPr>
-        <w:tabs>
-          <w:tab w:val="num" w:pos="6480"/>
-        </w:tabs>
-        <w:ind w:left="6480" w:hanging="360"/>
-      </w:pPr>
-      <w:rPr>
-        <w:rFonts w:ascii="Wingdings" w:hAnsi="Wingdings" w:hint="default"/>
-        <w:sz w:val="20"/>
-      </w:rPr>
-    </w:lvl>
-  </w:abstractNum>
-  <w:abstractNum w:abstractNumId="56" w15:restartNumberingAfterBreak="0">
+  <w:abstractNum w:abstractNumId="33" w15:restartNumberingAfterBreak="0">
     <w:nsid w:val="683920F2"/>
     <w:multiLevelType w:val="multilevel"/>
     <w:tmpl w:val="36D8806C"/>
@@ -18751,7 +15746,7 @@
       </w:pPr>
     </w:lvl>
   </w:abstractNum>
-  <w:abstractNum w:abstractNumId="57" w15:restartNumberingAfterBreak="0">
+  <w:abstractNum w:abstractNumId="34" w15:restartNumberingAfterBreak="0">
     <w:nsid w:val="699F3BD3"/>
     <w:multiLevelType w:val="multilevel"/>
     <w:tmpl w:val="B032F972"/>
@@ -18864,7 +15859,7 @@
       </w:pPr>
     </w:lvl>
   </w:abstractNum>
-  <w:abstractNum w:abstractNumId="58" w15:restartNumberingAfterBreak="0">
+  <w:abstractNum w:abstractNumId="35" w15:restartNumberingAfterBreak="0">
     <w:nsid w:val="6B352826"/>
     <w:multiLevelType w:val="multilevel"/>
     <w:tmpl w:val="CE58970C"/>
@@ -18977,120 +15972,7 @@
       </w:pPr>
     </w:lvl>
   </w:abstractNum>
-  <w:abstractNum w:abstractNumId="59" w15:restartNumberingAfterBreak="0">
-    <w:nsid w:val="6C623F11"/>
-    <w:multiLevelType w:val="hybridMultilevel"/>
-    <w:tmpl w:val="523C4C78"/>
-    <w:lvl w:ilvl="0" w:tplc="1E565268">
-      <w:start w:val="5"/>
-      <w:numFmt w:val="bullet"/>
-      <w:lvlText w:val="-"/>
-      <w:lvlJc w:val="left"/>
-      <w:pPr>
-        <w:ind w:left="720" w:hanging="360"/>
-      </w:pPr>
-      <w:rPr>
-        <w:rFonts w:ascii="Times New Roman" w:eastAsiaTheme="minorHAnsi" w:hAnsi="Times New Roman" w:cs="Times New Roman" w:hint="default"/>
-      </w:rPr>
-    </w:lvl>
-    <w:lvl w:ilvl="1" w:tplc="04090003">
-      <w:start w:val="1"/>
-      <w:numFmt w:val="bullet"/>
-      <w:lvlText w:val="o"/>
-      <w:lvlJc w:val="left"/>
-      <w:pPr>
-        <w:ind w:left="1440" w:hanging="360"/>
-      </w:pPr>
-      <w:rPr>
-        <w:rFonts w:ascii="Courier New" w:hAnsi="Courier New" w:cs="Courier New" w:hint="default"/>
-      </w:rPr>
-    </w:lvl>
-    <w:lvl w:ilvl="2" w:tplc="04090005">
-      <w:start w:val="1"/>
-      <w:numFmt w:val="bullet"/>
-      <w:lvlText w:val=""/>
-      <w:lvlJc w:val="left"/>
-      <w:pPr>
-        <w:ind w:left="2160" w:hanging="360"/>
-      </w:pPr>
-      <w:rPr>
-        <w:rFonts w:ascii="Wingdings" w:hAnsi="Wingdings" w:hint="default"/>
-      </w:rPr>
-    </w:lvl>
-    <w:lvl w:ilvl="3" w:tplc="04090001" w:tentative="1">
-      <w:start w:val="1"/>
-      <w:numFmt w:val="bullet"/>
-      <w:lvlText w:val=""/>
-      <w:lvlJc w:val="left"/>
-      <w:pPr>
-        <w:ind w:left="2880" w:hanging="360"/>
-      </w:pPr>
-      <w:rPr>
-        <w:rFonts w:ascii="Symbol" w:hAnsi="Symbol" w:hint="default"/>
-      </w:rPr>
-    </w:lvl>
-    <w:lvl w:ilvl="4" w:tplc="04090003" w:tentative="1">
-      <w:start w:val="1"/>
-      <w:numFmt w:val="bullet"/>
-      <w:lvlText w:val="o"/>
-      <w:lvlJc w:val="left"/>
-      <w:pPr>
-        <w:ind w:left="3600" w:hanging="360"/>
-      </w:pPr>
-      <w:rPr>
-        <w:rFonts w:ascii="Courier New" w:hAnsi="Courier New" w:cs="Courier New" w:hint="default"/>
-      </w:rPr>
-    </w:lvl>
-    <w:lvl w:ilvl="5" w:tplc="04090005" w:tentative="1">
-      <w:start w:val="1"/>
-      <w:numFmt w:val="bullet"/>
-      <w:lvlText w:val=""/>
-      <w:lvlJc w:val="left"/>
-      <w:pPr>
-        <w:ind w:left="4320" w:hanging="360"/>
-      </w:pPr>
-      <w:rPr>
-        <w:rFonts w:ascii="Wingdings" w:hAnsi="Wingdings" w:hint="default"/>
-      </w:rPr>
-    </w:lvl>
-    <w:lvl w:ilvl="6" w:tplc="04090001" w:tentative="1">
-      <w:start w:val="1"/>
-      <w:numFmt w:val="bullet"/>
-      <w:lvlText w:val=""/>
-      <w:lvlJc w:val="left"/>
-      <w:pPr>
-        <w:ind w:left="5040" w:hanging="360"/>
-      </w:pPr>
-      <w:rPr>
-        <w:rFonts w:ascii="Symbol" w:hAnsi="Symbol" w:hint="default"/>
-      </w:rPr>
-    </w:lvl>
-    <w:lvl w:ilvl="7" w:tplc="04090003" w:tentative="1">
-      <w:start w:val="1"/>
-      <w:numFmt w:val="bullet"/>
-      <w:lvlText w:val="o"/>
-      <w:lvlJc w:val="left"/>
-      <w:pPr>
-        <w:ind w:left="5760" w:hanging="360"/>
-      </w:pPr>
-      <w:rPr>
-        <w:rFonts w:ascii="Courier New" w:hAnsi="Courier New" w:cs="Courier New" w:hint="default"/>
-      </w:rPr>
-    </w:lvl>
-    <w:lvl w:ilvl="8" w:tplc="04090005" w:tentative="1">
-      <w:start w:val="1"/>
-      <w:numFmt w:val="bullet"/>
-      <w:lvlText w:val=""/>
-      <w:lvlJc w:val="left"/>
-      <w:pPr>
-        <w:ind w:left="6480" w:hanging="360"/>
-      </w:pPr>
-      <w:rPr>
-        <w:rFonts w:ascii="Wingdings" w:hAnsi="Wingdings" w:hint="default"/>
-      </w:rPr>
-    </w:lvl>
-  </w:abstractNum>
-  <w:abstractNum w:abstractNumId="60" w15:restartNumberingAfterBreak="0">
+  <w:abstractNum w:abstractNumId="36" w15:restartNumberingAfterBreak="0">
     <w:nsid w:val="727F341D"/>
     <w:multiLevelType w:val="multilevel"/>
     <w:tmpl w:val="F40AD7FE"/>
@@ -19239,7 +16121,7 @@
       </w:rPr>
     </w:lvl>
   </w:abstractNum>
-  <w:abstractNum w:abstractNumId="61" w15:restartNumberingAfterBreak="0">
+  <w:abstractNum w:abstractNumId="37" w15:restartNumberingAfterBreak="0">
     <w:nsid w:val="768171EC"/>
     <w:multiLevelType w:val="hybridMultilevel"/>
     <w:tmpl w:val="E228CEC8"/>
@@ -19328,7 +16210,7 @@
       </w:pPr>
     </w:lvl>
   </w:abstractNum>
-  <w:abstractNum w:abstractNumId="62" w15:restartNumberingAfterBreak="0">
+  <w:abstractNum w:abstractNumId="38" w15:restartNumberingAfterBreak="0">
     <w:nsid w:val="76DC38CE"/>
     <w:multiLevelType w:val="multilevel"/>
     <w:tmpl w:val="EC5C4D76"/>
@@ -19477,427 +16359,124 @@
       </w:rPr>
     </w:lvl>
   </w:abstractNum>
-  <w:abstractNum w:abstractNumId="63" w15:restartNumberingAfterBreak="0">
-    <w:nsid w:val="78022BA8"/>
-    <w:multiLevelType w:val="multilevel"/>
-    <w:tmpl w:val="027A39D4"/>
-    <w:lvl w:ilvl="0">
-      <w:start w:val="4"/>
-      <w:numFmt w:val="decimal"/>
-      <w:lvlText w:val="%1."/>
-      <w:lvlJc w:val="left"/>
-      <w:pPr>
-        <w:tabs>
-          <w:tab w:val="num" w:pos="720"/>
-        </w:tabs>
-        <w:ind w:left="720" w:hanging="360"/>
-      </w:pPr>
-    </w:lvl>
-    <w:lvl w:ilvl="1" w:tentative="1">
-      <w:start w:val="1"/>
-      <w:numFmt w:val="decimal"/>
-      <w:lvlText w:val="%2."/>
-      <w:lvlJc w:val="left"/>
-      <w:pPr>
-        <w:tabs>
-          <w:tab w:val="num" w:pos="1440"/>
-        </w:tabs>
-        <w:ind w:left="1440" w:hanging="360"/>
-      </w:pPr>
-    </w:lvl>
-    <w:lvl w:ilvl="2" w:tentative="1">
-      <w:start w:val="1"/>
-      <w:numFmt w:val="decimal"/>
-      <w:lvlText w:val="%3."/>
-      <w:lvlJc w:val="left"/>
-      <w:pPr>
-        <w:tabs>
-          <w:tab w:val="num" w:pos="2160"/>
-        </w:tabs>
-        <w:ind w:left="2160" w:hanging="360"/>
-      </w:pPr>
-    </w:lvl>
-    <w:lvl w:ilvl="3" w:tentative="1">
-      <w:start w:val="1"/>
-      <w:numFmt w:val="decimal"/>
-      <w:lvlText w:val="%4."/>
-      <w:lvlJc w:val="left"/>
-      <w:pPr>
-        <w:tabs>
-          <w:tab w:val="num" w:pos="2880"/>
-        </w:tabs>
-        <w:ind w:left="2880" w:hanging="360"/>
-      </w:pPr>
-    </w:lvl>
-    <w:lvl w:ilvl="4" w:tentative="1">
-      <w:start w:val="1"/>
-      <w:numFmt w:val="decimal"/>
-      <w:lvlText w:val="%5."/>
-      <w:lvlJc w:val="left"/>
-      <w:pPr>
-        <w:tabs>
-          <w:tab w:val="num" w:pos="3600"/>
-        </w:tabs>
-        <w:ind w:left="3600" w:hanging="360"/>
-      </w:pPr>
-    </w:lvl>
-    <w:lvl w:ilvl="5" w:tentative="1">
-      <w:start w:val="1"/>
-      <w:numFmt w:val="decimal"/>
-      <w:lvlText w:val="%6."/>
-      <w:lvlJc w:val="left"/>
-      <w:pPr>
-        <w:tabs>
-          <w:tab w:val="num" w:pos="4320"/>
-        </w:tabs>
-        <w:ind w:left="4320" w:hanging="360"/>
-      </w:pPr>
-    </w:lvl>
-    <w:lvl w:ilvl="6" w:tentative="1">
-      <w:start w:val="1"/>
-      <w:numFmt w:val="decimal"/>
-      <w:lvlText w:val="%7."/>
-      <w:lvlJc w:val="left"/>
-      <w:pPr>
-        <w:tabs>
-          <w:tab w:val="num" w:pos="5040"/>
-        </w:tabs>
-        <w:ind w:left="5040" w:hanging="360"/>
-      </w:pPr>
-    </w:lvl>
-    <w:lvl w:ilvl="7" w:tentative="1">
-      <w:start w:val="1"/>
-      <w:numFmt w:val="decimal"/>
-      <w:lvlText w:val="%8."/>
-      <w:lvlJc w:val="left"/>
-      <w:pPr>
-        <w:tabs>
-          <w:tab w:val="num" w:pos="5760"/>
-        </w:tabs>
-        <w:ind w:left="5760" w:hanging="360"/>
-      </w:pPr>
-    </w:lvl>
-    <w:lvl w:ilvl="8" w:tentative="1">
-      <w:start w:val="1"/>
-      <w:numFmt w:val="decimal"/>
-      <w:lvlText w:val="%9."/>
-      <w:lvlJc w:val="left"/>
-      <w:pPr>
-        <w:tabs>
-          <w:tab w:val="num" w:pos="6480"/>
-        </w:tabs>
-        <w:ind w:left="6480" w:hanging="360"/>
-      </w:pPr>
-    </w:lvl>
-  </w:abstractNum>
-  <w:abstractNum w:abstractNumId="64" w15:restartNumberingAfterBreak="0">
-    <w:nsid w:val="7E76385F"/>
-    <w:multiLevelType w:val="multilevel"/>
-    <w:tmpl w:val="8ED4CB40"/>
-    <w:lvl w:ilvl="0">
-      <w:start w:val="2"/>
-      <w:numFmt w:val="decimal"/>
-      <w:lvlText w:val="%1."/>
-      <w:lvlJc w:val="left"/>
-      <w:pPr>
-        <w:tabs>
-          <w:tab w:val="num" w:pos="720"/>
-        </w:tabs>
-        <w:ind w:left="720" w:hanging="360"/>
-      </w:pPr>
-    </w:lvl>
-    <w:lvl w:ilvl="1" w:tentative="1">
-      <w:start w:val="1"/>
-      <w:numFmt w:val="decimal"/>
-      <w:lvlText w:val="%2."/>
-      <w:lvlJc w:val="left"/>
-      <w:pPr>
-        <w:tabs>
-          <w:tab w:val="num" w:pos="1440"/>
-        </w:tabs>
-        <w:ind w:left="1440" w:hanging="360"/>
-      </w:pPr>
-    </w:lvl>
-    <w:lvl w:ilvl="2" w:tentative="1">
-      <w:start w:val="1"/>
-      <w:numFmt w:val="decimal"/>
-      <w:lvlText w:val="%3."/>
-      <w:lvlJc w:val="left"/>
-      <w:pPr>
-        <w:tabs>
-          <w:tab w:val="num" w:pos="2160"/>
-        </w:tabs>
-        <w:ind w:left="2160" w:hanging="360"/>
-      </w:pPr>
-    </w:lvl>
-    <w:lvl w:ilvl="3" w:tentative="1">
-      <w:start w:val="1"/>
-      <w:numFmt w:val="decimal"/>
-      <w:lvlText w:val="%4."/>
-      <w:lvlJc w:val="left"/>
-      <w:pPr>
-        <w:tabs>
-          <w:tab w:val="num" w:pos="2880"/>
-        </w:tabs>
-        <w:ind w:left="2880" w:hanging="360"/>
-      </w:pPr>
-    </w:lvl>
-    <w:lvl w:ilvl="4" w:tentative="1">
-      <w:start w:val="1"/>
-      <w:numFmt w:val="decimal"/>
-      <w:lvlText w:val="%5."/>
-      <w:lvlJc w:val="left"/>
-      <w:pPr>
-        <w:tabs>
-          <w:tab w:val="num" w:pos="3600"/>
-        </w:tabs>
-        <w:ind w:left="3600" w:hanging="360"/>
-      </w:pPr>
-    </w:lvl>
-    <w:lvl w:ilvl="5" w:tentative="1">
-      <w:start w:val="1"/>
-      <w:numFmt w:val="decimal"/>
-      <w:lvlText w:val="%6."/>
-      <w:lvlJc w:val="left"/>
-      <w:pPr>
-        <w:tabs>
-          <w:tab w:val="num" w:pos="4320"/>
-        </w:tabs>
-        <w:ind w:left="4320" w:hanging="360"/>
-      </w:pPr>
-    </w:lvl>
-    <w:lvl w:ilvl="6" w:tentative="1">
-      <w:start w:val="1"/>
-      <w:numFmt w:val="decimal"/>
-      <w:lvlText w:val="%7."/>
-      <w:lvlJc w:val="left"/>
-      <w:pPr>
-        <w:tabs>
-          <w:tab w:val="num" w:pos="5040"/>
-        </w:tabs>
-        <w:ind w:left="5040" w:hanging="360"/>
-      </w:pPr>
-    </w:lvl>
-    <w:lvl w:ilvl="7" w:tentative="1">
-      <w:start w:val="1"/>
-      <w:numFmt w:val="decimal"/>
-      <w:lvlText w:val="%8."/>
-      <w:lvlJc w:val="left"/>
-      <w:pPr>
-        <w:tabs>
-          <w:tab w:val="num" w:pos="5760"/>
-        </w:tabs>
-        <w:ind w:left="5760" w:hanging="360"/>
-      </w:pPr>
-    </w:lvl>
-    <w:lvl w:ilvl="8" w:tentative="1">
-      <w:start w:val="1"/>
-      <w:numFmt w:val="decimal"/>
-      <w:lvlText w:val="%9."/>
-      <w:lvlJc w:val="left"/>
-      <w:pPr>
-        <w:tabs>
-          <w:tab w:val="num" w:pos="6480"/>
-        </w:tabs>
-        <w:ind w:left="6480" w:hanging="360"/>
-      </w:pPr>
-    </w:lvl>
-  </w:abstractNum>
   <w:num w:numId="1" w16cid:durableId="1533498009">
+    <w:abstractNumId w:val="22"/>
+  </w:num>
+  <w:num w:numId="2" w16cid:durableId="1464076848">
+    <w:abstractNumId w:val="28"/>
+  </w:num>
+  <w:num w:numId="3" w16cid:durableId="296836965">
+    <w:abstractNumId w:val="37"/>
+  </w:num>
+  <w:num w:numId="4" w16cid:durableId="1175650671">
+    <w:abstractNumId w:val="16"/>
+  </w:num>
+  <w:num w:numId="5" w16cid:durableId="638996396">
+    <w:abstractNumId w:val="34"/>
+  </w:num>
+  <w:num w:numId="6" w16cid:durableId="1735617058">
+    <w:abstractNumId w:val="21"/>
+  </w:num>
+  <w:num w:numId="7" w16cid:durableId="1309746679">
+    <w:abstractNumId w:val="24"/>
+  </w:num>
+  <w:num w:numId="8" w16cid:durableId="744843009">
+    <w:abstractNumId w:val="12"/>
+  </w:num>
+  <w:num w:numId="9" w16cid:durableId="1124663621">
+    <w:abstractNumId w:val="18"/>
+  </w:num>
+  <w:num w:numId="10" w16cid:durableId="1579095499">
+    <w:abstractNumId w:val="29"/>
+  </w:num>
+  <w:num w:numId="11" w16cid:durableId="1529105433">
+    <w:abstractNumId w:val="0"/>
+  </w:num>
+  <w:num w:numId="12" w16cid:durableId="2103140547">
+    <w:abstractNumId w:val="10"/>
+  </w:num>
+  <w:num w:numId="13" w16cid:durableId="987243336">
+    <w:abstractNumId w:val="5"/>
+  </w:num>
+  <w:num w:numId="14" w16cid:durableId="808984834">
+    <w:abstractNumId w:val="20"/>
+  </w:num>
+  <w:num w:numId="15" w16cid:durableId="328218130">
+    <w:abstractNumId w:val="7"/>
+  </w:num>
+  <w:num w:numId="16" w16cid:durableId="898982915">
+    <w:abstractNumId w:val="1"/>
+  </w:num>
+  <w:num w:numId="17" w16cid:durableId="1495805474">
+    <w:abstractNumId w:val="17"/>
+  </w:num>
+  <w:num w:numId="18" w16cid:durableId="690884291">
+    <w:abstractNumId w:val="8"/>
+  </w:num>
+  <w:num w:numId="19" w16cid:durableId="1487014574">
+    <w:abstractNumId w:val="2"/>
+  </w:num>
+  <w:num w:numId="20" w16cid:durableId="266279984">
+    <w:abstractNumId w:val="38"/>
+  </w:num>
+  <w:num w:numId="21" w16cid:durableId="14112578">
+    <w:abstractNumId w:val="4"/>
+  </w:num>
+  <w:num w:numId="22" w16cid:durableId="1315330499">
+    <w:abstractNumId w:val="23"/>
+  </w:num>
+  <w:num w:numId="23" w16cid:durableId="438136377">
+    <w:abstractNumId w:val="27"/>
+  </w:num>
+  <w:num w:numId="24" w16cid:durableId="469789286">
+    <w:abstractNumId w:val="32"/>
+  </w:num>
+  <w:num w:numId="25" w16cid:durableId="138959629">
+    <w:abstractNumId w:val="11"/>
+  </w:num>
+  <w:num w:numId="26" w16cid:durableId="1422995648">
+    <w:abstractNumId w:val="31"/>
+  </w:num>
+  <w:num w:numId="27" w16cid:durableId="571505155">
+    <w:abstractNumId w:val="33"/>
+  </w:num>
+  <w:num w:numId="28" w16cid:durableId="687104857">
+    <w:abstractNumId w:val="13"/>
+  </w:num>
+  <w:num w:numId="29" w16cid:durableId="774325958">
+    <w:abstractNumId w:val="14"/>
+  </w:num>
+  <w:num w:numId="30" w16cid:durableId="104086496">
+    <w:abstractNumId w:val="26"/>
+  </w:num>
+  <w:num w:numId="31" w16cid:durableId="182475773">
+    <w:abstractNumId w:val="25"/>
+  </w:num>
+  <w:num w:numId="32" w16cid:durableId="625232456">
+    <w:abstractNumId w:val="19"/>
+  </w:num>
+  <w:num w:numId="33" w16cid:durableId="594631184">
+    <w:abstractNumId w:val="35"/>
+  </w:num>
+  <w:num w:numId="34" w16cid:durableId="1540050662">
     <w:abstractNumId w:val="36"/>
   </w:num>
-  <w:num w:numId="2" w16cid:durableId="657001969">
-    <w:abstractNumId w:val="55"/>
-  </w:num>
-  <w:num w:numId="3" w16cid:durableId="1364400202">
-    <w:abstractNumId w:val="14"/>
-  </w:num>
-  <w:num w:numId="4" w16cid:durableId="1378117098">
-    <w:abstractNumId w:val="24"/>
-  </w:num>
-  <w:num w:numId="5" w16cid:durableId="113330030">
-    <w:abstractNumId w:val="13"/>
-  </w:num>
-  <w:num w:numId="6" w16cid:durableId="1510558025">
-    <w:abstractNumId w:val="23"/>
-  </w:num>
-  <w:num w:numId="7" w16cid:durableId="2101901819">
-    <w:abstractNumId w:val="40"/>
-  </w:num>
-  <w:num w:numId="8" w16cid:durableId="187106473">
-    <w:abstractNumId w:val="38"/>
-  </w:num>
-  <w:num w:numId="9" w16cid:durableId="1969049375">
-    <w:abstractNumId w:val="5"/>
-  </w:num>
-  <w:num w:numId="10" w16cid:durableId="1788040513">
-    <w:abstractNumId w:val="7"/>
-  </w:num>
-  <w:num w:numId="11" w16cid:durableId="100102800">
-    <w:abstractNumId w:val="48"/>
-  </w:num>
-  <w:num w:numId="12" w16cid:durableId="564921665">
-    <w:abstractNumId w:val="0"/>
-  </w:num>
-  <w:num w:numId="13" w16cid:durableId="696587723">
-    <w:abstractNumId w:val="46"/>
-  </w:num>
-  <w:num w:numId="14" w16cid:durableId="1889410339">
-    <w:abstractNumId w:val="35"/>
-  </w:num>
-  <w:num w:numId="15" w16cid:durableId="846287383">
-    <w:abstractNumId w:val="2"/>
-  </w:num>
-  <w:num w:numId="16" w16cid:durableId="1115490997">
-    <w:abstractNumId w:val="59"/>
-  </w:num>
-  <w:num w:numId="17" w16cid:durableId="395587781">
-    <w:abstractNumId w:val="39"/>
-  </w:num>
-  <w:num w:numId="18" w16cid:durableId="490176230">
-    <w:abstractNumId w:val="41"/>
-  </w:num>
-  <w:num w:numId="19" w16cid:durableId="1184319720">
+  <w:num w:numId="35" w16cid:durableId="1682466314">
     <w:abstractNumId w:val="9"/>
   </w:num>
-  <w:num w:numId="20" w16cid:durableId="643315265">
-    <w:abstractNumId w:val="26"/>
+  <w:num w:numId="36" w16cid:durableId="1590575919">
+    <w:abstractNumId w:val="30"/>
   </w:num>
-  <w:num w:numId="21" w16cid:durableId="2123108653">
-    <w:abstractNumId w:val="27"/>
+  <w:num w:numId="37" w16cid:durableId="1137650704">
+    <w:abstractNumId w:val="15"/>
   </w:num>
-  <w:num w:numId="22" w16cid:durableId="764153418">
-    <w:abstractNumId w:val="28"/>
+  <w:num w:numId="38" w16cid:durableId="729615048">
+    <w:abstractNumId w:val="6"/>
   </w:num>
-  <w:num w:numId="23" w16cid:durableId="1464076848">
-    <w:abstractNumId w:val="50"/>
-  </w:num>
-  <w:num w:numId="24" w16cid:durableId="296836965">
-    <w:abstractNumId w:val="61"/>
-  </w:num>
-  <w:num w:numId="25" w16cid:durableId="1742170123">
-    <w:abstractNumId w:val="64"/>
-  </w:num>
-  <w:num w:numId="26" w16cid:durableId="711811132">
-    <w:abstractNumId w:val="37"/>
-  </w:num>
-  <w:num w:numId="27" w16cid:durableId="1175650671">
-    <w:abstractNumId w:val="29"/>
-  </w:num>
-  <w:num w:numId="28" w16cid:durableId="638996396">
-    <w:abstractNumId w:val="57"/>
-  </w:num>
-  <w:num w:numId="29" w16cid:durableId="1735617058">
-    <w:abstractNumId w:val="34"/>
-  </w:num>
-  <w:num w:numId="30" w16cid:durableId="1681078889">
-    <w:abstractNumId w:val="63"/>
-  </w:num>
-  <w:num w:numId="31" w16cid:durableId="1688752709">
-    <w:abstractNumId w:val="17"/>
-  </w:num>
-  <w:num w:numId="32" w16cid:durableId="1309746679">
-    <w:abstractNumId w:val="43"/>
-  </w:num>
-  <w:num w:numId="33" w16cid:durableId="744843009">
-    <w:abstractNumId w:val="20"/>
-  </w:num>
-  <w:num w:numId="34" w16cid:durableId="1124663621">
-    <w:abstractNumId w:val="31"/>
-  </w:num>
-  <w:num w:numId="35" w16cid:durableId="1579095499">
-    <w:abstractNumId w:val="51"/>
-  </w:num>
-  <w:num w:numId="36" w16cid:durableId="1529105433">
-    <w:abstractNumId w:val="1"/>
-  </w:num>
-  <w:num w:numId="37" w16cid:durableId="2103140547">
-    <w:abstractNumId w:val="18"/>
-  </w:num>
-  <w:num w:numId="38" w16cid:durableId="987243336">
-    <w:abstractNumId w:val="10"/>
-  </w:num>
-  <w:num w:numId="39" w16cid:durableId="808984834">
-    <w:abstractNumId w:val="33"/>
-  </w:num>
-  <w:num w:numId="40" w16cid:durableId="328218130">
-    <w:abstractNumId w:val="12"/>
-  </w:num>
-  <w:num w:numId="41" w16cid:durableId="898982915">
+  <w:num w:numId="39" w16cid:durableId="1569458101">
     <w:abstractNumId w:val="3"/>
   </w:num>
-  <w:num w:numId="42" w16cid:durableId="1495805474">
-    <w:abstractNumId w:val="30"/>
-  </w:num>
-  <w:num w:numId="43" w16cid:durableId="690884291">
-    <w:abstractNumId w:val="15"/>
-  </w:num>
-  <w:num w:numId="44" w16cid:durableId="1487014574">
-    <w:abstractNumId w:val="4"/>
-  </w:num>
-  <w:num w:numId="45" w16cid:durableId="266279984">
-    <w:abstractNumId w:val="62"/>
-  </w:num>
-  <w:num w:numId="46" w16cid:durableId="14112578">
-    <w:abstractNumId w:val="8"/>
-  </w:num>
-  <w:num w:numId="47" w16cid:durableId="1315330499">
-    <w:abstractNumId w:val="42"/>
-  </w:num>
-  <w:num w:numId="48" w16cid:durableId="438136377">
-    <w:abstractNumId w:val="49"/>
-  </w:num>
-  <w:num w:numId="49" w16cid:durableId="469789286">
-    <w:abstractNumId w:val="54"/>
-  </w:num>
-  <w:num w:numId="50" w16cid:durableId="138959629">
-    <w:abstractNumId w:val="19"/>
-  </w:num>
-  <w:num w:numId="51" w16cid:durableId="1422995648">
-    <w:abstractNumId w:val="53"/>
-  </w:num>
-  <w:num w:numId="52" w16cid:durableId="571505155">
-    <w:abstractNumId w:val="56"/>
-  </w:num>
-  <w:num w:numId="53" w16cid:durableId="687104857">
-    <w:abstractNumId w:val="21"/>
-  </w:num>
-  <w:num w:numId="54" w16cid:durableId="774325958">
-    <w:abstractNumId w:val="22"/>
-  </w:num>
-  <w:num w:numId="55" w16cid:durableId="104086496">
-    <w:abstractNumId w:val="47"/>
-  </w:num>
-  <w:num w:numId="56" w16cid:durableId="182475773">
-    <w:abstractNumId w:val="44"/>
-  </w:num>
-  <w:num w:numId="57" w16cid:durableId="625232456">
-    <w:abstractNumId w:val="32"/>
-  </w:num>
-  <w:num w:numId="58" w16cid:durableId="594631184">
-    <w:abstractNumId w:val="58"/>
-  </w:num>
-  <w:num w:numId="59" w16cid:durableId="1540050662">
-    <w:abstractNumId w:val="60"/>
-  </w:num>
-  <w:num w:numId="60" w16cid:durableId="1682466314">
-    <w:abstractNumId w:val="16"/>
-  </w:num>
-  <w:num w:numId="61" w16cid:durableId="1590575919">
-    <w:abstractNumId w:val="52"/>
-  </w:num>
-  <w:num w:numId="62" w16cid:durableId="1137650704">
-    <w:abstractNumId w:val="25"/>
-  </w:num>
-  <w:num w:numId="63" w16cid:durableId="729615048">
-    <w:abstractNumId w:val="11"/>
-  </w:num>
-  <w:num w:numId="64" w16cid:durableId="439185228">
-    <w:abstractNumId w:val="45"/>
-  </w:num>
-  <w:num w:numId="65" w16cid:durableId="1569458101">
-    <w:abstractNumId w:val="6"/>
-  </w:num>
+  <w:numIdMacAtCleanup w:val="39"/>
 </w:numbering>
 </file>
 
